--- a/docs/BUG PATCHER 멀티플레이 추진계획서.docx
+++ b/docs/BUG PATCHER 멀티플레이 추진계획서.docx
@@ -13,13 +13,10 @@
     <w:p>
       <w:pPr/>
       <w:r>
-        <w:t xml:space="preserve">Oct 26, 2026</w:t>
-      </w:r>
-      <w:r>
-        <w:t xml:space="preserve"> · </w:t>
-      </w:r>
-      <w:r>
-        <w:t xml:space="preserve">@공용</w:t>
+        <w:t xml:space="preserve">Oct 29, 2026</w:t>
+      </w:r>
+      <w:r>
+        <w:t xml:space="preserve"> </w:t>
       </w:r>
     </w:p>
     <w:p>
@@ -137,7 +134,19 @@
     <w:p>
       <w:pPr/>
       <w:r>
-        <w:t xml:space="preserve">윈도우 프로그래밍 수업에서 만든 싱글플레이 게임 BUG PATCHER를, 네트워크 게임 프로그래밍 수업에서 2인 협동 멀티플레이 게임으로 바꾼다. 서버 1대가 게임 판정 전체를 맡고, 클라이언트 2대는 입력을 보내고 서버가 보낸 상태를 그린다.</w:t>
+        <w:t xml:space="preserve">윈도우 프로그래밍 수업에서 만든 싱글플레이 게임 BUG PATCHER를 네트워크 게임 프로그래밍 수업에서 2인 협동 멀티플레이 게임으로 바꾼다. </w:t>
+      </w:r>
+      <w:r>
+        <w:br/>
+      </w:r>
+      <w:r>
+        <w:t xml:space="preserve">PC 2대로 진행하며, PC 1은 서버와 클라이언트를 함께, PC 2는 클라이언트만 실행한다. </w:t>
+      </w:r>
+      <w:r>
+        <w:br/>
+      </w:r>
+      <w:r>
+        <w:t xml:space="preserve">서버가 게임 판정 전체를 맡고, 두 클라이언트는 입력을 보내고 서버가 보낸 상태를 그린다.</w:t>
       </w:r>
     </w:p>
     <w:tbl>
@@ -295,7 +304,7 @@
           <w:p>
             <w:pPr/>
             <w:r>
-              <w:t xml:space="preserve">네트워크 게임 프로그래밍 팀 (팀원은 6장 참고)</w:t>
+              <w:t xml:space="preserve">김현수, 조형진</w:t>
             </w:r>
           </w:p>
         </w:tc>
@@ -331,9 +340,9 @@
         <w:tblLook w:val="04A0" w:firstRow="1" w:lastRow="0" w:firstColumn="0" w:lastColumn="0" w:noHBand="0" w:noVBand="1"/>
       </w:tblPr>
       <w:tblGrid>
-        <w:gridCol w:w="2898"/>
-        <w:gridCol w:w="5066"/>
-        <w:gridCol w:w="1394"/>
+        <w:gridCol w:w="2815"/>
+        <w:gridCol w:w="4830"/>
+        <w:gridCol w:w="1715"/>
       </w:tblGrid>
       <w:tr>
         <w:trPr>
@@ -341,7 +350,7 @@
         </w:trPr>
         <w:tc>
           <w:tcPr>
-            <w:tcW w:w="2898" w:type="dxa"/>
+            <w:tcW w:w="2815" w:type="dxa"/>
             <w:shd w:val="clear" w:color="auto" w:fill="F2F2F2"/>
           </w:tcPr>
           <w:p>
@@ -353,7 +362,7 @@
         </w:tc>
         <w:tc>
           <w:tcPr>
-            <w:tcW w:w="5066" w:type="dxa"/>
+            <w:tcW w:w="4830" w:type="dxa"/>
             <w:shd w:val="clear" w:color="auto" w:fill="F2F2F2"/>
           </w:tcPr>
           <w:p>
@@ -365,7 +374,7 @@
         </w:tc>
         <w:tc>
           <w:tcPr>
-            <w:tcW w:w="1394" w:type="dxa"/>
+            <w:tcW w:w="1715" w:type="dxa"/>
             <w:shd w:val="clear" w:color="auto" w:fill="F2F2F2"/>
           </w:tcPr>
           <w:p>
@@ -379,7 +388,7 @@
       <w:tr>
         <w:tc>
           <w:tcPr>
-            <w:tcW w:w="2898" w:type="dxa"/>
+            <w:tcW w:w="2815" w:type="dxa"/>
           </w:tcPr>
           <w:p>
             <w:pPr/>
@@ -390,7 +399,7 @@
         </w:tc>
         <w:tc>
           <w:tcPr>
-            <w:tcW w:w="5066" w:type="dxa"/>
+            <w:tcW w:w="4830" w:type="dxa"/>
           </w:tcPr>
           <w:p>
             <w:pPr/>
@@ -401,20 +410,20 @@
         </w:tc>
         <w:tc>
           <w:tcPr>
-            <w:tcW w:w="1394" w:type="dxa"/>
-          </w:tcPr>
-          <w:p>
-            <w:pPr/>
-            <w:r>
-              <w:t xml:space="preserve">(이름 기입)</w:t>
-            </w:r>
-          </w:p>
-        </w:tc>
-      </w:tr>
-      <w:tr>
-        <w:tc>
-          <w:tcPr>
-            <w:tcW w:w="2898" w:type="dxa"/>
+            <w:tcW w:w="1715" w:type="dxa"/>
+          </w:tcPr>
+          <w:p>
+            <w:pPr/>
+            <w:r>
+              <w:t xml:space="preserve">조형진, 홍승우</w:t>
+            </w:r>
+          </w:p>
+        </w:tc>
+      </w:tr>
+      <w:tr>
+        <w:tc>
+          <w:tcPr>
+            <w:tcW w:w="2815" w:type="dxa"/>
           </w:tcPr>
           <w:p>
             <w:pPr/>
@@ -425,7 +434,7 @@
         </w:tc>
         <w:tc>
           <w:tcPr>
-            <w:tcW w:w="5066" w:type="dxa"/>
+            <w:tcW w:w="4830" w:type="dxa"/>
           </w:tcPr>
           <w:p>
             <w:pPr/>
@@ -436,12 +445,12 @@
         </w:tc>
         <w:tc>
           <w:tcPr>
-            <w:tcW w:w="1394" w:type="dxa"/>
-          </w:tcPr>
-          <w:p>
-            <w:pPr/>
-            <w:r>
-              <w:t xml:space="preserve">(이름 기입)</w:t>
+            <w:tcW w:w="1715" w:type="dxa"/>
+          </w:tcPr>
+          <w:p>
+            <w:pPr/>
+            <w:r>
+              <w:t xml:space="preserve">김현수, 조형진</w:t>
             </w:r>
           </w:p>
         </w:tc>
@@ -452,7 +461,7 @@
         <w:pStyle w:val="Heading3"/>
       </w:pPr>
       <w:r>
-        <w:t xml:space="preserve">스크린샷 (원작)</w:t>
+        <w:t xml:space="preserve">스크린샷</w:t>
       </w:r>
     </w:p>
     <w:p>
@@ -614,7 +623,7 @@
     <w:p>
       <w:pPr/>
       <w:r>
-        <w:t xml:space="preserve">플레이 화면(격자 맵). 파리채가 마우스 방향으로 휘둘러지고, 좌상단에 경험치 바와 플레이 시간이 표시된다.</w:t>
+        <w:t xml:space="preserve">플레이 화면. 파리채가 마우스 방향으로 휘둘러지고, 좌상단에 경험치 바와 플레이 시간이 표시된다.</w:t>
       </w:r>
     </w:p>
     <w:p>
@@ -622,7 +631,7 @@
         <w:pStyle w:val="Heading3"/>
       </w:pPr>
       <w:r>
-        <w:t xml:space="preserve">어떻게 작동하나 (원작)</w:t>
+        <w:t xml:space="preserve">어떻게 작동하나</w:t>
       </w:r>
     </w:p>
     <w:p>
@@ -682,7 +691,7 @@
         </w:numPr>
       </w:pPr>
       <w:r>
-        <w:t xml:space="preserve">2분, 3분, 4분에 보스 1·2·3이 나온다. 보스 3을 잡으면 PATCHED 엔딩, HP가 0이 되면 게임 오버다.</w:t>
+        <w:t xml:space="preserve">2분, 3분, 4분에 보스 1·2·3이 나온다. 보스 3을 잡으면 PATCHED 엔딩, HP가 0이 되면 게임 오버.</w:t>
       </w:r>
     </w:p>
     <w:p>
@@ -690,7 +699,7 @@
         <w:pStyle w:val="Heading3"/>
       </w:pPr>
       <w:r>
-        <w:t xml:space="preserve">멀티플레이 규칙 (제안)</w:t>
+        <w:t xml:space="preserve">멀티플레이 규칙</w:t>
       </w:r>
     </w:p>
     <w:tbl>
@@ -848,7 +857,7 @@
           <w:p>
             <w:pPr/>
             <w:r>
-              <w:t xml:space="preserve">고르는 동안에도 월드는 멈추지 않는다 (원작은 게임 전체가 멈춤)</w:t>
+              <w:t xml:space="preserve">고르는 동안에도 월드는 멈추지 않는다</w:t>
             </w:r>
           </w:p>
         </w:tc>
@@ -861,6 +870,30 @@
           <w:p>
             <w:pPr/>
             <w:r>
+              <w:t xml:space="preserve">적 생성</w:t>
+            </w:r>
+          </w:p>
+        </w:tc>
+        <w:tc>
+          <w:tcPr>
+            <w:tcW w:w="7361" w:type="dxa"/>
+          </w:tcPr>
+          <w:p>
+            <w:pPr/>
+            <w:r>
+              <w:t xml:space="preserve">두 플레이어 화면 밖에서 번갈아 생성하고, 상대 화면 안에 걸리면 위치를 다시 고른다. 생성 수는 살아 있는 인원을 기준으로 밸런스 조정 때 정한다</w:t>
+            </w:r>
+          </w:p>
+        </w:tc>
+      </w:tr>
+      <w:tr>
+        <w:tc>
+          <w:tcPr>
+            <w:tcW w:w="1998" w:type="dxa"/>
+          </w:tcPr>
+          <w:p>
+            <w:pPr/>
+            <w:r>
               <w:t xml:space="preserve">사망</w:t>
             </w:r>
           </w:p>
@@ -873,6 +906,30 @@
             <w:pPr/>
             <w:r>
               <w:t xml:space="preserve">한 명이 죽으면 관전, 둘 다 죽으면 게임 오버</w:t>
+            </w:r>
+          </w:p>
+        </w:tc>
+      </w:tr>
+      <w:tr>
+        <w:tc>
+          <w:tcPr>
+            <w:tcW w:w="1998" w:type="dxa"/>
+          </w:tcPr>
+          <w:p>
+            <w:pPr/>
+            <w:r>
+              <w:t xml:space="preserve">접속 끊김</w:t>
+            </w:r>
+          </w:p>
+        </w:tc>
+        <w:tc>
+          <w:tcPr>
+            <w:tcW w:w="7361" w:type="dxa"/>
+          </w:tcPr>
+          <w:p>
+            <w:pPr/>
+            <w:r>
+              <w:t xml:space="preserve">나간 플레이어는 사망으로 처리하고, 남은 1명이 계속 진행한다</w:t>
             </w:r>
           </w:p>
         </w:tc>
@@ -1023,7 +1080,7 @@
           <w:p>
             <w:pPr/>
             <w:r>
-              <w:t xml:space="preserve">네트워크 초기화, 월드 스레드 시작 후 반복: WSAPoll → 소켓 배열 순회(accept, recv, recvfrom) → 수신 큐 등록 → 송신 큐의 패킷 send/sendto</w:t>
+              <w:t xml:space="preserve">네트워크 초기화, 월드 스레드 시작 후 반복: WSAPoll → 소켓 배열 순회(accept, recv, recvfrom) → 로비 패킷(LOGIN, UDP_HELLO, MAP_SELECT)은 직접 처리, 게임 패킷은 수신 큐 등록 → 송신 큐의 패킷 send/sendto</w:t>
             </w:r>
           </w:p>
         </w:tc>
@@ -1047,7 +1104,7 @@
           <w:p>
             <w:pPr/>
             <w:r>
-              <w:t xml:space="preserve">월드 초기화, 게임 시작 대기 후 반복: 33ms 틱 → 월드 이벤트(수신 큐) 순회 → 게임 월드 시뮬레이션 → 센드 이벤트 등록</w:t>
+              <w:t xml:space="preserve">월드 초기화, 게임 시작 대기 후 반복: 33ms 틱 → 월드 이벤트(수신 큐) 순회 → 게임 월드 시뮬레이션 → 샌드 이벤트 등록</w:t>
             </w:r>
           </w:p>
         </w:tc>
@@ -1071,7 +1128,7 @@
           <w:p>
             <w:pPr/>
             <w:r>
-              <w:t xml:space="preserve">메시지 루프: 키·마우스 입력을 C2S_INPUT으로 sendto(UDP), WM_PAINT에서 스냅샷 렌더링</w:t>
+              <w:t xml:space="preserve">메시지 루프: 키·마우스 입력을 C2S_INPUT으로 sendto(UDP), WM_PAINT에서 스냅샷 렌더링 (입력은 SetTimer 33ms마다 보냄)</w:t>
             </w:r>
           </w:p>
         </w:tc>
@@ -1095,12 +1152,210 @@
           <w:p>
             <w:pPr/>
             <w:r>
-              <w:t xml:space="preserve">WSAPoll(TCP·UDP) → recv/recvfrom → 패킷 조립 → SnapshotBuffer 갱신 → InvalidateRect</w:t>
+              <w:t xml:space="preserve">TCP 수신 스레드: recv → 패킷 조립 → UI 이벤트를 PostMessage / UDP 수신 스레드: recvfrom → SnapshotBuffer 갱신 → InvalidateRect</w:t>
             </w:r>
           </w:p>
         </w:tc>
       </w:tr>
     </w:tbl>
+    <w:p>
+      <w:pPr>
+        <w:pStyle w:val="Heading3"/>
+      </w:pPr>
+      <w:r>
+        <w:t xml:space="preserve">실행 구성</w:t>
+      </w:r>
+    </w:p>
+    <w:p>
+      <w:pPr/>
+      <w:r>
+        <w:t xml:space="preserve">PC 2대로 진행한다. PC 1이 서버와 1P 클라이언트를 함께 실행하고, PC 2는 2P 클라이언트만 실행한다.</w:t>
+      </w:r>
+    </w:p>
+    <w:tbl>
+      <w:tblPr>
+        <w:tblStyle w:val="TableGrid"/>
+        <w:tblW w:w="0" w:type="auto"/>
+        <w:tblLayout w:type="fixed"/>
+        <w:tblLook w:val="04A0" w:firstRow="1" w:lastRow="0" w:firstColumn="0" w:lastColumn="0" w:noHBand="0" w:noVBand="1"/>
+      </w:tblPr>
+      <w:tblGrid>
+        <w:gridCol w:w="2347"/>
+        <w:gridCol w:w="4395"/>
+        <w:gridCol w:w="2616"/>
+      </w:tblGrid>
+      <w:tr>
+        <w:trPr>
+          <w:tblHeader/>
+        </w:trPr>
+        <w:tc>
+          <w:tcPr>
+            <w:tcW w:w="2347" w:type="dxa"/>
+            <w:shd w:val="clear" w:color="auto" w:fill="F2F2F2"/>
+          </w:tcPr>
+          <w:p>
+            <w:pPr/>
+            <w:r>
+              <w:t xml:space="preserve">PC</w:t>
+            </w:r>
+          </w:p>
+        </w:tc>
+        <w:tc>
+          <w:tcPr>
+            <w:tcW w:w="4395" w:type="dxa"/>
+            <w:shd w:val="clear" w:color="auto" w:fill="F2F2F2"/>
+          </w:tcPr>
+          <w:p>
+            <w:pPr/>
+            <w:r>
+              <w:t xml:space="preserve">실행 프로그램</w:t>
+            </w:r>
+          </w:p>
+        </w:tc>
+        <w:tc>
+          <w:tcPr>
+            <w:tcW w:w="2616" w:type="dxa"/>
+            <w:shd w:val="clear" w:color="auto" w:fill="F2F2F2"/>
+          </w:tcPr>
+          <w:p>
+            <w:pPr/>
+            <w:r>
+              <w:t xml:space="preserve">서버 접속 주소</w:t>
+            </w:r>
+          </w:p>
+        </w:tc>
+      </w:tr>
+      <w:tr>
+        <w:tc>
+          <w:tcPr>
+            <w:tcW w:w="2347" w:type="dxa"/>
+          </w:tcPr>
+          <w:p>
+            <w:pPr/>
+            <w:r>
+              <w:t xml:space="preserve">PC 1 (호스트)</w:t>
+            </w:r>
+          </w:p>
+        </w:tc>
+        <w:tc>
+          <w:tcPr>
+            <w:tcW w:w="4395" w:type="dxa"/>
+          </w:tcPr>
+          <w:p>
+            <w:pPr/>
+            <w:r>
+              <w:t xml:space="preserve">Server.exe, Client.exe (1P)</w:t>
+            </w:r>
+          </w:p>
+        </w:tc>
+        <w:tc>
+          <w:tcPr>
+            <w:tcW w:w="2616" w:type="dxa"/>
+          </w:tcPr>
+          <w:p>
+            <w:pPr/>
+            <w:r>
+              <w:t xml:space="preserve">127.0.0.1</w:t>
+            </w:r>
+          </w:p>
+        </w:tc>
+      </w:tr>
+      <w:tr>
+        <w:tc>
+          <w:tcPr>
+            <w:tcW w:w="2347" w:type="dxa"/>
+          </w:tcPr>
+          <w:p>
+            <w:pPr/>
+            <w:r>
+              <w:t xml:space="preserve">PC 2</w:t>
+            </w:r>
+          </w:p>
+        </w:tc>
+        <w:tc>
+          <w:tcPr>
+            <w:tcW w:w="4395" w:type="dxa"/>
+          </w:tcPr>
+          <w:p>
+            <w:pPr/>
+            <w:r>
+              <w:t xml:space="preserve">Client.exe (2P)</w:t>
+            </w:r>
+          </w:p>
+        </w:tc>
+        <w:tc>
+          <w:tcPr>
+            <w:tcW w:w="2616" w:type="dxa"/>
+          </w:tcPr>
+          <w:p>
+            <w:pPr/>
+            <w:r>
+              <w:t xml:space="preserve">PC 1의 LAN IP</w:t>
+            </w:r>
+          </w:p>
+        </w:tc>
+      </w:tr>
+    </w:tbl>
+    <w:p>
+      <w:pPr>
+        <w:pStyle w:val="ListParagraph"/>
+        <w:numPr>
+          <w:ilvl w:val="0"/>
+          <w:numId w:val="4"/>
+        </w:numPr>
+      </w:pPr>
+      <w:r>
+        <w:t xml:space="preserve">같은 PC에서도 서버와 클라이언트는 별도 프로세스다. 클라이언트의 구조와 프로토콜은 PC 1과 PC 2가 같고, 접속 주소만 다르다.</w:t>
+      </w:r>
+    </w:p>
+    <w:p>
+      <w:pPr>
+        <w:pStyle w:val="ListParagraph"/>
+        <w:numPr>
+          <w:ilvl w:val="0"/>
+          <w:numId w:val="4"/>
+        </w:numPr>
+      </w:pPr>
+      <w:r>
+        <w:t xml:space="preserve">서버의 TCP·UDP 포트는 고정하고, 클라이언트 UDP 소켓은 따로 bind하지 않고 첫 sendto 때 OS가 포트를 정하게 한다. 그래서 PC 1에서 서버와 클라이언트의 포트가 겹치지 않는다.</w:t>
+      </w:r>
+    </w:p>
+    <w:p>
+      <w:pPr>
+        <w:pStyle w:val="ListParagraph"/>
+        <w:numPr>
+          <w:ilvl w:val="0"/>
+          <w:numId w:val="4"/>
+        </w:numPr>
+      </w:pPr>
+      <w:r>
+        <w:t xml:space="preserve">클라이언트 접속 화면에서 서버 IP를 입력받는다(기본값 127.0.0.1).</w:t>
+      </w:r>
+    </w:p>
+    <w:p>
+      <w:pPr>
+        <w:pStyle w:val="ListParagraph"/>
+        <w:numPr>
+          <w:ilvl w:val="0"/>
+          <w:numId w:val="4"/>
+        </w:numPr>
+      </w:pPr>
+      <w:r>
+        <w:t xml:space="preserve">PC 1에서 서버를 먼저 실행한 뒤 클라이언트를 켠다. PC 1의 Windows 방화벽에서 서버 포트(TCP, UDP)를 허용해야 PC 2가 접속할 수 있다.</w:t>
+      </w:r>
+    </w:p>
+    <w:p>
+      <w:pPr>
+        <w:pStyle w:val="ListParagraph"/>
+        <w:numPr>
+          <w:ilvl w:val="0"/>
+          <w:numId w:val="4"/>
+        </w:numPr>
+      </w:pPr>
+      <w:r>
+        <w:t xml:space="preserve">PC 1의 클라이언트는 루프백이라 지연이 거의 없고 PC 2는 LAN 지연이 더해진다. 판정은 모두 서버에서 하므로 같은 LAN에서는 두 플레이어의 차이가 작다.</w:t>
+      </w:r>
+    </w:p>
     <w:p>
       <w:pPr>
         <w:pStyle w:val="Heading2"/>
@@ -1132,8 +1387,9 @@
       </w:tblPr>
       <w:tblGrid>
         <w:gridCol w:w="1159"/>
-        <w:gridCol w:w="3281"/>
+        <w:gridCol w:w="2385"/>
         <w:gridCol w:w="4920"/>
+        <w:gridCol w:w="896"/>
       </w:tblGrid>
       <w:tr>
         <w:trPr>
@@ -1153,7 +1409,7 @@
         </w:tc>
         <w:tc>
           <w:tcPr>
-            <w:tcW w:w="3281" w:type="dxa"/>
+            <w:tcW w:w="2385" w:type="dxa"/>
             <w:shd w:val="clear" w:color="auto" w:fill="F2F2F2"/>
           </w:tcPr>
           <w:p>
@@ -1175,6 +1431,18 @@
             </w:r>
           </w:p>
         </w:tc>
+        <w:tc>
+          <w:tcPr>
+            <w:tcW w:w="896" w:type="dxa"/>
+            <w:shd w:val="clear" w:color="auto" w:fill="F2F2F2"/>
+          </w:tcPr>
+          <w:p>
+            <w:pPr/>
+            <w:r>
+              <w:t xml:space="preserve">담당</w:t>
+            </w:r>
+          </w:p>
+        </w:tc>
       </w:tr>
       <w:tr>
         <w:tc>
@@ -1190,7 +1458,7 @@
         </w:tc>
         <w:tc>
           <w:tcPr>
-            <w:tcW w:w="3281" w:type="dxa"/>
+            <w:tcW w:w="2385" w:type="dxa"/>
           </w:tcPr>
           <w:p>
             <w:pPr/>
@@ -1210,6 +1478,17 @@
             </w:r>
           </w:p>
         </w:tc>
+        <w:tc>
+          <w:tcPr>
+            <w:tcW w:w="896" w:type="dxa"/>
+          </w:tcPr>
+          <w:p>
+            <w:pPr/>
+            <w:r>
+              <w:t xml:space="preserve">김현수</w:t>
+            </w:r>
+          </w:p>
+        </w:tc>
       </w:tr>
       <w:tr>
         <w:tc>
@@ -1225,7 +1504,7 @@
         </w:tc>
         <w:tc>
           <w:tcPr>
-            <w:tcW w:w="3281" w:type="dxa"/>
+            <w:tcW w:w="2385" w:type="dxa"/>
           </w:tcPr>
           <w:p>
             <w:pPr/>
@@ -1245,6 +1524,17 @@
             </w:r>
           </w:p>
         </w:tc>
+        <w:tc>
+          <w:tcPr>
+            <w:tcW w:w="896" w:type="dxa"/>
+          </w:tcPr>
+          <w:p>
+            <w:pPr/>
+            <w:r>
+              <w:t xml:space="preserve">조형진</w:t>
+            </w:r>
+          </w:p>
+        </w:tc>
       </w:tr>
       <w:tr>
         <w:tc>
@@ -1260,7 +1550,7 @@
         </w:tc>
         <w:tc>
           <w:tcPr>
-            <w:tcW w:w="3281" w:type="dxa"/>
+            <w:tcW w:w="2385" w:type="dxa"/>
           </w:tcPr>
           <w:p>
             <w:pPr/>
@@ -1276,7 +1566,18 @@
           <w:p>
             <w:pPr/>
             <w:r>
-              <w:t xml:space="preserve">TCP 리슨 소켓, UDP 소켓 1개, WSAPoll 루프, 세션 배열 관리</w:t>
+              <w:t xml:space="preserve">TCP 리슨 소켓, WSAPoll 루프(UDP 소켓 포함), 세션 배열 관리, 송신 큐 비우기</w:t>
+            </w:r>
+          </w:p>
+        </w:tc>
+        <w:tc>
+          <w:tcPr>
+            <w:tcW w:w="896" w:type="dxa"/>
+          </w:tcPr>
+          <w:p>
+            <w:pPr/>
+            <w:r>
+              <w:t xml:space="preserve">김현수</w:t>
             </w:r>
           </w:p>
         </w:tc>
@@ -1295,7 +1596,7 @@
         </w:tc>
         <w:tc>
           <w:tcPr>
-            <w:tcW w:w="3281" w:type="dxa"/>
+            <w:tcW w:w="2385" w:type="dxa"/>
           </w:tcPr>
           <w:p>
             <w:pPr/>
@@ -1311,7 +1612,18 @@
           <w:p>
             <w:pPr/>
             <w:r>
-              <w:t xml:space="preserve">클라이언트 TCP 소켓 1개, 등록된 UDP 주소, playerId, token, 수신 버퍼(패킷 조립), 미전송 송신 버퍼</w:t>
+              <w:t xml:space="preserve">클라이언트 TCP 소켓 1개, playerId, token, 수신 버퍼(패킷 조립), 미전송 송신 버퍼</w:t>
+            </w:r>
+          </w:p>
+        </w:tc>
+        <w:tc>
+          <w:tcPr>
+            <w:tcW w:w="896" w:type="dxa"/>
+          </w:tcPr>
+          <w:p>
+            <w:pPr/>
+            <w:r>
+              <w:t xml:space="preserve">김현수</w:t>
             </w:r>
           </w:p>
         </w:tc>
@@ -1330,7 +1642,53 @@
         </w:tc>
         <w:tc>
           <w:tcPr>
-            <w:tcW w:w="3281" w:type="dxa"/>
+            <w:tcW w:w="2385" w:type="dxa"/>
+          </w:tcPr>
+          <w:p>
+            <w:pPr/>
+            <w:r>
+              <w:t xml:space="preserve">UdpEndpoint</w:t>
+            </w:r>
+          </w:p>
+        </w:tc>
+        <w:tc>
+          <w:tcPr>
+            <w:tcW w:w="4920" w:type="dxa"/>
+          </w:tcPr>
+          <w:p>
+            <w:pPr/>
+            <w:r>
+              <w:t xml:space="preserve">UDP 소켓 1개, recvfrom 처리(UDP_HELLO 주소 등록, C2S_INPUT seq 검사), 등록된 주소로 sendto. 메인 스레드의 WSAPoll 루프가 호출</w:t>
+            </w:r>
+          </w:p>
+        </w:tc>
+        <w:tc>
+          <w:tcPr>
+            <w:tcW w:w="896" w:type="dxa"/>
+          </w:tcPr>
+          <w:p>
+            <w:pPr/>
+            <w:r>
+              <w:t xml:space="preserve">조형진</w:t>
+            </w:r>
+          </w:p>
+        </w:tc>
+      </w:tr>
+      <w:tr>
+        <w:tc>
+          <w:tcPr>
+            <w:tcW w:w="1159" w:type="dxa"/>
+          </w:tcPr>
+          <w:p>
+            <w:pPr/>
+            <w:r>
+              <w:t xml:space="preserve">Server</w:t>
+            </w:r>
+          </w:p>
+        </w:tc>
+        <w:tc>
+          <w:tcPr>
+            <w:tcW w:w="2385" w:type="dxa"/>
           </w:tcPr>
           <w:p>
             <w:pPr/>
@@ -1350,6 +1708,17 @@
             </w:r>
           </w:p>
         </w:tc>
+        <w:tc>
+          <w:tcPr>
+            <w:tcW w:w="896" w:type="dxa"/>
+          </w:tcPr>
+          <w:p>
+            <w:pPr/>
+            <w:r>
+              <w:t xml:space="preserve">조형진</w:t>
+            </w:r>
+          </w:p>
+        </w:tc>
       </w:tr>
       <w:tr>
         <w:tc>
@@ -1365,7 +1734,7 @@
         </w:tc>
         <w:tc>
           <w:tcPr>
-            <w:tcW w:w="3281" w:type="dxa"/>
+            <w:tcW w:w="2385" w:type="dxa"/>
           </w:tcPr>
           <w:p>
             <w:pPr/>
@@ -1385,6 +1754,17 @@
             </w:r>
           </w:p>
         </w:tc>
+        <w:tc>
+          <w:tcPr>
+            <w:tcW w:w="896" w:type="dxa"/>
+          </w:tcPr>
+          <w:p>
+            <w:pPr/>
+            <w:r>
+              <w:t xml:space="preserve">조형진</w:t>
+            </w:r>
+          </w:p>
+        </w:tc>
       </w:tr>
       <w:tr>
         <w:tc>
@@ -1400,7 +1780,7 @@
         </w:tc>
         <w:tc>
           <w:tcPr>
-            <w:tcW w:w="3281" w:type="dxa"/>
+            <w:tcW w:w="2385" w:type="dxa"/>
           </w:tcPr>
           <w:p>
             <w:pPr/>
@@ -1420,6 +1800,17 @@
             </w:r>
           </w:p>
         </w:tc>
+        <w:tc>
+          <w:tcPr>
+            <w:tcW w:w="896" w:type="dxa"/>
+          </w:tcPr>
+          <w:p>
+            <w:pPr/>
+            <w:r>
+              <w:t xml:space="preserve">김현수</w:t>
+            </w:r>
+          </w:p>
+        </w:tc>
       </w:tr>
       <w:tr>
         <w:tc>
@@ -1435,7 +1826,7 @@
         </w:tc>
         <w:tc>
           <w:tcPr>
-            <w:tcW w:w="3281" w:type="dxa"/>
+            <w:tcW w:w="2385" w:type="dxa"/>
           </w:tcPr>
           <w:p>
             <w:pPr/>
@@ -1451,7 +1842,18 @@
           <w:p>
             <w:pPr/>
             <w:r>
-              <w:t xml:space="preserve">TCP connect, UDP 소켓, Send*() 함수, 수신 스레드, 패킷 조립</w:t>
+              <w:t xml:space="preserve">TCP connect, TCP 수신 스레드, 패킷 조립, TCP Send 함수</w:t>
+            </w:r>
+          </w:p>
+        </w:tc>
+        <w:tc>
+          <w:tcPr>
+            <w:tcW w:w="896" w:type="dxa"/>
+          </w:tcPr>
+          <w:p>
+            <w:pPr/>
+            <w:r>
+              <w:t xml:space="preserve">김현수</w:t>
             </w:r>
           </w:p>
         </w:tc>
@@ -1470,7 +1872,53 @@
         </w:tc>
         <w:tc>
           <w:tcPr>
-            <w:tcW w:w="3281" w:type="dxa"/>
+            <w:tcW w:w="2385" w:type="dxa"/>
+          </w:tcPr>
+          <w:p>
+            <w:pPr/>
+            <w:r>
+              <w:t xml:space="preserve">UdpClient</w:t>
+            </w:r>
+          </w:p>
+        </w:tc>
+        <w:tc>
+          <w:tcPr>
+            <w:tcW w:w="4920" w:type="dxa"/>
+          </w:tcPr>
+          <w:p>
+            <w:pPr/>
+            <w:r>
+              <w:t xml:space="preserve">UDP 소켓, UDP 수신 스레드, SendUdpHello 반복, SendInput(seq)</w:t>
+            </w:r>
+          </w:p>
+        </w:tc>
+        <w:tc>
+          <w:tcPr>
+            <w:tcW w:w="896" w:type="dxa"/>
+          </w:tcPr>
+          <w:p>
+            <w:pPr/>
+            <w:r>
+              <w:t xml:space="preserve">조형진</w:t>
+            </w:r>
+          </w:p>
+        </w:tc>
+      </w:tr>
+      <w:tr>
+        <w:tc>
+          <w:tcPr>
+            <w:tcW w:w="1159" w:type="dxa"/>
+          </w:tcPr>
+          <w:p>
+            <w:pPr/>
+            <w:r>
+              <w:t xml:space="preserve">Client</w:t>
+            </w:r>
+          </w:p>
+        </w:tc>
+        <w:tc>
+          <w:tcPr>
+            <w:tcW w:w="2385" w:type="dxa"/>
           </w:tcPr>
           <w:p>
             <w:pPr/>
@@ -1486,7 +1934,18 @@
           <w:p>
             <w:pPr/>
             <w:r>
-              <w:t xml:space="preserve">마지막으로 받은 월드 상태. 수신 스레드가 쓰고 메인 스레드가 읽음</w:t>
+              <w:t xml:space="preserve">마지막으로 받은 월드 상태. UDP 수신 스레드가 쓰고 메인 스레드가 읽음</w:t>
+            </w:r>
+          </w:p>
+        </w:tc>
+        <w:tc>
+          <w:tcPr>
+            <w:tcW w:w="896" w:type="dxa"/>
+          </w:tcPr>
+          <w:p>
+            <w:pPr/>
+            <w:r>
+              <w:t xml:space="preserve">조형진</w:t>
             </w:r>
           </w:p>
         </w:tc>
@@ -1505,7 +1964,7 @@
         </w:tc>
         <w:tc>
           <w:tcPr>
-            <w:tcW w:w="3281" w:type="dxa"/>
+            <w:tcW w:w="2385" w:type="dxa"/>
           </w:tcPr>
           <w:p>
             <w:pPr/>
@@ -1522,6 +1981,17 @@
             <w:pPr/>
             <w:r>
               <w:t xml:space="preserve">원작 WndProc 기반. 입력 수집, 카메라, GifSprite 렌더링, UI</w:t>
+            </w:r>
+          </w:p>
+        </w:tc>
+        <w:tc>
+          <w:tcPr>
+            <w:tcW w:w="896" w:type="dxa"/>
+          </w:tcPr>
+          <w:p>
+            <w:pPr/>
+            <w:r>
+              <w:t xml:space="preserve">김현수</w:t>
             </w:r>
           </w:p>
         </w:tc>
@@ -1544,8 +2014,8 @@
       </w:tblPr>
       <w:tblGrid>
         <w:gridCol w:w="1752"/>
-        <w:gridCol w:w="3881"/>
-        <w:gridCol w:w="3727"/>
+        <w:gridCol w:w="3178"/>
+        <w:gridCol w:w="4430"/>
       </w:tblGrid>
       <w:tr>
         <w:trPr>
@@ -1565,7 +2035,7 @@
         </w:tc>
         <w:tc>
           <w:tcPr>
-            <w:tcW w:w="3881" w:type="dxa"/>
+            <w:tcW w:w="3178" w:type="dxa"/>
             <w:shd w:val="clear" w:color="auto" w:fill="F2F2F2"/>
           </w:tcPr>
           <w:p>
@@ -1577,7 +2047,7 @@
         </w:tc>
         <w:tc>
           <w:tcPr>
-            <w:tcW w:w="3727" w:type="dxa"/>
+            <w:tcW w:w="4430" w:type="dxa"/>
             <w:shd w:val="clear" w:color="auto" w:fill="F2F2F2"/>
           </w:tcPr>
           <w:p>
@@ -1602,23 +2072,23 @@
         </w:tc>
         <w:tc>
           <w:tcPr>
-            <w:tcW w:w="3881" w:type="dxa"/>
-          </w:tcPr>
-          <w:p>
-            <w:pPr/>
-            <w:r>
-              <w:t xml:space="preserve">id, x, y, hp, level, killCount, aimAngle, 무기별 레벨, 무기별 active</w:t>
-            </w:r>
-          </w:p>
-        </w:tc>
-        <w:tc>
-          <w:tcPr>
-            <w:tcW w:w="3727" w:type="dxa"/>
-          </w:tcPr>
-          <w:p>
-            <w:pPr/>
-            <w:r>
-              <w:t xml:space="preserve">무기 이펙트를 그리려면 active와 각도가 필요</w:t>
+            <w:tcW w:w="3178" w:type="dxa"/>
+          </w:tcPr>
+          <w:p>
+            <w:pPr/>
+            <w:r>
+              <w:t xml:space="preserve">id, x, y, hp, level, killCount, aimAngle, 무기별 레벨, 무기별 active, 소금총 탄(active, x, y)</w:t>
+            </w:r>
+          </w:p>
+        </w:tc>
+        <w:tc>
+          <w:tcPr>
+            <w:tcW w:w="4430" w:type="dxa"/>
+          </w:tcPr>
+          <w:p>
+            <w:pPr/>
+            <w:r>
+              <w:t xml:space="preserve">무기 이펙트를 그리려면 active와 각도가 필요. 소금총은 탄이 플레이어와 따로 날아가므로 탄 위치가 있어야 그릴 수 있다</w:t>
             </w:r>
           </w:p>
         </w:tc>
@@ -1637,23 +2107,23 @@
         </w:tc>
         <w:tc>
           <w:tcPr>
-            <w:tcW w:w="3881" w:type="dxa"/>
-          </w:tcPr>
-          <w:p>
-            <w:pPr/>
-            <w:r>
-              <w:t xml:space="preserve">id, type, x, y, hp</w:t>
-            </w:r>
-          </w:p>
-        </w:tc>
-        <w:tc>
-          <w:tcPr>
-            <w:tcW w:w="3727" w:type="dxa"/>
-          </w:tcPr>
-          <w:p>
-            <w:pPr/>
-            <w:r>
-              <w:t xml:space="preserve">id는 서버가 부여(현재 코드에 이미 있음)</w:t>
+            <w:tcW w:w="3178" w:type="dxa"/>
+          </w:tcPr>
+          <w:p>
+            <w:pPr/>
+            <w:r>
+              <w:t xml:space="preserve">id, type, x, y</w:t>
+            </w:r>
+          </w:p>
+        </w:tc>
+        <w:tc>
+          <w:tcPr>
+            <w:tcW w:w="4430" w:type="dxa"/>
+          </w:tcPr>
+          <w:p>
+            <w:pPr/>
+            <w:r>
+              <w:t xml:space="preserve">id는 서버가 부여(현재 코드에 이미 있음). hp는 화면에 쓰지 않아 뺀다</w:t>
             </w:r>
           </w:p>
         </w:tc>
@@ -1672,7 +2142,7 @@
         </w:tc>
         <w:tc>
           <w:tcPr>
-            <w:tcW w:w="3881" w:type="dxa"/>
+            <w:tcW w:w="3178" w:type="dxa"/>
           </w:tcPr>
           <w:p>
             <w:pPr/>
@@ -1683,7 +2153,7 @@
         </w:tc>
         <w:tc>
           <w:tcPr>
-            <w:tcW w:w="3727" w:type="dxa"/>
+            <w:tcW w:w="4430" w:type="dxa"/>
           </w:tcPr>
           <w:p>
             <w:pPr/>
@@ -1707,7 +2177,7 @@
         </w:tc>
         <w:tc>
           <w:tcPr>
-            <w:tcW w:w="3881" w:type="dxa"/>
+            <w:tcW w:w="3178" w:type="dxa"/>
           </w:tcPr>
           <w:p>
             <w:pPr/>
@@ -1718,7 +2188,7 @@
         </w:tc>
         <w:tc>
           <w:tcPr>
-            <w:tcW w:w="3727" w:type="dxa"/>
+            <w:tcW w:w="4430" w:type="dxa"/>
           </w:tcPr>
           <w:p>
             <w:pPr/>
@@ -1742,7 +2212,7 @@
         </w:tc>
         <w:tc>
           <w:tcPr>
-            <w:tcW w:w="3881" w:type="dxa"/>
+            <w:tcW w:w="3178" w:type="dxa"/>
           </w:tcPr>
           <w:p>
             <w:pPr/>
@@ -1753,7 +2223,7 @@
         </w:tc>
         <w:tc>
           <w:tcPr>
-            <w:tcW w:w="3727" w:type="dxa"/>
+            <w:tcW w:w="4430" w:type="dxa"/>
           </w:tcPr>
           <w:p>
             <w:pPr/>
@@ -1767,7 +2237,564 @@
     <w:p>
       <w:pPr/>
       <w:r>
-        <w:t xml:space="preserve">클라이언트에만 남는 것: GifSprite, 카메라, 마우스 화면 좌표, UI 상태. 서버에만 남는 것: 무기 쿨타임, 보스 패턴 타이머, 스폰 타이머.</w:t>
+        <w:t xml:space="preserve">클라이언트에만 남는 것: GifSprite, 카메라, 마우스 화면 좌표, UI 상태</w:t>
+      </w:r>
+    </w:p>
+    <w:p>
+      <w:pPr/>
+      <w:r>
+        <w:t xml:space="preserve">서버에만 남는 것: 무기 쿨타임, 보스 패턴 타이머, 스폰 타이머</w:t>
+      </w:r>
+    </w:p>
+    <w:p>
+      <w:pPr>
+        <w:pStyle w:val="Heading3"/>
+      </w:pPr>
+      <w:r>
+        <w:t xml:space="preserve">상태 구조체 (GameTypes.h)</w:t>
+      </w:r>
+    </w:p>
+    <w:p>
+      <w:pPr>
+        <w:pStyle w:val="Code"/>
+      </w:pPr>
+      <w:bookmarkStart w:id="1" w:name="bongo_lang_cpp_1"/>
+      <w:bookmarkEnd w:id="1"/>
+      <w:r>
+        <w:t xml:space="preserve">#pragma pack(push, 1)</w:t>
+        <w:br/>
+        <w:t xml:space="preserve">struct PlayerState {</w:t>
+        <w:br/>
+        <w:t xml:space="preserve">    uint8_t  id;</w:t>
+        <w:br/>
+        <w:t xml:space="preserve">    int16_t  x, y, hp;</w:t>
+        <w:br/>
+        <w:t xml:space="preserve">    uint8_t  level;</w:t>
+        <w:br/>
+        <w:t xml:space="preserve">    uint16_t killCount;</w:t>
+        <w:br/>
+        <w:t xml:space="preserve">    float    aimAngle;               // 파리채·에프킬라 방향</w:t>
+        <w:br/>
+        <w:t xml:space="preserve">    uint8_t  weaponLevel[5];</w:t>
+        <w:br/>
+        <w:t xml:space="preserve">    uint8_t  weaponActiveBits;       // bit i = 무기 i 이펙트 표시</w:t>
+        <w:br/>
+        <w:t xml:space="preserve">    uint8_t  homingActive;           // 소금총 탄</w:t>
+        <w:br/>
+        <w:t xml:space="preserve">    int16_t  homingX, homingY;</w:t>
+        <w:br/>
+        <w:t xml:space="preserve">};</w:t>
+        <w:br/>
+        <w:t xml:space="preserve">struct EnemyState   { uint16_t id; uint8_t type; int16_t x, y; };</w:t>
+        <w:br/>
+        <w:t xml:space="preserve">struct BossState {</w:t>
+        <w:br/>
+        <w:t xml:space="preserve">    uint8_t  type;</w:t>
+        <w:br/>
+        <w:t xml:space="preserve">    int16_t  x, y, hp, maxHp;</w:t>
+        <w:br/>
+        <w:t xml:space="preserve">    uint8_t  aoeStep;                // 보스 3 광역 공격 단계</w:t>
+        <w:br/>
+        <w:t xml:space="preserve">};</w:t>
+        <w:br/>
+        <w:t xml:space="preserve">struct BulletState  { int16_t x, y; };</w:t>
+        <w:br/>
+        <w:t xml:space="preserve">struct GimmickState { uint8_t kind; int16_t x, y; int8_t dirX, dirY; };</w:t>
+        <w:br/>
+        <w:t xml:space="preserve">#pragma pack(pop)</w:t>
+      </w:r>
+    </w:p>
+    <w:p>
+      <w:pPr>
+        <w:pStyle w:val="Heading3"/>
+      </w:pPr>
+      <w:r>
+        <w:t xml:space="preserve">원작 로직 이식 규칙</w:t>
+      </w:r>
+    </w:p>
+    <w:p>
+      <w:pPr>
+        <w:pStyle w:val="ListParagraph"/>
+        <w:numPr>
+          <w:ilvl w:val="0"/>
+          <w:numId w:val="5"/>
+        </w:numPr>
+      </w:pPr>
+      <w:r>
+        <w:t xml:space="preserve">원작 타이머 7개(16ms와 100ms가 섞여 있음)를 월드 스레드의 33ms 고정 틱 하나로 합친다.</w:t>
+      </w:r>
+    </w:p>
+    <w:p>
+      <w:pPr>
+        <w:pStyle w:val="ListParagraph"/>
+        <w:numPr>
+          <w:ilvl w:val="0"/>
+          <w:numId w:val="5"/>
+        </w:numPr>
+      </w:pPr>
+      <w:r>
+        <w:t xml:space="preserve">원작 수치는 ‘틱마다 얼마’로 되어 있어 틱 간격이 바뀌면 속도가 달라진다. 이동량은 초당 값에 dt를 곱하는 방식으로 바꾼다. 예: 플레이어 이동 4px/16ms → 250px/s.</w:t>
+      </w:r>
+    </w:p>
+    <w:p>
+      <w:pPr>
+        <w:pStyle w:val="ListParagraph"/>
+        <w:numPr>
+          <w:ilvl w:val="0"/>
+          <w:numId w:val="5"/>
+        </w:numPr>
+      </w:pPr>
+      <w:r>
+        <w:t xml:space="preserve">접촉 데미지·전기장처럼 100ms마다 판정하던 것은 마지막 판정 시각을 따로 저장해 100ms가 지났을 때만 판정한다. 33ms마다 판정하면 데미지가 약 3배가 된다.</w:t>
+      </w:r>
+    </w:p>
+    <w:p>
+      <w:pPr>
+        <w:pStyle w:val="ListParagraph"/>
+        <w:numPr>
+          <w:ilvl w:val="0"/>
+          <w:numId w:val="5"/>
+        </w:numPr>
+      </w:pPr>
+      <w:r>
+        <w:t xml:space="preserve">홈매트 둔화 유지 시간(+32ms)처럼 원작 틱 간격에 맞춰 적힌 값은 새 틱 기준으로 다시 정한다.</w:t>
+      </w:r>
+    </w:p>
+    <w:p>
+      <w:pPr>
+        <w:pStyle w:val="Heading3"/>
+      </w:pPr>
+      <w:r>
+        <w:t xml:space="preserve">World 구조</w:t>
+      </w:r>
+    </w:p>
+    <w:p>
+      <w:pPr/>
+      <w:r>
+        <w:t xml:space="preserve">원작의 전역 변수와 하드코딩된 수치를 World 클래스 하나와 수치 표로 정리한다. 싱글 버전을 먼저 고치지 않고, World로 옮기는 이식 작업을 이 구조로 한다.</w:t>
+      </w:r>
+    </w:p>
+    <w:tbl>
+      <w:tblPr>
+        <w:tblStyle w:val="TableGrid"/>
+        <w:tblW w:w="0" w:type="auto"/>
+        <w:tblLayout w:type="fixed"/>
+        <w:tblLook w:val="04A0" w:firstRow="1" w:lastRow="0" w:firstColumn="0" w:lastColumn="0" w:noHBand="0" w:noVBand="1"/>
+      </w:tblPr>
+      <w:tblGrid>
+        <w:gridCol w:w="3942"/>
+        <w:gridCol w:w="2593"/>
+        <w:gridCol w:w="2825"/>
+      </w:tblGrid>
+      <w:tr>
+        <w:trPr>
+          <w:tblHeader/>
+        </w:trPr>
+        <w:tc>
+          <w:tcPr>
+            <w:tcW w:w="3942" w:type="dxa"/>
+            <w:shd w:val="clear" w:color="auto" w:fill="F2F2F2"/>
+          </w:tcPr>
+          <w:p>
+            <w:pPr/>
+            <w:r>
+              <w:t xml:space="preserve">원작</w:t>
+            </w:r>
+          </w:p>
+        </w:tc>
+        <w:tc>
+          <w:tcPr>
+            <w:tcW w:w="2593" w:type="dxa"/>
+            <w:shd w:val="clear" w:color="auto" w:fill="F2F2F2"/>
+          </w:tcPr>
+          <w:p>
+            <w:pPr/>
+            <w:r>
+              <w:t xml:space="preserve">문제</w:t>
+            </w:r>
+          </w:p>
+        </w:tc>
+        <w:tc>
+          <w:tcPr>
+            <w:tcW w:w="2825" w:type="dxa"/>
+            <w:shd w:val="clear" w:color="auto" w:fill="F2F2F2"/>
+          </w:tcPr>
+          <w:p>
+            <w:pPr/>
+            <w:r>
+              <w:t xml:space="preserve">World 구조에서는</w:t>
+            </w:r>
+          </w:p>
+        </w:tc>
+      </w:tr>
+      <w:tr>
+        <w:tc>
+          <w:tcPr>
+            <w:tcW w:w="3942" w:type="dxa"/>
+          </w:tcPr>
+          <w:p>
+            <w:pPr/>
+            <w:r>
+              <w:t xml:space="preserve">boss, boss2, boss3가 각각 전역이고 패턴 변수도 따로(isDashing, isDashing3 등)</w:t>
+            </w:r>
+          </w:p>
+        </w:tc>
+        <w:tc>
+          <w:tcPr>
+            <w:tcW w:w="2593" w:type="dxa"/>
+          </w:tcPr>
+          <w:p>
+            <w:pPr/>
+            <w:r>
+              <w:t xml:space="preserve">보스마다 코드가 복사되어 있고 스냅샷에 따로 담아야 한다</w:t>
+            </w:r>
+          </w:p>
+        </w:tc>
+        <w:tc>
+          <w:tcPr>
+            <w:tcW w:w="2825" w:type="dxa"/>
+          </w:tcPr>
+          <w:p>
+            <w:pPr/>
+            <w:r>
+              <w:t xml:space="preserve">Boss 배열 하나, 패턴 상태는 Boss 안에</w:t>
+            </w:r>
+          </w:p>
+        </w:tc>
+      </w:tr>
+      <w:tr>
+        <w:tc>
+          <w:tcPr>
+            <w:tcW w:w="3942" w:type="dxa"/>
+          </w:tcPr>
+          <w:p>
+            <w:pPr/>
+            <w:r>
+              <w:t xml:space="preserve">playerPos, playerHP, weapons, killCount가 전역 하나씩</w:t>
+            </w:r>
+          </w:p>
+        </w:tc>
+        <w:tc>
+          <w:tcPr>
+            <w:tcW w:w="2593" w:type="dxa"/>
+          </w:tcPr>
+          <w:p>
+            <w:pPr/>
+            <w:r>
+              <w:t xml:space="preserve">플레이어 2명을 담을 수 없다</w:t>
+            </w:r>
+          </w:p>
+        </w:tc>
+        <w:tc>
+          <w:tcPr>
+            <w:tcW w:w="2825" w:type="dxa"/>
+          </w:tcPr>
+          <w:p>
+            <w:pPr/>
+            <w:r>
+              <w:t xml:space="preserve">Player players[2]</w:t>
+            </w:r>
+          </w:p>
+        </w:tc>
+      </w:tr>
+      <w:tr>
+        <w:tc>
+          <w:tcPr>
+            <w:tcW w:w="3942" w:type="dxa"/>
+          </w:tcPr>
+          <w:p>
+            <w:pPr/>
+            <w:r>
+              <w:t xml:space="preserve">무기마다 SetTimer(12~15)와 isXxxEnabled 플래그</w:t>
+            </w:r>
+          </w:p>
+        </w:tc>
+        <w:tc>
+          <w:tcPr>
+            <w:tcW w:w="2593" w:type="dxa"/>
+          </w:tcPr>
+          <w:p>
+            <w:pPr/>
+            <w:r>
+              <w:t xml:space="preserve">서버에는 창도 타이머도 없다</w:t>
+            </w:r>
+          </w:p>
+        </w:tc>
+        <w:tc>
+          <w:tcPr>
+            <w:tcW w:w="2825" w:type="dxa"/>
+          </w:tcPr>
+          <w:p>
+            <w:pPr/>
+            <w:r>
+              <w:t xml:space="preserve">WeaponState의 level·active, Update에서 처리</w:t>
+            </w:r>
+          </w:p>
+        </w:tc>
+      </w:tr>
+      <w:tr>
+        <w:tc>
+          <w:tcPr>
+            <w:tcW w:w="3942" w:type="dxa"/>
+          </w:tcPr>
+          <w:p>
+            <w:pPr/>
+            <w:r>
+              <w:t xml:space="preserve">로직에서 GetTickCount() 직접 호출</w:t>
+            </w:r>
+          </w:p>
+        </w:tc>
+        <w:tc>
+          <w:tcPr>
+            <w:tcW w:w="2593" w:type="dxa"/>
+          </w:tcPr>
+          <w:p>
+            <w:pPr/>
+            <w:r>
+              <w:t xml:space="preserve">고정 틱과 맞지 않고 테스트가 어렵다</w:t>
+            </w:r>
+          </w:p>
+        </w:tc>
+        <w:tc>
+          <w:tcPr>
+            <w:tcW w:w="2825" w:type="dxa"/>
+          </w:tcPr>
+          <w:p>
+            <w:pPr/>
+            <w:r>
+              <w:t xml:space="preserve">World::nowMs (틱마다 누적)</w:t>
+            </w:r>
+          </w:p>
+        </w:tc>
+      </w:tr>
+      <w:tr>
+        <w:tc>
+          <w:tcPr>
+            <w:tcW w:w="3942" w:type="dxa"/>
+          </w:tcPr>
+          <w:p>
+            <w:pPr/>
+            <w:r>
+              <w:t xml:space="preserve">cameraX, mousePos(화면 좌표)를 로직에서 사용</w:t>
+            </w:r>
+          </w:p>
+        </w:tc>
+        <w:tc>
+          <w:tcPr>
+            <w:tcW w:w="2593" w:type="dxa"/>
+          </w:tcPr>
+          <w:p>
+            <w:pPr/>
+            <w:r>
+              <w:t xml:space="preserve">서버에는 카메라가 없다</w:t>
+            </w:r>
+          </w:p>
+        </w:tc>
+        <w:tc>
+          <w:tcPr>
+            <w:tcW w:w="2825" w:type="dxa"/>
+          </w:tcPr>
+          <w:p>
+            <w:pPr/>
+            <w:r>
+              <w:t xml:space="preserve">C2S_INPUT으로 받은 keys·aimAngle, 플레이어 위치 기준 시야</w:t>
+            </w:r>
+          </w:p>
+        </w:tc>
+      </w:tr>
+      <w:tr>
+        <w:tc>
+          <w:tcPr>
+            <w:tcW w:w="3942" w:type="dxa"/>
+          </w:tcPr>
+          <w:p>
+            <w:pPr/>
+            <w:r>
+              <w:t xml:space="preserve">무기 수치가 WM_CREATE, 레벨업 처리, 각 타이머에 흩어짐</w:t>
+            </w:r>
+          </w:p>
+        </w:tc>
+        <w:tc>
+          <w:tcPr>
+            <w:tcW w:w="2593" w:type="dxa"/>
+          </w:tcPr>
+          <w:p>
+            <w:pPr/>
+            <w:r>
+              <w:t xml:space="preserve">밸런스 조정 때 여러 곳을 고쳐야 한다</w:t>
+            </w:r>
+          </w:p>
+        </w:tc>
+        <w:tc>
+          <w:tcPr>
+            <w:tcW w:w="2825" w:type="dxa"/>
+          </w:tcPr>
+          <w:p>
+            <w:pPr/>
+            <w:r>
+              <w:t xml:space="preserve">WeaponDef 표 한 곳</w:t>
+            </w:r>
+          </w:p>
+        </w:tc>
+      </w:tr>
+    </w:tbl>
+    <w:p>
+      <w:pPr>
+        <w:pStyle w:val="Code"/>
+      </w:pPr>
+      <w:bookmarkStart w:id="2" w:name="bongo_lang_cpp_2"/>
+      <w:bookmarkEnd w:id="2"/>
+      <w:r>
+        <w:t xml:space="preserve">// 수치는 표 한 곳에 (데이터 주도)</w:t>
+        <w:br/>
+        <w:t xml:space="preserve">struct WeaponDef { uint32_t cooldownMs, durationMs; int baseDamage; float range; };</w:t>
+        <w:br/>
+        <w:t xml:space="preserve">extern const WeaponDef kWeapons[5];</w:t>
+        <w:br/>
+        <w:br/>
+        <w:t xml:space="preserve">struct WeaponState { uint8_t level; bool active; uint32_t lastFireMs; };</w:t>
+        <w:br/>
+        <w:br/>
+        <w:t xml:space="preserve">struct Player {</w:t>
+        <w:br/>
+        <w:t xml:space="preserve">    uint8_t id; float x, y; int hp, level, kills;</w:t>
+        <w:br/>
+        <w:t xml:space="preserve">    uint8_t keys; float aimAngle;          // C2S_INPUT으로 받은 값</w:t>
+        <w:br/>
+        <w:t xml:space="preserve">    uint32_t lastInputSeq;</w:t>
+        <w:br/>
+        <w:t xml:space="preserve">    WeaponState weapons[5]; Homing homing;</w:t>
+        <w:br/>
+        <w:t xml:space="preserve">    bool alive, choosingWeapon;</w:t>
+        <w:br/>
+        <w:t xml:space="preserve">};</w:t>
+        <w:br/>
+        <w:br/>
+        <w:t xml:space="preserve">struct Boss {</w:t>
+        <w:br/>
+        <w:t xml:space="preserve">    BossType type; float x, y; int hp, maxHp;</w:t>
+        <w:br/>
+        <w:t xml:space="preserve">    BossPattern pattern;                   // dashing, dashDir, lastShotMs, aoeStep ...</w:t>
+        <w:br/>
+        <w:t xml:space="preserve">};</w:t>
+        <w:br/>
+        <w:br/>
+        <w:t xml:space="preserve">class World {</w:t>
+        <w:br/>
+        <w:t xml:space="preserve">public:</w:t>
+        <w:br/>
+        <w:t xml:space="preserve">    void Update(float dt);                 // 원작 TimerProc 전체</w:t>
+        <w:br/>
+        <w:t xml:space="preserve">    void OnInput(int playerId, const C2S_Input&amp; pkt);</w:t>
+        <w:br/>
+        <w:t xml:space="preserve">    void OnSelectWeapon(int playerId, const C2S_SelectWeapon&amp; pkt);</w:t>
+        <w:br/>
+        <w:t xml:space="preserve">    void OnDisconnect(int playerId);</w:t>
+        <w:br/>
+        <w:t xml:space="preserve">    void FillSnapshot(SnapshotData&amp; out) const;   // Player → PlayerState 등 변환</w:t>
+        <w:br/>
+        <w:t xml:space="preserve">private:</w:t>
+        <w:br/>
+        <w:t xml:space="preserve">    uint32_t nowMs = 0;                    // GetTickCount() 대신</w:t>
+        <w:br/>
+        <w:t xml:space="preserve">    Player players[2];</w:t>
+        <w:br/>
+        <w:t xml:space="preserve">    std::vector&lt;Enemy&gt; enemies;</w:t>
+        <w:br/>
+        <w:t xml:space="preserve">    std::vector&lt;Boss&gt; bosses;</w:t>
+        <w:br/>
+        <w:t xml:space="preserve">    std::vector&lt;BossBullet&gt; bullets;</w:t>
+        <w:br/>
+        <w:t xml:space="preserve">    std::vector&lt;CDGimmick&gt; cds;</w:t>
+        <w:br/>
+        <w:t xml:space="preserve">    std::vector&lt;FanGimmick&gt; fans;</w:t>
+        <w:br/>
+        <w:br/>
+        <w:t xml:space="preserve">    void UpdatePlayers(float dt);</w:t>
+        <w:br/>
+        <w:t xml:space="preserve">    void UpdateWeapons(Player&amp; p);</w:t>
+        <w:br/>
+        <w:t xml:space="preserve">    void UpdateEnemies(float dt);</w:t>
+        <w:br/>
+        <w:t xml:space="preserve">    void UpdateBoss(Boss&amp; b, float dt);</w:t>
+        <w:br/>
+        <w:t xml:space="preserve">    void UpdateGimmicks(float dt);</w:t>
+        <w:br/>
+        <w:t xml:space="preserve">    Player* NearestPlayer(float x, float y);   // 적·보스 추적 대상</w:t>
+        <w:br/>
+        <w:t xml:space="preserve">};</w:t>
+      </w:r>
+    </w:p>
+    <w:p>
+      <w:pPr>
+        <w:pStyle w:val="ListParagraph"/>
+        <w:numPr>
+          <w:ilvl w:val="0"/>
+          <w:numId w:val="6"/>
+        </w:numPr>
+      </w:pPr>
+      <w:r>
+        <w:t xml:space="preserve">상태는 World 안에만 둔다. 전역 변수를 없애면 플레이어 2명과 스냅샷 만들기가 자연스럽다.</w:t>
+      </w:r>
+    </w:p>
+    <w:p>
+      <w:pPr>
+        <w:pStyle w:val="ListParagraph"/>
+        <w:numPr>
+          <w:ilvl w:val="0"/>
+          <w:numId w:val="6"/>
+        </w:numPr>
+      </w:pPr>
+      <w:r>
+        <w:t xml:space="preserve">시간은 World::nowMs를 사용한다. 틱마다 누적하므로 33ms 고정 틱과 맞고, 같은 입력이면 같은 결과가 나와 서버 단독 테스트가 쉬워진다.</w:t>
+      </w:r>
+    </w:p>
+    <w:p>
+      <w:pPr>
+        <w:pStyle w:val="ListParagraph"/>
+        <w:numPr>
+          <w:ilvl w:val="0"/>
+          <w:numId w:val="6"/>
+        </w:numPr>
+      </w:pPr>
+      <w:r>
+        <w:t xml:space="preserve">무기·적·보스 수치는 표 한 곳에 모은다. 2인 밸런스 조정은 표만 고치면 된다.</w:t>
+      </w:r>
+    </w:p>
+    <w:p>
+      <w:pPr>
+        <w:pStyle w:val="ListParagraph"/>
+        <w:numPr>
+          <w:ilvl w:val="0"/>
+          <w:numId w:val="6"/>
+        </w:numPr>
+      </w:pPr>
+      <w:r>
+        <w:t xml:space="preserve">네트워크로 보내는 상태는 가상 함수 없는 POD 구조체(PlayerState 등)로 두고, FillSnapshot에서 변환한다. Entity 기반 클래스에 virtual Update를 두는 상속 구조는 쓰지 않고, 보스 3종처럼 다른 부분은 type에 따른 switch나 패턴 함수로 나눈다.</w:t>
+      </w:r>
+    </w:p>
+    <w:p>
+      <w:pPr>
+        <w:pStyle w:val="ListParagraph"/>
+        <w:numPr>
+          <w:ilvl w:val="0"/>
+          <w:numId w:val="6"/>
+        </w:numPr>
+      </w:pPr>
+      <w:r>
+        <w:t xml:space="preserve">클라이언트의 GifSprite와 그리기 코드는 원작을 거의 그대로 쓰고, 그릴 때 읽던 전역(playerPos 등)만 스냅샷 값으로 바꾼다.</w:t>
+      </w:r>
+    </w:p>
+    <w:p>
+      <w:pPr>
+        <w:pStyle w:val="ListParagraph"/>
+        <w:numPr>
+          <w:ilvl w:val="0"/>
+          <w:numId w:val="7"/>
+        </w:numPr>
+      </w:pPr>
+      <w:r>
+        <w:t xml:space="preserve">플레이어별 화면 영역 계산은 클라이언트(카메라)와 서버(적 생성 위치)가 같은 함수(GameTypes.h)를 쓴다.</w:t>
       </w:r>
     </w:p>
     <w:p>
@@ -1790,7 +2817,7 @@
         <w:t xml:space="preserve">{ uint16 size; uint8 type; }</w:t>
       </w:r>
       <w:r>
-        <w:t xml:space="preserve"> 뒤에 본문이 붙는다. TCP는 스트림이라 수신 버퍼에 쌓아 두고 size만큼 모이면 패킷 1개를 처리하고, UDP는 데이터그램 하나가 패킷 하나다.</w:t>
+        <w:t xml:space="preserve"> 뒤에 본문이 붙는다. TCP는 스트림이라 수신 버퍼에 쌓아 두고 size만큼 모이면 패킷 1개를 처리하고, UDP는 데이터그램 하나가 패킷 하나다. 패킷 본문은 양쪽 모두 x86 Windows라 바이트 순서를 변환하지 않고, 소켓 주소의 IP·포트는 바이트 정렬 함수(htons, inet_pton 등)로 변환한다. 헤더의 size가 헤더 크기보다 작거나 수신 버퍼보다 크면 잘못된 패킷으로 보고 연결을 끊는다.</w:t>
       </w:r>
     </w:p>
     <w:tbl>
@@ -2566,7 +3593,7 @@
         <w:t xml:space="preserve">전송 방식</w:t>
       </w:r>
       <w:r>
-        <w:t xml:space="preserve">: 매 틱 덮어쓰는 데이터(C2S_INPUT, S2C_SNAPSHOT)는 UDP, 한 번만 일어나고 꼭 도착해야 하는 패킷은 TCP로 보낸다. UDP는 빠지거나 순서가 바뀔 수 있어 다음 규칙을 둔다.</w:t>
+        <w:t xml:space="preserve">: 매 틱 덮어쓰는 데이터는 UDP, 한 번만 일어나고 꼭 도착해야 하는 패킷은 TCP로 보낸다. UDP는 빠지거나 순서가 바뀔 수 있어 다음 규칙을 둔다.</w:t>
       </w:r>
     </w:p>
     <w:p>
@@ -2574,7 +3601,7 @@
         <w:pStyle w:val="ListParagraph"/>
         <w:numPr>
           <w:ilvl w:val="0"/>
-          <w:numId w:val="4"/>
+          <w:numId w:val="8"/>
         </w:numPr>
       </w:pPr>
       <w:r>
@@ -2586,7 +3613,7 @@
         <w:pStyle w:val="ListParagraph"/>
         <w:numPr>
           <w:ilvl w:val="0"/>
-          <w:numId w:val="4"/>
+          <w:numId w:val="8"/>
         </w:numPr>
       </w:pPr>
       <w:r>
@@ -2598,11 +3625,11 @@
         <w:pStyle w:val="ListParagraph"/>
         <w:numPr>
           <w:ilvl w:val="0"/>
-          <w:numId w:val="4"/>
+          <w:numId w:val="8"/>
         </w:numPr>
       </w:pPr>
       <w:r>
-        <w:t xml:space="preserve">크기: UDP 패킷 하나는 1,400바이트 이하로 맞춘다. 적이 많으면 적 배열을 조각으로 나눠 보내고, 클라는 같은 tick의 조각을 모아 반영한다. 더 새 tick이 오면 이전 조각은 버린다.</w:t>
+        <w:t xml:space="preserve">크기: UDP 패킷 하나는 1,400바이트 이하로 맞춘다. 넘으면 적 배열을 조각으로 나누고, 각 조각에 tick과 그 조각에 든 적 목록을 담아 조각 하나만 와도 바로 반영한다(같은 tick 조각을 다 모을 때까지 기다리지 않는다). 조각 번호별로 이미 반영한 tick보다 오래된 조각은 버린다.</w:t>
       </w:r>
     </w:p>
     <w:p>
@@ -2610,11 +3637,149 @@
         <w:pStyle w:val="ListParagraph"/>
         <w:numPr>
           <w:ilvl w:val="0"/>
-          <w:numId w:val="4"/>
+          <w:numId w:val="8"/>
         </w:numPr>
       </w:pPr>
       <w:r>
+        <w:t xml:space="preserve">조각 수 감소: 새 tick의 조각이 오면 fragCount 이상 번호로 저장된 조각은 지운다. 적이 줄어 조각 수가 줄면 그 번호의 조각은 다시 오지 않아, 지우지 않으면 옛 조각의 적이 계속 그려진다. 조각 경계는 매 tick 바뀌므로 한 틱 정도 같은 적이 두 조각에 겹쳐 보일 수 있다.</w:t>
+      </w:r>
+    </w:p>
+    <w:p>
+      <w:pPr>
+        <w:pStyle w:val="ListParagraph"/>
+        <w:numPr>
+          <w:ilvl w:val="0"/>
+          <w:numId w:val="8"/>
+        </w:numPr>
+      </w:pPr>
+      <w:r>
+        <w:t xml:space="preserve">조각 나누는 기준: 적 마릿수로 고정하지 않고 남은 바이트로 계산한다. 조각 하나에는 머리 9 + 플레이어 50 + 적 수 2 + 적 7바이트씩이라 적이 약 190마리 들어가고, 0번 조각은 보스·탄막·기믹만큼 줄어든다.</w:t>
+      </w:r>
+    </w:p>
+    <w:p>
+      <w:pPr>
+        <w:pStyle w:val="ListParagraph"/>
+        <w:numPr>
+          <w:ilvl w:val="0"/>
+          <w:numId w:val="8"/>
+        </w:numPr>
+      </w:pPr>
+      <w:r>
         <w:t xml:space="preserve">주소 등록: 서버는 UDP 소켓 하나로 두 플레이어를 받는다. LOGIN_OK로 받은 token을 C2S_UDP_HELLO에 넣어 보내면, 서버가 recvfrom 주소를 그 Session에 기록하고 TCP로 S2C_UDP_OK를 돌려준다. 등록되지 않은 주소에서 온 UDP 패킷은 버린다.</w:t>
+      </w:r>
+    </w:p>
+    <w:p>
+      <w:pPr>
+        <w:pStyle w:val="Heading3"/>
+      </w:pPr>
+      <w:r>
+        <w:t xml:space="preserve">패킷 구조체 (Protocol.h)</w:t>
+      </w:r>
+    </w:p>
+    <w:p>
+      <w:pPr/>
+      <w:r>
+        <w:t xml:space="preserve">위 패킷 표를 그대로 옮긴 정의다. 모든 패킷은 PacketHeader로 시작하고, size에는 헤더를 포함한 전체 바이트 수를 넣는다.</w:t>
+      </w:r>
+    </w:p>
+    <w:p>
+      <w:pPr>
+        <w:pStyle w:val="Code"/>
+      </w:pPr>
+      <w:bookmarkStart w:id="3" w:name="bongo_lang_cpp_3"/>
+      <w:bookmarkEnd w:id="3"/>
+      <w:r>
+        <w:t xml:space="preserve">#pragma pack(push, 1)</w:t>
+        <w:br/>
+        <w:t xml:space="preserve">enum PacketType : uint8_t {</w:t>
+        <w:br/>
+        <w:t xml:space="preserve">    C2S_LOGIN = 1, S2C_LOGIN_OK, C2S_UDP_HELLO, S2C_UDP_OK,</w:t>
+        <w:br/>
+        <w:t xml:space="preserve">    C2S_MAP_SELECT, S2C_GAME_START, C2S_INPUT, S2C_SNAPSHOT,</w:t>
+        <w:br/>
+        <w:t xml:space="preserve">    C2S_SELECT_WEAPON, S2C_LEVEL_UP, S2C_BOSS_ALERT, S2C_GAME_RESULT,</w:t>
+        <w:br/>
+        <w:t xml:space="preserve">};</w:t>
+        <w:br/>
+        <w:t xml:space="preserve">struct PacketHeader { uint16_t size; uint8_t type; };</w:t>
+        <w:br/>
+        <w:br/>
+        <w:t xml:space="preserve">struct C2S_Login     { PacketHeader h; char nickname[16]; };</w:t>
+        <w:br/>
+        <w:t xml:space="preserve">struct S2C_LoginOk   { PacketHeader h; uint8_t playerId; uint32_t token; };</w:t>
+        <w:br/>
+        <w:t xml:space="preserve">struct C2S_UdpHello  { PacketHeader h; uint8_t playerId; uint32_t token; };</w:t>
+        <w:br/>
+        <w:t xml:space="preserve">struct S2C_UdpOk     { PacketHeader h; };</w:t>
+        <w:br/>
+        <w:t xml:space="preserve">struct C2S_MapSelect { PacketHeader h; uint8_t mapId; };</w:t>
+        <w:br/>
+        <w:t xml:space="preserve">struct S2C_GameStart {</w:t>
+        <w:br/>
+        <w:t xml:space="preserve">    PacketHeader h; uint8_t mapId; int16_t startX[2], startY[2];</w:t>
+        <w:br/>
+        <w:t xml:space="preserve">};</w:t>
+        <w:br/>
+        <w:t xml:space="preserve">// keys: bit0~3 = W, A, S, D</w:t>
+        <w:br/>
+        <w:t xml:space="preserve">struct C2S_Input {</w:t>
+        <w:br/>
+        <w:t xml:space="preserve">    PacketHeader h; uint32_t seq; uint8_t keys; float aimAngle;</w:t>
+        <w:br/>
+        <w:t xml:space="preserve">};</w:t>
+        <w:br/>
+        <w:t xml:space="preserve">// cardIndex: 0~2 / choices: 무기 번호 3개</w:t>
+        <w:br/>
+        <w:t xml:space="preserve">struct C2S_SelectWeapon { PacketHeader h; uint8_t cardIndex; };</w:t>
+        <w:br/>
+        <w:t xml:space="preserve">struct S2C_LevelUp      { PacketHeader h; uint8_t choices[3]; };</w:t>
+        <w:br/>
+        <w:t xml:space="preserve">struct S2C_BossAlert    { PacketHeader h; uint8_t bossType; };</w:t>
+        <w:br/>
+        <w:t xml:space="preserve">// result: 0 클리어, 1 게임 오버</w:t>
+        <w:br/>
+        <w:t xml:space="preserve">struct S2C_GameResult   { PacketHeader h; uint8_t result; };</w:t>
+        <w:br/>
+        <w:br/>
+        <w:t xml:space="preserve">// 스냅샷 머리. 본문은 아래 순서대로 이어 붙인다</w:t>
+        <w:br/>
+        <w:t xml:space="preserve">struct S2C_SnapshotHead {</w:t>
+        <w:br/>
+        <w:t xml:space="preserve">    PacketHeader h; uint32_t tick; uint8_t fragIndex, fragCount;</w:t>
+        <w:br/>
+        <w:t xml:space="preserve">};</w:t>
+        <w:br/>
+        <w:t xml:space="preserve">#pragma pack(pop)</w:t>
+      </w:r>
+    </w:p>
+    <w:p>
+      <w:pPr/>
+      <w:r>
+        <w:t xml:space="preserve">S2C_SNAPSHOT 본문 순서(길이가 바뀌는 패킷이라 순서를 고정한다):</w:t>
+      </w:r>
+    </w:p>
+    <w:p>
+      <w:pPr>
+        <w:pStyle w:val="ListParagraph"/>
+        <w:numPr>
+          <w:ilvl w:val="0"/>
+          <w:numId w:val="9"/>
+        </w:numPr>
+      </w:pPr>
+      <w:r>
+        <w:t xml:space="preserve">모든 조각: S2C_SnapshotHead → PlayerState × 2 → uint16 적 수 → EnemyState 배열. 플레이어는 조각마다 넣어 어느 조각이 와도 내 캐릭터가 갱신된다.</w:t>
+      </w:r>
+    </w:p>
+    <w:p>
+      <w:pPr>
+        <w:pStyle w:val="ListParagraph"/>
+        <w:numPr>
+          <w:ilvl w:val="0"/>
+          <w:numId w:val="9"/>
+        </w:numPr>
+      </w:pPr>
+      <w:r>
+        <w:t xml:space="preserve">0번 조각에만: 플레이어 뒤에 uint8 보스 수 + BossState 배열 → uint16 탄막 수 + BulletState 배열 → uint8 기믹 수 + GimmickState 배열을 적 배열 앞에 넣는다.</w:t>
       </w:r>
     </w:p>
     <w:p>
@@ -2634,8 +3799,8 @@
       </w:tblPr>
       <w:tblGrid>
         <w:gridCol w:w="1935"/>
-        <w:gridCol w:w="4763"/>
-        <w:gridCol w:w="2662"/>
+        <w:gridCol w:w="3271"/>
+        <w:gridCol w:w="4154"/>
       </w:tblGrid>
       <w:tr>
         <w:trPr>
@@ -2655,7 +3820,7 @@
         </w:tc>
         <w:tc>
           <w:tcPr>
-            <w:tcW w:w="4763" w:type="dxa"/>
+            <w:tcW w:w="3271" w:type="dxa"/>
             <w:shd w:val="clear" w:color="auto" w:fill="F2F2F2"/>
           </w:tcPr>
           <w:p>
@@ -2667,7 +3832,7 @@
         </w:tc>
         <w:tc>
           <w:tcPr>
-            <w:tcW w:w="2662" w:type="dxa"/>
+            <w:tcW w:w="4154" w:type="dxa"/>
             <w:shd w:val="clear" w:color="auto" w:fill="F2F2F2"/>
           </w:tcPr>
           <w:p>
@@ -2692,7 +3857,7 @@
         </w:tc>
         <w:tc>
           <w:tcPr>
-            <w:tcW w:w="4763" w:type="dxa"/>
+            <w:tcW w:w="3271" w:type="dxa"/>
           </w:tcPr>
           <w:p>
             <w:pPr/>
@@ -2703,12 +3868,12 @@
         </w:tc>
         <w:tc>
           <w:tcPr>
-            <w:tcW w:w="2662" w:type="dxa"/>
-          </w:tcPr>
-          <w:p>
-            <w:pPr/>
-            <w:r>
-              <w:t xml:space="preserve">type으로 분기 후 수신 이벤트를 큐에 넣음 (UDP는 보낸 주소로 Session을 찾음)</w:t>
+            <w:tcW w:w="4154" w:type="dxa"/>
+          </w:tcPr>
+          <w:p>
+            <w:pPr/>
+            <w:r>
+              <w:t xml:space="preserve">type으로 분기 후 로비 패킷은 아래 함수로 바로 처리하고, 게임 패킷만 수신 이벤트를 큐에 넣음 (UDP는 보낸 주소로 Session을 찾음)</w:t>
             </w:r>
           </w:p>
         </w:tc>
@@ -2721,29 +3886,64 @@
           <w:p>
             <w:pPr/>
             <w:r>
+              <w:t xml:space="preserve">서버 메인</w:t>
+            </w:r>
+          </w:p>
+        </w:tc>
+        <w:tc>
+          <w:tcPr>
+            <w:tcW w:w="3271" w:type="dxa"/>
+          </w:tcPr>
+          <w:p>
+            <w:pPr/>
+            <w:r>
+              <w:t xml:space="preserve">OnLogin, OnUdpHello, OnMapSelect, SendLoginOk, SendUdpOk</w:t>
+            </w:r>
+          </w:p>
+        </w:tc>
+        <w:tc>
+          <w:tcPr>
+            <w:tcW w:w="4154" w:type="dxa"/>
+          </w:tcPr>
+          <w:p>
+            <w:pPr/>
+            <w:r>
+              <w:t xml:space="preserve">로비 단계 패킷을 메인 스레드에서 바로 처리하고 응답을 직접 send한다. 2명 로그인·UDP 등록·맵 선택이 끝나면 게임 시작 정보(mapId, 플레이어 2명)를 기록하고 SetEvent로 월드 스레드를 깨운다</w:t>
+            </w:r>
+          </w:p>
+        </w:tc>
+      </w:tr>
+      <w:tr>
+        <w:tc>
+          <w:tcPr>
+            <w:tcW w:w="1935" w:type="dxa"/>
+          </w:tcPr>
+          <w:p>
+            <w:pPr/>
+            <w:r>
               <w:t xml:space="preserve">서버 월드</w:t>
             </w:r>
           </w:p>
         </w:tc>
         <w:tc>
           <w:tcPr>
-            <w:tcW w:w="4763" w:type="dxa"/>
-          </w:tcPr>
-          <w:p>
-            <w:pPr/>
-            <w:r>
-              <w:t xml:space="preserve">OnLogin, OnUdpHello, OnMapSelect, OnInput, OnSelectWeapon</w:t>
-            </w:r>
-          </w:p>
-        </w:tc>
-        <w:tc>
-          <w:tcPr>
-            <w:tcW w:w="2662" w:type="dxa"/>
-          </w:tcPr>
-          <w:p>
-            <w:pPr/>
-            <w:r>
-              <w:t xml:space="preserve">수신 큐에서 꺼낸 이벤트를 월드에 반영</w:t>
+            <w:tcW w:w="3271" w:type="dxa"/>
+          </w:tcPr>
+          <w:p>
+            <w:pPr/>
+            <w:r>
+              <w:t xml:space="preserve">OnInput, OnSelectWeapon, OnDisconnect</w:t>
+            </w:r>
+          </w:p>
+        </w:tc>
+        <w:tc>
+          <w:tcPr>
+            <w:tcW w:w="4154" w:type="dxa"/>
+          </w:tcPr>
+          <w:p>
+            <w:pPr/>
+            <w:r>
+              <w:t xml:space="preserve">수신 큐에서 꺼낸 이벤트를 월드에 반영 (OnDisconnect는 나간 플레이어를 사망 처리)</w:t>
             </w:r>
           </w:p>
         </w:tc>
@@ -2762,23 +3962,23 @@
         </w:tc>
         <w:tc>
           <w:tcPr>
-            <w:tcW w:w="4763" w:type="dxa"/>
-          </w:tcPr>
-          <w:p>
-            <w:pPr/>
-            <w:r>
-              <w:t xml:space="preserve">SendLoginOk, SendUdpOk, BroadcastGameStart, BroadcastSnapshot, SendLevelUp, BroadcastBossAlert, BroadcastGameResult</w:t>
-            </w:r>
-          </w:p>
-        </w:tc>
-        <w:tc>
-          <w:tcPr>
-            <w:tcW w:w="2662" w:type="dxa"/>
-          </w:tcPr>
-          <w:p>
-            <w:pPr/>
-            <w:r>
-              <w:t xml:space="preserve">송신 이벤트를 만들어 송신 큐에 넣음</w:t>
+            <w:tcW w:w="3271" w:type="dxa"/>
+          </w:tcPr>
+          <w:p>
+            <w:pPr/>
+            <w:r>
+              <w:t xml:space="preserve">BroadcastGameStart, BroadcastSnapshot, SendLevelUp, BroadcastBossAlert, BroadcastGameResult</w:t>
+            </w:r>
+          </w:p>
+        </w:tc>
+        <w:tc>
+          <w:tcPr>
+            <w:tcW w:w="4154" w:type="dxa"/>
+          </w:tcPr>
+          <w:p>
+            <w:pPr/>
+            <w:r>
+              <w:t xml:space="preserve">송신 이벤트를 만들어 송신 큐에 넣음 (GAME_START는 깨어난 뒤 시작 위치를 정해 보냄)</w:t>
             </w:r>
           </w:p>
         </w:tc>
@@ -2797,7 +3997,7 @@
         </w:tc>
         <w:tc>
           <w:tcPr>
-            <w:tcW w:w="4763" w:type="dxa"/>
+            <w:tcW w:w="3271" w:type="dxa"/>
           </w:tcPr>
           <w:p>
             <w:pPr/>
@@ -2808,7 +4008,7 @@
         </w:tc>
         <w:tc>
           <w:tcPr>
-            <w:tcW w:w="2662" w:type="dxa"/>
+            <w:tcW w:w="4154" w:type="dxa"/>
           </w:tcPr>
           <w:p>
             <w:pPr/>
@@ -2832,7 +4032,7 @@
         </w:tc>
         <w:tc>
           <w:tcPr>
-            <w:tcW w:w="4763" w:type="dxa"/>
+            <w:tcW w:w="3271" w:type="dxa"/>
           </w:tcPr>
           <w:p>
             <w:pPr/>
@@ -2843,7 +4043,7 @@
         </w:tc>
         <w:tc>
           <w:tcPr>
-            <w:tcW w:w="2662" w:type="dxa"/>
+            <w:tcW w:w="4154" w:type="dxa"/>
           </w:tcPr>
           <w:p>
             <w:pPr/>
@@ -2859,207 +4059,123 @@
         <w:pStyle w:val="Heading3"/>
       </w:pPr>
       <w:r>
-        <w:t xml:space="preserve">네트워크 I/O 모델</w:t>
+        <w:t xml:space="preserve">큐 이벤트와 경계 함수</w:t>
       </w:r>
     </w:p>
     <w:p>
       <w:pPr/>
       <w:r>
-        <w:t xml:space="preserve">서버는 WSAPoll, 클라이언트는 수신 스레드 하나에서 WSAPoll로 TCP·UDP 소켓 2개를 감시한다. 접속이 2명뿐이라 IOCP는 쓰지 않는다.</w:t>
-      </w:r>
-    </w:p>
-    <w:tbl>
-      <w:tblPr>
-        <w:tblStyle w:val="TableGrid"/>
-        <w:tblW w:w="0" w:type="auto"/>
-        <w:tblLayout w:type="fixed"/>
-        <w:tblLook w:val="04A0" w:firstRow="1" w:lastRow="0" w:firstColumn="0" w:lastColumn="0" w:noHBand="0" w:noVBand="1"/>
-      </w:tblPr>
-      <w:tblGrid>
-        <w:gridCol w:w="3711"/>
-        <w:gridCol w:w="5648"/>
-      </w:tblGrid>
-      <w:tr>
-        <w:trPr>
-          <w:tblHeader/>
-        </w:trPr>
-        <w:tc>
-          <w:tcPr>
-            <w:tcW w:w="3711" w:type="dxa"/>
-            <w:shd w:val="clear" w:color="auto" w:fill="F2F2F2"/>
-          </w:tcPr>
-          <w:p>
-            <w:pPr/>
-            <w:r>
-              <w:t xml:space="preserve">방식</w:t>
-            </w:r>
-          </w:p>
-        </w:tc>
-        <w:tc>
-          <w:tcPr>
-            <w:tcW w:w="5648" w:type="dxa"/>
-            <w:shd w:val="clear" w:color="auto" w:fill="F2F2F2"/>
-          </w:tcPr>
-          <w:p>
-            <w:pPr/>
-            <w:r>
-              <w:t xml:space="preserve">검토 결과</w:t>
-            </w:r>
-          </w:p>
-        </w:tc>
-      </w:tr>
-      <w:tr>
-        <w:tc>
-          <w:tcPr>
-            <w:tcW w:w="3711" w:type="dxa"/>
-          </w:tcPr>
-          <w:p>
-            <w:pPr/>
-            <w:r>
-              <w:t xml:space="preserve">블로킹 + 클라이언트당 스레드</w:t>
-            </w:r>
-          </w:p>
-        </w:tc>
-        <w:tc>
-          <w:tcPr>
-            <w:tcW w:w="5648" w:type="dxa"/>
-          </w:tcPr>
-          <w:p>
-            <w:pPr/>
-            <w:r>
-              <w:t xml:space="preserve">가장 쉽지만 서버 스레드가 3개(recv 2 + 월드)가 되어 큐 동기화 대상이 늘어난다</w:t>
-            </w:r>
-          </w:p>
-        </w:tc>
-      </w:tr>
-      <w:tr>
-        <w:tc>
-          <w:tcPr>
-            <w:tcW w:w="3711" w:type="dxa"/>
-          </w:tcPr>
-          <w:p>
-            <w:pPr/>
-            <w:r>
-              <w:t xml:space="preserve">select</w:t>
-            </w:r>
-          </w:p>
-        </w:tc>
-        <w:tc>
-          <w:tcPr>
-            <w:tcW w:w="5648" w:type="dxa"/>
-          </w:tcPr>
-          <w:p>
-            <w:pPr/>
-            <w:r>
-              <w:t xml:space="preserve">가능하지만 fd_set을 매번 다시 채워야 한다</w:t>
-            </w:r>
-          </w:p>
-        </w:tc>
-      </w:tr>
-      <w:tr>
-        <w:tc>
-          <w:tcPr>
-            <w:tcW w:w="3711" w:type="dxa"/>
-          </w:tcPr>
-          <w:p>
-            <w:pPr/>
-            <w:r>
-              <w:rPr>
-                <w:b/>
-              </w:rPr>
-              <w:t xml:space="preserve">WSAPoll (선택)</w:t>
-            </w:r>
-          </w:p>
-        </w:tc>
-        <w:tc>
-          <w:tcPr>
-            <w:tcW w:w="5648" w:type="dxa"/>
-          </w:tcPr>
-          <w:p>
-            <w:pPr/>
-            <w:r>
-              <w:t xml:space="preserve">pollfd 배열 하나로 listen 소켓, 클라 TCP 소켓 2개, UDP 소켓 1개를 감시한다. 네트워크를 메인 스레드 하나가 맡고 월드 스레드와는 큐 2개로만 연결된다</w:t>
-            </w:r>
-          </w:p>
-        </w:tc>
-      </w:tr>
-      <w:tr>
-        <w:tc>
-          <w:tcPr>
-            <w:tcW w:w="3711" w:type="dxa"/>
-          </w:tcPr>
-          <w:p>
-            <w:pPr/>
-            <w:r>
-              <w:t xml:space="preserve">WSAAsyncSelect</w:t>
-            </w:r>
-          </w:p>
-        </w:tc>
-        <w:tc>
-          <w:tcPr>
-            <w:tcW w:w="5648" w:type="dxa"/>
-          </w:tcPr>
-          <w:p>
-            <w:pPr/>
-            <w:r>
-              <w:t xml:space="preserve">서버에 창이 필요해 맞지 않는다</w:t>
-            </w:r>
-          </w:p>
-        </w:tc>
-      </w:tr>
-      <w:tr>
-        <w:tc>
-          <w:tcPr>
-            <w:tcW w:w="3711" w:type="dxa"/>
-          </w:tcPr>
-          <w:p>
-            <w:pPr/>
-            <w:r>
-              <w:t xml:space="preserve">WSAEventSelect</w:t>
-            </w:r>
-          </w:p>
-        </w:tc>
-        <w:tc>
-          <w:tcPr>
-            <w:tcW w:w="5648" w:type="dxa"/>
-          </w:tcPr>
-          <w:p>
-            <w:pPr/>
-            <w:r>
-              <w:t xml:space="preserve">가능하지만 WSAPoll보다 코드가 길다</w:t>
-            </w:r>
-          </w:p>
-        </w:tc>
-      </w:tr>
-      <w:tr>
-        <w:tc>
-          <w:tcPr>
-            <w:tcW w:w="3711" w:type="dxa"/>
-          </w:tcPr>
-          <w:p>
-            <w:pPr/>
-            <w:r>
-              <w:t xml:space="preserve">Overlapped / IOCP</w:t>
-            </w:r>
-          </w:p>
-        </w:tc>
-        <w:tc>
-          <w:tcPr>
-            <w:tcW w:w="5648" w:type="dxa"/>
-          </w:tcPr>
-          <w:p>
-            <w:pPr/>
-            <w:r>
-              <w:t xml:space="preserve">수백 명 이상일 때 의미가 있다. 2명에게는 복잡도만 늘어난다</w:t>
-            </w:r>
-          </w:p>
-        </w:tc>
-      </w:tr>
-    </w:tbl>
-    <w:p>
-      <w:pPr/>
-      <w:r>
-        <w:t xml:space="preserve">WSAPoll 구현 시 지킬 것:</w:t>
+        <w:t xml:space="preserve">스레드 사이에 오가는 이벤트와, 김현수·조형진 코드가 만나는 함수의 모양이다(6장 독립 개발과 테스트 참고). 나머지 함수는 구현하면서 정한다.</w:t>
+      </w:r>
+    </w:p>
+    <w:p>
+      <w:pPr>
+        <w:pStyle w:val="Code"/>
+      </w:pPr>
+      <w:bookmarkStart w:id="4" w:name="bongo_lang_cpp_4"/>
+      <w:bookmarkEnd w:id="4"/>
+      <w:r>
+        <w:t xml:space="preserve">// 메인 → 월드 (게임 패킷 + 접속 끊김)</w:t>
+        <w:br/>
+        <w:t xml:space="preserve">enum class RecvKind : uint8_t { Packet, Disconnect };</w:t>
+        <w:br/>
+        <w:t xml:space="preserve">struct RecvEvent {</w:t>
+        <w:br/>
+        <w:t xml:space="preserve">    RecvKind kind; uint8_t playerId;</w:t>
+        <w:br/>
+        <w:t xml:space="preserve">    std::vector&lt;char&gt; packet;            // Disconnect면 비어 있음</w:t>
+        <w:br/>
+        <w:t xml:space="preserve">};</w:t>
+        <w:br/>
+        <w:br/>
+        <w:t xml:space="preserve">// 월드 → 메인</w:t>
+        <w:br/>
+        <w:t xml:space="preserve">enum class SendTarget : uint8_t { Player0, Player1, All };</w:t>
+        <w:br/>
+        <w:t xml:space="preserve">struct SendEvent { SendTarget target; bool udp; std::vector&lt;char&gt; packet; };</w:t>
+        <w:br/>
+        <w:br/>
+        <w:t xml:space="preserve">// 김현수</w:t>
+        <w:br/>
+        <w:t xml:space="preserve">template&lt;class T&gt; class EventQueue {</w:t>
+        <w:br/>
+        <w:t xml:space="preserve">public:</w:t>
+        <w:br/>
+        <w:t xml:space="preserve">    void Push(T ev);                     // 잠금 → push_back → 해제</w:t>
+        <w:br/>
+        <w:t xml:space="preserve">    void SwapOut(std::vector&lt;T&gt;&amp; out);   // 잠금 → 내부 vector와 swap → 해제</w:t>
+        <w:br/>
+        <w:t xml:space="preserve">private:</w:t>
+        <w:br/>
+        <w:t xml:space="preserve">    CRITICAL_SECTION cs;</w:t>
+        <w:br/>
+        <w:t xml:space="preserve">    std::vector&lt;T&gt;   items;</w:t>
+        <w:br/>
+        <w:t xml:space="preserve">};</w:t>
+        <w:br/>
+        <w:br/>
+        <w:t xml:space="preserve">// 서버 메인 (김현수)</w:t>
+        <w:br/>
+        <w:t xml:space="preserve">// 수신 버퍼에 붙이고, 완성된 패킷마다 ProcessPacket 호출</w:t>
+        <w:br/>
+        <w:t xml:space="preserve">// size가 이상하면 false (연결 끊기)</w:t>
+        <w:br/>
+        <w:t xml:space="preserve">bool Session::OnRecv(const char* data, int len);</w:t>
+        <w:br/>
+        <w:t xml:space="preserve">void Server::ProcessPacket(Session&amp; s, const PacketHeader* p);</w:t>
+        <w:br/>
+        <w:t xml:space="preserve">// 송신 큐를 SwapOut 한 뒤 TCP는 send, udp == true면 UdpEndpoint::SendTo</w:t>
+        <w:br/>
+        <w:t xml:space="preserve">void Server::FlushSendQueue();</w:t>
+        <w:br/>
+        <w:br/>
+        <w:t xml:space="preserve">// 서버 UDP (조형진) — 메인 스레드의 WSAPoll 루프가 호출</w:t>
+        <w:br/>
+        <w:t xml:space="preserve">// recvfrom 반복: UDP_HELLO는 주소 등록, C2S_INPUT은 RecvEvent로 Push</w:t>
+        <w:br/>
+        <w:t xml:space="preserve">void UdpEndpoint::OnReadable(EventQueue&lt;RecvEvent&gt;&amp; recvQ);</w:t>
+        <w:br/>
+        <w:t xml:space="preserve">void UdpEndpoint::SendTo(int playerId, const char* data, int len);</w:t>
+        <w:br/>
+        <w:t xml:space="preserve">// 메인이 S2C_UDP_OK 전송과 게임 시작 판단에 사용</w:t>
+        <w:br/>
+        <w:t xml:space="preserve">bool UdpEndpoint::IsRegistered(int playerId) const;</w:t>
+        <w:br/>
+        <w:br/>
+        <w:t xml:space="preserve">// 서버 월드 (조형진)</w:t>
+        <w:br/>
+        <w:t xml:space="preserve">// CreateThread에 넘기는 함수: Event 대기 → 33ms 틱 루프</w:t>
+        <w:br/>
+        <w:t xml:space="preserve">DWORD WINAPI World::ThreadMain(LPVOID self);</w:t>
+        <w:br/>
+        <w:t xml:space="preserve">void World::Update(float dt);</w:t>
+        <w:br/>
+        <w:t xml:space="preserve">void World::OnInput(int playerId, const C2S_Input&amp; pkt);</w:t>
+        <w:br/>
+        <w:t xml:space="preserve">void World::OnSelectWeapon(int playerId, const C2S_SelectWeapon&amp; pkt);</w:t>
+        <w:br/>
+        <w:t xml:space="preserve">void World::OnDisconnect(int playerId);</w:t>
+        <w:br/>
+        <w:t xml:space="preserve">// 상태를 모아 조각을 만들고 SendEvent(udp = true)로 Push</w:t>
+        <w:br/>
+        <w:t xml:space="preserve">void World::BroadcastSnapshot();</w:t>
+        <w:br/>
+        <w:br/>
+        <w:t xml:space="preserve">// 클라 UDP (조형진) — 자체 UDP 수신 스레드</w:t>
+        <w:br/>
+        <w:t xml:space="preserve">// OnLoginOk(김현수)에서 호출: UDP_HELLO 반복 + 수신 스레드 시작</w:t>
+        <w:br/>
+        <w:t xml:space="preserve">void UdpClient::Start(const char* serverIp, uint8_t playerId, uint32_t token);</w:t>
+        <w:br/>
+        <w:t xml:space="preserve">void UdpClient::SendInput(uint8_t keys, float aimAngle);   // seq 붙여 sendto</w:t>
+        <w:br/>
+        <w:t xml:space="preserve">// UDP 수신 스레드가 받은 조각을 쓴다</w:t>
+        <w:br/>
+        <w:t xml:space="preserve">void SnapshotBuffer::WriteFragment(const char* data, int len);</w:t>
+        <w:br/>
+        <w:t xml:space="preserve">// WM_PAINT(김현수)가 잠금 안에서 복사만 한다</w:t>
+        <w:br/>
+        <w:t xml:space="preserve">void SnapshotBuffer::CopyTo(Snapshot&amp; out);</w:t>
       </w:r>
     </w:p>
     <w:p>
@@ -3067,11 +4183,103 @@
         <w:pStyle w:val="ListParagraph"/>
         <w:numPr>
           <w:ilvl w:val="0"/>
-          <w:numId w:val="5"/>
+          <w:numId w:val="10"/>
         </w:numPr>
       </w:pPr>
       <w:r>
-        <w:t xml:space="preserve">클라이언트 TCP 소켓과 UDP 소켓은 </w:t>
+        <w:t xml:space="preserve">RecvEvent·SendEvent는 패킷 바이트를 복사해 담는다. 메인 스레드의 수신 버퍼는 다음 recv에서 다시 쓰이므로 포인터만 넘기면 월드가 읽기 전에 내용이 바뀔 수 있다.</w:t>
+      </w:r>
+    </w:p>
+    <w:p>
+      <w:pPr>
+        <w:pStyle w:val="ListParagraph"/>
+        <w:numPr>
+          <w:ilvl w:val="0"/>
+          <w:numId w:val="10"/>
+        </w:numPr>
+      </w:pPr>
+      <w:r>
+        <w:t xml:space="preserve">세션이 끊기면 메인은 kind = Disconnect인 RecvEvent를 넣고, 월드는 OnDisconnect에서 그 플레이어를 사망으로 처리한다(2장 접속 끊김 규칙).</w:t>
+      </w:r>
+    </w:p>
+    <w:p>
+      <w:pPr>
+        <w:pStyle w:val="ListParagraph"/>
+        <w:numPr>
+          <w:ilvl w:val="0"/>
+          <w:numId w:val="10"/>
+        </w:numPr>
+      </w:pPr>
+      <w:r>
+        <w:t xml:space="preserve">메인은 SendEvent의 udp 값으로 소켓을 고른다. true면 Session에 등록된 UDP 주소로 sendto, false면 그 Session의 TCP 송신 버퍼에 붙여 send한다.</w:t>
+      </w:r>
+    </w:p>
+    <w:p>
+      <w:pPr>
+        <w:pStyle w:val="ListParagraph"/>
+        <w:numPr>
+          <w:ilvl w:val="0"/>
+          <w:numId w:val="10"/>
+        </w:numPr>
+      </w:pPr>
+      <w:r>
+        <w:t xml:space="preserve">World::ThreadMain은 CreateThread에 넘기는 정적 함수이고, self로 받은 World 포인터의 루프를 돈다.</w:t>
+      </w:r>
+    </w:p>
+    <w:p>
+      <w:pPr>
+        <w:pStyle w:val="Heading3"/>
+      </w:pPr>
+      <w:r>
+        <w:t xml:space="preserve">네트워크 I/O 모델</w:t>
+      </w:r>
+    </w:p>
+    <w:p>
+      <w:pPr/>
+      <w:r>
+        <w:t xml:space="preserve">서버는 WSAPoll, 클라이언트는 TCP 수신 스레드와 UDP 수신 스레드를 하나씩 두고 각각 블로킹 recv/recvfrom을 한다. WSAPoll은 Select 모델과 같은 원리로, 한 스레드가 여러 소켓을 처리한다. </w:t>
+      </w:r>
+    </w:p>
+    <w:p>
+      <w:pPr/>
+      <w:r>
+        <w:rPr>
+          <w:b/>
+        </w:rPr>
+        <w:t xml:space="preserve">WSAPoll</w:t>
+      </w:r>
+      <w:r>
+        <w:rPr>
+          <w:b/>
+        </w:rPr>
+        <w:t xml:space="preserve">:</w:t>
+      </w:r>
+      <w:r>
+        <w:rPr>
+          <w:b/>
+        </w:rPr>
+        <w:t xml:space="preserve"> </w:t>
+      </w:r>
+      <w:r>
+        <w:t xml:space="preserve">pollfd 배열 하나로 listen 소켓, 클라 TCP 소켓 2개, UDP 소켓 1개를 감시한다. 네트워크를 메인 스레드 하나가 맡고 월드 스레드와는 큐 2개로만 연결된다.</w:t>
+      </w:r>
+    </w:p>
+    <w:p>
+      <w:pPr/>
+      <w:r>
+        <w:t xml:space="preserve">WSAPoll 구현 시 지킬 것:</w:t>
+      </w:r>
+    </w:p>
+    <w:p>
+      <w:pPr>
+        <w:pStyle w:val="ListParagraph"/>
+        <w:numPr>
+          <w:ilvl w:val="0"/>
+          <w:numId w:val="11"/>
+        </w:numPr>
+      </w:pPr>
+      <w:r>
+        <w:t xml:space="preserve">서버의 세션 TCP 소켓과 UDP 소켓은 </w:t>
       </w:r>
       <w:r>
         <w:rPr>
@@ -3088,11 +4296,11 @@
         <w:pStyle w:val="ListParagraph"/>
         <w:numPr>
           <w:ilvl w:val="0"/>
-          <w:numId w:val="5"/>
+          <w:numId w:val="11"/>
         </w:numPr>
       </w:pPr>
       <w:r>
-        <w:t xml:space="preserve">POLLOUT은 송신 버퍼에 남은 데이터가 있을 때만 켜다. 항상 켜두면 WSAPoll이 계속 바로 리턴해 CPU를 다 쓴다.</w:t>
+        <w:t xml:space="preserve">POLLOUT은 송신 버퍼에 남은 데이터가 있을 때만 켠다. 항상 켜두면 WSAPoll이 계속 바로 리턴해 CPU를 다 쓴다.</w:t>
       </w:r>
     </w:p>
     <w:p>
@@ -3100,11 +4308,11 @@
         <w:pStyle w:val="ListParagraph"/>
         <w:numPr>
           <w:ilvl w:val="0"/>
-          <w:numId w:val="5"/>
+          <w:numId w:val="11"/>
         </w:numPr>
       </w:pPr>
       <w:r>
-        <w:t xml:space="preserve">POLLHUP·POLLERR이 오거나 recv가 0을 돌려주면 세션을 정리하고, 월드에 ‘플레이어 나감’ 이벤트를 넣는다.</w:t>
+        <w:t xml:space="preserve">POLLHUP·POLLERR이 오거나 recv가 0을 돌려주면 세션을 정리하고, 월드에 Disconnect 이벤트를 넣는다.</w:t>
       </w:r>
     </w:p>
     <w:p>
@@ -3112,11 +4320,23 @@
         <w:pStyle w:val="ListParagraph"/>
         <w:numPr>
           <w:ilvl w:val="0"/>
-          <w:numId w:val="5"/>
+          <w:numId w:val="11"/>
         </w:numPr>
       </w:pPr>
       <w:r>
-        <w:t xml:space="preserve">클라이언트는 수신 스레드에서 TCP·UDP 소켓 2개를 WSAPoll로 함께 기다리고, 송신은 메인 스레드에서 바로 send/sendto한다.</w:t>
+        <w:t xml:space="preserve">클라이언트는 TCP 수신 스레드(김현수)와 UDP 수신 스레드(조형진)를 따로 둔다. 서로 다른 소켓만 다루므로 각자 따로 테스트할 수 있다. 송신은 메인 스레드에서 바로 send/sendto한다.</w:t>
+      </w:r>
+    </w:p>
+    <w:p>
+      <w:pPr/>
+      <w:r>
+        <w:rPr>
+          <w:b/>
+        </w:rPr>
+        <w:t xml:space="preserve">소켓 옵션</w:t>
+      </w:r>
+      <w:r>
+        <w:t xml:space="preserve">: 작은 패킷의 지연을 줄이도록 TCP 소켓에 TCP_NODELAY를, 서버 재실행 시 bind 오류를 막도록 SO_REUSEADDR를 적용한다. 버퍼 크기 등 나머지 옵션은 테스트하며 정한다.</w:t>
       </w:r>
     </w:p>
     <w:p>
@@ -3137,8 +4357,9 @@
       <w:tblGrid>
         <w:gridCol w:w="1116"/>
         <w:gridCol w:w="1715"/>
-        <w:gridCol w:w="1620"/>
-        <w:gridCol w:w="4909"/>
+        <w:gridCol w:w="896"/>
+        <w:gridCol w:w="1872"/>
+        <w:gridCol w:w="3761"/>
       </w:tblGrid>
       <w:tr>
         <w:trPr>
@@ -3170,19 +4391,31 @@
         </w:tc>
         <w:tc>
           <w:tcPr>
-            <w:tcW w:w="1620" w:type="dxa"/>
+            <w:tcW w:w="896" w:type="dxa"/>
             <w:shd w:val="clear" w:color="auto" w:fill="F2F2F2"/>
           </w:tcPr>
           <w:p>
             <w:pPr/>
             <w:r>
+              <w:t xml:space="preserve">담당</w:t>
+            </w:r>
+          </w:p>
+        </w:tc>
+        <w:tc>
+          <w:tcPr>
+            <w:tcW w:w="1872" w:type="dxa"/>
+            <w:shd w:val="clear" w:color="auto" w:fill="F2F2F2"/>
+          </w:tcPr>
+          <w:p>
+            <w:pPr/>
+            <w:r>
               <w:t xml:space="preserve">생성</w:t>
             </w:r>
           </w:p>
         </w:tc>
         <w:tc>
           <w:tcPr>
-            <w:tcW w:w="4909" w:type="dxa"/>
+            <w:tcW w:w="3761" w:type="dxa"/>
             <w:shd w:val="clear" w:color="auto" w:fill="F2F2F2"/>
           </w:tcPr>
           <w:p>
@@ -3218,7 +4451,18 @@
         </w:tc>
         <w:tc>
           <w:tcPr>
-            <w:tcW w:w="1620" w:type="dxa"/>
+            <w:tcW w:w="896" w:type="dxa"/>
+          </w:tcPr>
+          <w:p>
+            <w:pPr/>
+            <w:r>
+              <w:t xml:space="preserve">김현수</w:t>
+            </w:r>
+          </w:p>
+        </w:tc>
+        <w:tc>
+          <w:tcPr>
+            <w:tcW w:w="1872" w:type="dxa"/>
           </w:tcPr>
           <w:p>
             <w:pPr/>
@@ -3229,12 +4473,12 @@
         </w:tc>
         <w:tc>
           <w:tcPr>
-            <w:tcW w:w="4909" w:type="dxa"/>
-          </w:tcPr>
-          <w:p>
-            <w:pPr/>
-            <w:r>
-              <w:t xml:space="preserve">WSAPoll(타임아웃 수 ms) → accept/recv/recvfrom → 송신 큐 비우기(send/sendto)</w:t>
+            <w:tcW w:w="3761" w:type="dxa"/>
+          </w:tcPr>
+          <w:p>
+            <w:pPr/>
+            <w:r>
+              <w:t xml:space="preserve">WSAPoll(타임아웃 수 ms) → accept/recv, UDP 소켓은 UdpEndpoint::OnReadable → 로비 패킷 처리 또는 수신 큐 등록 → 송신 큐 비우기(TCP send, UDP는 UdpEndpoint::SendTo)</w:t>
             </w:r>
           </w:p>
         </w:tc>
@@ -3264,18 +4508,29 @@
         </w:tc>
         <w:tc>
           <w:tcPr>
-            <w:tcW w:w="1620" w:type="dxa"/>
-          </w:tcPr>
-          <w:p>
-            <w:pPr/>
-            <w:r>
-              <w:t xml:space="preserve">메인이 CreateThread</w:t>
-            </w:r>
-          </w:p>
-        </w:tc>
-        <w:tc>
-          <w:tcPr>
-            <w:tcW w:w="4909" w:type="dxa"/>
+            <w:tcW w:w="896" w:type="dxa"/>
+          </w:tcPr>
+          <w:p>
+            <w:pPr/>
+            <w:r>
+              <w:t xml:space="preserve">조형진</w:t>
+            </w:r>
+          </w:p>
+        </w:tc>
+        <w:tc>
+          <w:tcPr>
+            <w:tcW w:w="1872" w:type="dxa"/>
+          </w:tcPr>
+          <w:p>
+            <w:pPr/>
+            <w:r>
+              <w:t xml:space="preserve">메인이 CreateThread(World::ThreadMain)</w:t>
+            </w:r>
+          </w:p>
+        </w:tc>
+        <w:tc>
+          <w:tcPr>
+            <w:tcW w:w="3761" w:type="dxa"/>
           </w:tcPr>
           <w:p>
             <w:pPr/>
@@ -3310,7 +4565,18 @@
         </w:tc>
         <w:tc>
           <w:tcPr>
-            <w:tcW w:w="1620" w:type="dxa"/>
+            <w:tcW w:w="896" w:type="dxa"/>
+          </w:tcPr>
+          <w:p>
+            <w:pPr/>
+            <w:r>
+              <w:t xml:space="preserve">김현수</w:t>
+            </w:r>
+          </w:p>
+        </w:tc>
+        <w:tc>
+          <w:tcPr>
+            <w:tcW w:w="1872" w:type="dxa"/>
           </w:tcPr>
           <w:p>
             <w:pPr/>
@@ -3321,12 +4587,12 @@
         </w:tc>
         <w:tc>
           <w:tcPr>
-            <w:tcW w:w="4909" w:type="dxa"/>
-          </w:tcPr>
-          <w:p>
-            <w:pPr/>
-            <w:r>
-              <w:t xml:space="preserve">메시지 루프, 입력 송신, 스냅샷 렌더링</w:t>
+            <w:tcW w:w="3761" w:type="dxa"/>
+          </w:tcPr>
+          <w:p>
+            <w:pPr/>
+            <w:r>
+              <w:t xml:space="preserve">메시지 루프, 33ms 타이머로 UdpClient::SendInput, 스냅샷 렌더링, WM_APP으로 받은 TCP 이벤트를 UI에 반영</w:t>
             </w:r>
           </w:p>
         </w:tc>
@@ -3350,13 +4616,24 @@
           <w:p>
             <w:pPr/>
             <w:r>
-              <w:t xml:space="preserve">수신</w:t>
-            </w:r>
-          </w:p>
-        </w:tc>
-        <w:tc>
-          <w:tcPr>
-            <w:tcW w:w="1620" w:type="dxa"/>
+              <w:t xml:space="preserve">TCP 수신</w:t>
+            </w:r>
+          </w:p>
+        </w:tc>
+        <w:tc>
+          <w:tcPr>
+            <w:tcW w:w="896" w:type="dxa"/>
+          </w:tcPr>
+          <w:p>
+            <w:pPr/>
+            <w:r>
+              <w:t xml:space="preserve">김현수</w:t>
+            </w:r>
+          </w:p>
+        </w:tc>
+        <w:tc>
+          <w:tcPr>
+            <w:tcW w:w="1872" w:type="dxa"/>
           </w:tcPr>
           <w:p>
             <w:pPr/>
@@ -3367,12 +4644,69 @@
         </w:tc>
         <w:tc>
           <w:tcPr>
-            <w:tcW w:w="4909" w:type="dxa"/>
-          </w:tcPr>
-          <w:p>
-            <w:pPr/>
-            <w:r>
-              <w:t xml:space="preserve">WSAPoll(TCP·UDP) → recv/recvfrom → 패킷 조립 → 처리 후 InvalidateRect</w:t>
+            <w:tcW w:w="3761" w:type="dxa"/>
+          </w:tcPr>
+          <w:p>
+            <w:pPr/>
+            <w:r>
+              <w:t xml:space="preserve">블로킹 recv → 패킷 조립 → OnLoginOk 등 처리 → PostMessage(WM_APP)로 메인에 전달</w:t>
+            </w:r>
+          </w:p>
+        </w:tc>
+      </w:tr>
+      <w:tr>
+        <w:tc>
+          <w:tcPr>
+            <w:tcW w:w="1116" w:type="dxa"/>
+          </w:tcPr>
+          <w:p>
+            <w:pPr/>
+            <w:r>
+              <w:t xml:space="preserve">클라</w:t>
+            </w:r>
+          </w:p>
+        </w:tc>
+        <w:tc>
+          <w:tcPr>
+            <w:tcW w:w="1715" w:type="dxa"/>
+          </w:tcPr>
+          <w:p>
+            <w:pPr/>
+            <w:r>
+              <w:t xml:space="preserve">UDP 수신</w:t>
+            </w:r>
+          </w:p>
+        </w:tc>
+        <w:tc>
+          <w:tcPr>
+            <w:tcW w:w="896" w:type="dxa"/>
+          </w:tcPr>
+          <w:p>
+            <w:pPr/>
+            <w:r>
+              <w:t xml:space="preserve">조형진</w:t>
+            </w:r>
+          </w:p>
+        </w:tc>
+        <w:tc>
+          <w:tcPr>
+            <w:tcW w:w="1872" w:type="dxa"/>
+          </w:tcPr>
+          <w:p>
+            <w:pPr/>
+            <w:r>
+              <w:t xml:space="preserve">LOGIN_OK 후 UdpClient::Start</w:t>
+            </w:r>
+          </w:p>
+        </w:tc>
+        <w:tc>
+          <w:tcPr>
+            <w:tcW w:w="3761" w:type="dxa"/>
+          </w:tcPr>
+          <w:p>
+            <w:pPr/>
+            <w:r>
+              <w:t xml:space="preserve">블로킹 recvfrom → WriteFragment(SnapshotBuffer) → InvalidateRect</w:t>
             </w:r>
           </w:p>
         </w:tc>
@@ -3389,7 +4723,7 @@
     <w:p>
       <w:pPr/>
       <w:r>
-        <w:t xml:space="preserve">공유 데이터 보호는 임계영역(CRITICAL_SECTION), 게임 시작 알림은 이벤트(Event)를 쓴다. 뮤텍스는 쓰지 않는다.</w:t>
+        <w:t xml:space="preserve">공유 데이터 보호는 임계영역, 게임 시작 알림은 이벤트를 쓴다.</w:t>
       </w:r>
     </w:p>
     <w:tbl>
@@ -3400,10 +4734,10 @@
         <w:tblLook w:val="04A0" w:firstRow="1" w:lastRow="0" w:firstColumn="0" w:lastColumn="0" w:noHBand="0" w:noVBand="1"/>
       </w:tblPr>
       <w:tblGrid>
-        <w:gridCol w:w="2496"/>
-        <w:gridCol w:w="1862"/>
-        <w:gridCol w:w="2522"/>
-        <w:gridCol w:w="2480"/>
+        <w:gridCol w:w="2285"/>
+        <w:gridCol w:w="1559"/>
+        <w:gridCol w:w="2340"/>
+        <w:gridCol w:w="3175"/>
       </w:tblGrid>
       <w:tr>
         <w:trPr>
@@ -3411,7 +4745,7 @@
         </w:trPr>
         <w:tc>
           <w:tcPr>
-            <w:tcW w:w="2496" w:type="dxa"/>
+            <w:tcW w:w="2285" w:type="dxa"/>
             <w:shd w:val="clear" w:color="auto" w:fill="F2F2F2"/>
           </w:tcPr>
           <w:p>
@@ -3423,7 +4757,7 @@
         </w:tc>
         <w:tc>
           <w:tcPr>
-            <w:tcW w:w="1862" w:type="dxa"/>
+            <w:tcW w:w="1559" w:type="dxa"/>
             <w:shd w:val="clear" w:color="auto" w:fill="F2F2F2"/>
           </w:tcPr>
           <w:p>
@@ -3435,7 +4769,7 @@
         </w:tc>
         <w:tc>
           <w:tcPr>
-            <w:tcW w:w="2522" w:type="dxa"/>
+            <w:tcW w:w="2340" w:type="dxa"/>
             <w:shd w:val="clear" w:color="auto" w:fill="F2F2F2"/>
           </w:tcPr>
           <w:p>
@@ -3447,7 +4781,7 @@
         </w:tc>
         <w:tc>
           <w:tcPr>
-            <w:tcW w:w="2480" w:type="dxa"/>
+            <w:tcW w:w="3175" w:type="dxa"/>
             <w:shd w:val="clear" w:color="auto" w:fill="F2F2F2"/>
           </w:tcPr>
           <w:p>
@@ -3461,7 +4795,7 @@
       <w:tr>
         <w:tc>
           <w:tcPr>
-            <w:tcW w:w="2496" w:type="dxa"/>
+            <w:tcW w:w="2285" w:type="dxa"/>
           </w:tcPr>
           <w:p>
             <w:pPr/>
@@ -3472,7 +4806,7 @@
         </w:tc>
         <w:tc>
           <w:tcPr>
-            <w:tcW w:w="1862" w:type="dxa"/>
+            <w:tcW w:w="1559" w:type="dxa"/>
           </w:tcPr>
           <w:p>
             <w:pPr/>
@@ -3483,7 +4817,7 @@
         </w:tc>
         <w:tc>
           <w:tcPr>
-            <w:tcW w:w="2522" w:type="dxa"/>
+            <w:tcW w:w="2340" w:type="dxa"/>
           </w:tcPr>
           <w:p>
             <w:pPr/>
@@ -3494,7 +4828,7 @@
         </w:tc>
         <w:tc>
           <w:tcPr>
-            <w:tcW w:w="2480" w:type="dxa"/>
+            <w:tcW w:w="3175" w:type="dxa"/>
           </w:tcPr>
           <w:p>
             <w:pPr/>
@@ -3507,7 +4841,7 @@
       <w:tr>
         <w:tc>
           <w:tcPr>
-            <w:tcW w:w="2496" w:type="dxa"/>
+            <w:tcW w:w="2285" w:type="dxa"/>
           </w:tcPr>
           <w:p>
             <w:pPr/>
@@ -3518,7 +4852,7 @@
         </w:tc>
         <w:tc>
           <w:tcPr>
-            <w:tcW w:w="1862" w:type="dxa"/>
+            <w:tcW w:w="1559" w:type="dxa"/>
           </w:tcPr>
           <w:p>
             <w:pPr/>
@@ -3529,7 +4863,7 @@
         </w:tc>
         <w:tc>
           <w:tcPr>
-            <w:tcW w:w="2522" w:type="dxa"/>
+            <w:tcW w:w="2340" w:type="dxa"/>
           </w:tcPr>
           <w:p>
             <w:pPr/>
@@ -3540,7 +4874,7 @@
         </w:tc>
         <w:tc>
           <w:tcPr>
-            <w:tcW w:w="2480" w:type="dxa"/>
+            <w:tcW w:w="3175" w:type="dxa"/>
           </w:tcPr>
           <w:p>
             <w:pPr/>
@@ -3553,7 +4887,7 @@
       <w:tr>
         <w:tc>
           <w:tcPr>
-            <w:tcW w:w="2496" w:type="dxa"/>
+            <w:tcW w:w="2285" w:type="dxa"/>
           </w:tcPr>
           <w:p>
             <w:pPr/>
@@ -3564,7 +4898,7 @@
         </w:tc>
         <w:tc>
           <w:tcPr>
-            <w:tcW w:w="1862" w:type="dxa"/>
+            <w:tcW w:w="1559" w:type="dxa"/>
           </w:tcPr>
           <w:p>
             <w:pPr/>
@@ -3575,7 +4909,7 @@
         </w:tc>
         <w:tc>
           <w:tcPr>
-            <w:tcW w:w="2522" w:type="dxa"/>
+            <w:tcW w:w="2340" w:type="dxa"/>
           </w:tcPr>
           <w:p>
             <w:pPr/>
@@ -3586,7 +4920,7 @@
         </w:tc>
         <w:tc>
           <w:tcPr>
-            <w:tcW w:w="2480" w:type="dxa"/>
+            <w:tcW w:w="3175" w:type="dxa"/>
           </w:tcPr>
           <w:p>
             <w:pPr/>
@@ -3599,7 +4933,53 @@
       <w:tr>
         <w:tc>
           <w:tcPr>
-            <w:tcW w:w="2496" w:type="dxa"/>
+            <w:tcW w:w="2285" w:type="dxa"/>
+          </w:tcPr>
+          <w:p>
+            <w:pPr/>
+            <w:r>
+              <w:t xml:space="preserve">게임 시작 정보 (서버)</w:t>
+            </w:r>
+          </w:p>
+        </w:tc>
+        <w:tc>
+          <w:tcPr>
+            <w:tcW w:w="1559" w:type="dxa"/>
+          </w:tcPr>
+          <w:p>
+            <w:pPr/>
+            <w:r>
+              <w:t xml:space="preserve">메인 (SetEvent 전에 한 번 씀)</w:t>
+            </w:r>
+          </w:p>
+        </w:tc>
+        <w:tc>
+          <w:tcPr>
+            <w:tcW w:w="2340" w:type="dxa"/>
+          </w:tcPr>
+          <w:p>
+            <w:pPr/>
+            <w:r>
+              <w:t xml:space="preserve">월드 (깨어난 뒤 읽음)</w:t>
+            </w:r>
+          </w:p>
+        </w:tc>
+        <w:tc>
+          <w:tcPr>
+            <w:tcW w:w="3175" w:type="dxa"/>
+          </w:tcPr>
+          <w:p>
+            <w:pPr/>
+            <w:r>
+              <w:t xml:space="preserve">Event로 순서 보장, 잠금 없음</w:t>
+            </w:r>
+          </w:p>
+        </w:tc>
+      </w:tr>
+      <w:tr>
+        <w:tc>
+          <w:tcPr>
+            <w:tcW w:w="2285" w:type="dxa"/>
           </w:tcPr>
           <w:p>
             <w:pPr/>
@@ -3610,18 +4990,18 @@
         </w:tc>
         <w:tc>
           <w:tcPr>
-            <w:tcW w:w="1862" w:type="dxa"/>
-          </w:tcPr>
-          <w:p>
-            <w:pPr/>
-            <w:r>
-              <w:t xml:space="preserve">수신</w:t>
-            </w:r>
-          </w:p>
-        </w:tc>
-        <w:tc>
-          <w:tcPr>
-            <w:tcW w:w="2522" w:type="dxa"/>
+            <w:tcW w:w="1559" w:type="dxa"/>
+          </w:tcPr>
+          <w:p>
+            <w:pPr/>
+            <w:r>
+              <w:t xml:space="preserve">UDP 수신</w:t>
+            </w:r>
+          </w:p>
+        </w:tc>
+        <w:tc>
+          <w:tcPr>
+            <w:tcW w:w="2340" w:type="dxa"/>
           </w:tcPr>
           <w:p>
             <w:pPr/>
@@ -3632,12 +5012,58 @@
         </w:tc>
         <w:tc>
           <w:tcPr>
-            <w:tcW w:w="2480" w:type="dxa"/>
+            <w:tcW w:w="3175" w:type="dxa"/>
           </w:tcPr>
           <w:p>
             <w:pPr/>
             <w:r>
               <w:t xml:space="preserve">CRITICAL_SECTION</w:t>
+            </w:r>
+          </w:p>
+        </w:tc>
+      </w:tr>
+      <w:tr>
+        <w:tc>
+          <w:tcPr>
+            <w:tcW w:w="2285" w:type="dxa"/>
+          </w:tcPr>
+          <w:p>
+            <w:pPr/>
+            <w:r>
+              <w:t xml:space="preserve">UI 이벤트 (클라)</w:t>
+            </w:r>
+          </w:p>
+        </w:tc>
+        <w:tc>
+          <w:tcPr>
+            <w:tcW w:w="1559" w:type="dxa"/>
+          </w:tcPr>
+          <w:p>
+            <w:pPr/>
+            <w:r>
+              <w:t xml:space="preserve">TCP 수신</w:t>
+            </w:r>
+          </w:p>
+        </w:tc>
+        <w:tc>
+          <w:tcPr>
+            <w:tcW w:w="2340" w:type="dxa"/>
+          </w:tcPr>
+          <w:p>
+            <w:pPr/>
+            <w:r>
+              <w:t xml:space="preserve">메인</w:t>
+            </w:r>
+          </w:p>
+        </w:tc>
+        <w:tc>
+          <w:tcPr>
+            <w:tcW w:w="3175" w:type="dxa"/>
+          </w:tcPr>
+          <w:p>
+            <w:pPr/>
+            <w:r>
+              <w:t xml:space="preserve">PostMessage(WM_APP). 메시지 큐가 순서를 보장하므로 잠금 없음</w:t>
             </w:r>
           </w:p>
         </w:tc>
@@ -3657,7 +5083,7 @@
         <w:pStyle w:val="ListParagraph"/>
         <w:numPr>
           <w:ilvl w:val="0"/>
-          <w:numId w:val="6"/>
+          <w:numId w:val="12"/>
         </w:numPr>
       </w:pPr>
       <w:r>
@@ -3669,7 +5095,7 @@
         <w:pStyle w:val="ListParagraph"/>
         <w:numPr>
           <w:ilvl w:val="0"/>
-          <w:numId w:val="6"/>
+          <w:numId w:val="12"/>
         </w:numPr>
       </w:pPr>
       <w:r>
@@ -3681,11 +5107,23 @@
         <w:pStyle w:val="ListParagraph"/>
         <w:numPr>
           <w:ilvl w:val="0"/>
-          <w:numId w:val="6"/>
+          <w:numId w:val="12"/>
         </w:numPr>
       </w:pPr>
       <w:r>
         <w:t xml:space="preserve">잠금 안에서는 큐를 로컬 큐와 맞바꾸기(swap)만 하고, 처리는 잠금 밖에서 한다. 잠금 시간이 짧아지고 send/recv가 잠금을 잡고 멈추는 일이 없다.</w:t>
+      </w:r>
+    </w:p>
+    <w:p>
+      <w:pPr>
+        <w:pStyle w:val="ListParagraph"/>
+        <w:numPr>
+          <w:ilvl w:val="0"/>
+          <w:numId w:val="12"/>
+        </w:numPr>
+      </w:pPr>
+      <w:r>
+        <w:t xml:space="preserve">클라이언트 SnapshotBuffer도 같은 원칙을 쓴다. WM_PAINT는 잠금 안에서 스냅샷을 지역 변수로 복사만 하고, 그리기는 잠금 밖에서 한다. 그리는 동안 수신 스레드가 기다리지 않는다.</w:t>
       </w:r>
     </w:p>
     <w:p>
@@ -3702,7 +5140,7 @@
         <w:pStyle w:val="ListParagraph"/>
         <w:numPr>
           <w:ilvl w:val="0"/>
-          <w:numId w:val="7"/>
+          <w:numId w:val="13"/>
         </w:numPr>
       </w:pPr>
       <w:r>
@@ -3714,11 +5152,23 @@
         <w:pStyle w:val="ListParagraph"/>
         <w:numPr>
           <w:ilvl w:val="0"/>
-          <w:numId w:val="7"/>
+          <w:numId w:val="13"/>
         </w:numPr>
       </w:pPr>
       <w:r>
         <w:t xml:space="preserve">수동 리셋으로 두어, 한 번 시작하면 게임이 끝날 때까지 신호 상태를 유지한다.</w:t>
+      </w:r>
+    </w:p>
+    <w:p>
+      <w:pPr>
+        <w:pStyle w:val="ListParagraph"/>
+        <w:numPr>
+          <w:ilvl w:val="0"/>
+          <w:numId w:val="13"/>
+        </w:numPr>
+      </w:pPr>
+      <w:r>
+        <w:t xml:space="preserve">메인 스레드가 SetEvent 전에 써 둔 게임 시작 정보(mapId, 플레이어)는 WaitForSingleObject로 깨어난 월드 스레드에서 그대로 보인다. 게임이 시작되면 메인은 로비 패킷을 무시하고 이 값을 다시 쓰지 않으므로 따로 잠그지 않는다.</w:t>
       </w:r>
     </w:p>
     <w:p>
@@ -3738,13 +5188,13 @@
         <w:pStyle w:val="Heading2"/>
       </w:pPr>
       <w:r>
-        <w:t xml:space="preserve">6. 팀원별 역할분담</w:t>
+        <w:t xml:space="preserve">6. 역할분담</w:t>
       </w:r>
     </w:p>
     <w:p>
       <w:pPr/>
       <w:r>
-        <w:t xml:space="preserve">2명이 서버 네트워크와 클라이언트를 중심으로 나눠 맡고, 각자 네트워크 기능을 하나 이상 직접 구현한다.</w:t>
+        <w:t xml:space="preserve">2명이 서버 네트워크와 클라이언트를 TCP·클라이언트 화면(김현수)과 서버 World·UDP(조형진)로 나눠 맡는다.</w:t>
       </w:r>
     </w:p>
     <w:tbl>
@@ -3755,10 +5205,10 @@
         <w:tblLook w:val="04A0" w:firstRow="1" w:lastRow="0" w:firstColumn="0" w:lastColumn="0" w:noHBand="0" w:noVBand="1"/>
       </w:tblPr>
       <w:tblGrid>
-        <w:gridCol w:w="2110"/>
-        <w:gridCol w:w="1088"/>
-        <w:gridCol w:w="4402"/>
-        <w:gridCol w:w="1760"/>
+        <w:gridCol w:w="896"/>
+        <w:gridCol w:w="1135"/>
+        <w:gridCol w:w="4920"/>
+        <w:gridCol w:w="2409"/>
       </w:tblGrid>
       <w:tr>
         <w:trPr>
@@ -3766,7 +5216,7 @@
         </w:trPr>
         <w:tc>
           <w:tcPr>
-            <w:tcW w:w="2110" w:type="dxa"/>
+            <w:tcW w:w="896" w:type="dxa"/>
             <w:shd w:val="clear" w:color="auto" w:fill="F2F2F2"/>
           </w:tcPr>
           <w:p>
@@ -3778,7 +5228,7 @@
         </w:tc>
         <w:tc>
           <w:tcPr>
-            <w:tcW w:w="1088" w:type="dxa"/>
+            <w:tcW w:w="1135" w:type="dxa"/>
             <w:shd w:val="clear" w:color="auto" w:fill="F2F2F2"/>
           </w:tcPr>
           <w:p>
@@ -3790,7 +5240,7 @@
         </w:tc>
         <w:tc>
           <w:tcPr>
-            <w:tcW w:w="4402" w:type="dxa"/>
+            <w:tcW w:w="4920" w:type="dxa"/>
             <w:shd w:val="clear" w:color="auto" w:fill="F2F2F2"/>
           </w:tcPr>
           <w:p>
@@ -3802,7 +5252,7 @@
         </w:tc>
         <w:tc>
           <w:tcPr>
-            <w:tcW w:w="1760" w:type="dxa"/>
+            <w:tcW w:w="2409" w:type="dxa"/>
             <w:shd w:val="clear" w:color="auto" w:fill="F2F2F2"/>
           </w:tcPr>
           <w:p>
@@ -3816,91 +5266,91 @@
       <w:tr>
         <w:tc>
           <w:tcPr>
-            <w:tcW w:w="2110" w:type="dxa"/>
-          </w:tcPr>
-          <w:p>
-            <w:pPr/>
-            <w:r>
-              <w:t xml:space="preserve">팀원 A (이름 기입)</w:t>
-            </w:r>
-          </w:p>
-        </w:tc>
-        <w:tc>
-          <w:tcPr>
-            <w:tcW w:w="1088" w:type="dxa"/>
-          </w:tcPr>
-          <w:p>
-            <w:pPr/>
-            <w:r>
-              <w:t xml:space="preserve">서버 네트워크, 스레드 동기화</w:t>
-            </w:r>
-          </w:p>
-        </w:tc>
-        <w:tc>
-          <w:tcPr>
-            <w:tcW w:w="4402" w:type="dxa"/>
-          </w:tcPr>
-          <w:p>
-            <w:pPr/>
-            <w:r>
-              <w:t xml:space="preserve">소켓 초기화, WSAPoll 루프, accept, Session 수신 버퍼와 패킷 조립, 송신 큐 처리, 월드 스레드 생성, EventQueue(CRITICAL_SECTION), 게임 시작 Event</w:t>
-            </w:r>
-          </w:p>
-        </w:tc>
-        <w:tc>
-          <w:tcPr>
-            <w:tcW w:w="1760" w:type="dxa"/>
-          </w:tcPr>
-          <w:p>
-            <w:pPr/>
-            <w:r>
-              <w:t xml:space="preserve">Protocol.h 정리, 로그인·게임 시작 흐름</w:t>
-            </w:r>
-          </w:p>
-        </w:tc>
-      </w:tr>
-      <w:tr>
-        <w:tc>
-          <w:tcPr>
-            <w:tcW w:w="2110" w:type="dxa"/>
-          </w:tcPr>
-          <w:p>
-            <w:pPr/>
-            <w:r>
-              <w:t xml:space="preserve">팀원 B (이름 기입)</w:t>
-            </w:r>
-          </w:p>
-        </w:tc>
-        <w:tc>
-          <w:tcPr>
-            <w:tcW w:w="1088" w:type="dxa"/>
-          </w:tcPr>
-          <w:p>
-            <w:pPr/>
-            <w:r>
-              <w:t xml:space="preserve">클라이언트, 서버 월드 로직</w:t>
-            </w:r>
-          </w:p>
-        </w:tc>
-        <w:tc>
-          <w:tcPr>
-            <w:tcW w:w="4402" w:type="dxa"/>
-          </w:tcPr>
-          <w:p>
-            <w:pPr/>
-            <w:r>
-              <w:t xml:space="preserve">connect, 클라 수신 스레드, 클라 패킷 처리(OnSnapshot 등), Send 함수, SnapshotBuffer 동기화, 서버 패킷 처리(OnInput 등)와 Broadcast 함수</w:t>
-            </w:r>
-          </w:p>
-        </w:tc>
-        <w:tc>
-          <w:tcPr>
-            <w:tcW w:w="1760" w:type="dxa"/>
-          </w:tcPr>
-          <w:p>
-            <w:pPr/>
-            <w:r>
-              <w:t xml:space="preserve">원작 로직을 World로 이식, 2인 규칙, 스냅샷 기반 렌더링, 로비·결과 UI</w:t>
+            <w:tcW w:w="896" w:type="dxa"/>
+          </w:tcPr>
+          <w:p>
+            <w:pPr/>
+            <w:r>
+              <w:t xml:space="preserve">김현수</w:t>
+            </w:r>
+          </w:p>
+        </w:tc>
+        <w:tc>
+          <w:tcPr>
+            <w:tcW w:w="1135" w:type="dxa"/>
+          </w:tcPr>
+          <w:p>
+            <w:pPr/>
+            <w:r>
+              <w:t xml:space="preserve">TCP 통신, 서버 메인 스레드, 클라이언트 화면</w:t>
+            </w:r>
+          </w:p>
+        </w:tc>
+        <w:tc>
+          <w:tcPr>
+            <w:tcW w:w="4920" w:type="dxa"/>
+          </w:tcPr>
+          <w:p>
+            <w:pPr/>
+            <w:r>
+              <w:t xml:space="preserve">서버: WSAStartup·listen·accept, WSAPoll 루프(UDP 소켓도 poll 배열에 넣고 UdpEndpoint 호출), Session 수신 버퍼와 TCP 패킷 조립, 송신 큐 처리(TCP send, UDP는 UdpEndpoint::SendTo 호출), 로비 패킷(OnLogin, OnMapSelect, SendLoginOk, SendUdpOk), 게임 시작 Event(SetEvent), 접속 끊김 → Disconnect 이벤트, EventQueue(CRITICAL_SECTION) 구현, 월드 스레드 생성. 클라: TCP connect, TCP 수신 스레드와 패킷 조립, TCP 패킷 처리(OnLoginOk, OnUdpOk, OnGameStart, OnLevelUp, OnBossAlert, OnGameResult)를 PostMessage로 UI에 전달, SendLogin·SendMapSelect·SendSelectWeapon</w:t>
+            </w:r>
+          </w:p>
+        </w:tc>
+        <w:tc>
+          <w:tcPr>
+            <w:tcW w:w="2409" w:type="dxa"/>
+          </w:tcPr>
+          <w:p>
+            <w:pPr/>
+            <w:r>
+              <w:t xml:space="preserve">Protocol.h, 클라 렌더링(SnapshotBuffer::CopyTo 결과로 그리기), 접속(IP 입력)·로비·레벨업 카드·결과·관전 UI, 방화벽 포트 설정</w:t>
+            </w:r>
+          </w:p>
+        </w:tc>
+      </w:tr>
+      <w:tr>
+        <w:tc>
+          <w:tcPr>
+            <w:tcW w:w="896" w:type="dxa"/>
+          </w:tcPr>
+          <w:p>
+            <w:pPr/>
+            <w:r>
+              <w:t xml:space="preserve">조형진</w:t>
+            </w:r>
+          </w:p>
+        </w:tc>
+        <w:tc>
+          <w:tcPr>
+            <w:tcW w:w="1135" w:type="dxa"/>
+          </w:tcPr>
+          <w:p>
+            <w:pPr/>
+            <w:r>
+              <w:t xml:space="preserve">서버 World 스레드, UDP 통신, 스냅샷</w:t>
+            </w:r>
+          </w:p>
+        </w:tc>
+        <w:tc>
+          <w:tcPr>
+            <w:tcW w:w="4920" w:type="dxa"/>
+          </w:tcPr>
+          <w:p>
+            <w:pPr/>
+            <w:r>
+              <w:t xml:space="preserve">서버: World::ThreadMain(게임 시작 Event 대기, 33ms 틱, 수신 큐 SwapOut, 송신 큐 Push), UdpEndpoint(UDP bind, recvfrom, C2S_UDP_HELLO 주소 등록, C2S_INPUT seq 검사, sendto), 게임 패킷 처리(OnInput, OnSelectWeapon, OnDisconnect), 송신 이벤트 생성(BroadcastGameStart, BroadcastSnapshot, SendLevelUp, BroadcastBossAlert, BroadcastGameResult), 스냅샷 직렬화와 UDP 조각 분할. 클라: UdpClient(UDP 소켓, UDP 수신 스레드, SendUdpHello 반복, SendInput 33ms·seq), SnapshotBuffer(WriteFragment의 tick·fragCount 규칙, CRITICAL_SECTION)</w:t>
+            </w:r>
+          </w:p>
+        </w:tc>
+        <w:tc>
+          <w:tcPr>
+            <w:tcW w:w="2409" w:type="dxa"/>
+          </w:tcPr>
+          <w:p>
+            <w:pPr/>
+            <w:r>
+              <w:t xml:space="preserve">GameTypes.h, 원작 로직 World 이식(dt 변환, WeaponDef 표), 2인 규칙, 밸런스 조정</w:t>
             </w:r>
           </w:p>
         </w:tc>
@@ -3909,7 +5359,418 @@
     <w:p>
       <w:pPr/>
       <w:r>
-        <w:t xml:space="preserve">통합 테스트와 문서(Project Progress Report)는 2명이 같이 맡는다.</w:t>
+        <w:t xml:space="preserve">김현수</w:t>
+      </w:r>
+    </w:p>
+    <w:p>
+      <w:pPr/>
+      <w:r>
+        <w:t xml:space="preserve">조형진</w:t>
+      </w:r>
+    </w:p>
+    <w:p>
+      <w:pPr>
+        <w:pStyle w:val="Heading3"/>
+      </w:pPr>
+      <w:r>
+        <w:t xml:space="preserve">독립 개발과 테스트</w:t>
+      </w:r>
+    </w:p>
+    <w:p>
+      <w:pPr/>
+      <w:r>
+        <w:t xml:space="preserve">두 사람의 코드가 만나는 곳은 아래 경계뿐이다. 1주차(11/03)에 헤더로 먼저 확정하고, 그 뒤에는 각자 상대 쪽을 스텁으로 대신해 따로 개발하고 테스트한다.</w:t>
+      </w:r>
+    </w:p>
+    <w:tbl>
+      <w:tblPr>
+        <w:tblStyle w:val="TableGrid"/>
+        <w:tblW w:w="0" w:type="auto"/>
+        <w:tblLayout w:type="fixed"/>
+        <w:tblLook w:val="04A0" w:firstRow="1" w:lastRow="0" w:firstColumn="0" w:lastColumn="0" w:noHBand="0" w:noVBand="1"/>
+      </w:tblPr>
+      <w:tblGrid>
+        <w:gridCol w:w="2405"/>
+        <w:gridCol w:w="1707"/>
+        <w:gridCol w:w="2102"/>
+        <w:gridCol w:w="3146"/>
+      </w:tblGrid>
+      <w:tr>
+        <w:trPr>
+          <w:tblHeader/>
+        </w:trPr>
+        <w:tc>
+          <w:tcPr>
+            <w:tcW w:w="2405" w:type="dxa"/>
+            <w:shd w:val="clear" w:color="auto" w:fill="F2F2F2"/>
+          </w:tcPr>
+          <w:p>
+            <w:pPr/>
+            <w:r>
+              <w:t xml:space="preserve">경계</w:t>
+            </w:r>
+          </w:p>
+        </w:tc>
+        <w:tc>
+          <w:tcPr>
+            <w:tcW w:w="1707" w:type="dxa"/>
+            <w:shd w:val="clear" w:color="auto" w:fill="F2F2F2"/>
+          </w:tcPr>
+          <w:p>
+            <w:pPr/>
+            <w:r>
+              <w:t xml:space="preserve">만드는 사람</w:t>
+            </w:r>
+          </w:p>
+        </w:tc>
+        <w:tc>
+          <w:tcPr>
+            <w:tcW w:w="2102" w:type="dxa"/>
+            <w:shd w:val="clear" w:color="auto" w:fill="F2F2F2"/>
+          </w:tcPr>
+          <w:p>
+            <w:pPr/>
+            <w:r>
+              <w:t xml:space="preserve">쓰는 사람</w:t>
+            </w:r>
+          </w:p>
+        </w:tc>
+        <w:tc>
+          <w:tcPr>
+            <w:tcW w:w="3146" w:type="dxa"/>
+            <w:shd w:val="clear" w:color="auto" w:fill="F2F2F2"/>
+          </w:tcPr>
+          <w:p>
+            <w:pPr/>
+            <w:r>
+              <w:t xml:space="preserve">단독 테스트용 스텁</w:t>
+            </w:r>
+          </w:p>
+        </w:tc>
+      </w:tr>
+      <w:tr>
+        <w:tc>
+          <w:tcPr>
+            <w:tcW w:w="2405" w:type="dxa"/>
+          </w:tcPr>
+          <w:p>
+            <w:pPr/>
+            <w:r>
+              <w:t xml:space="preserve">Protocol.h, GameTypes.h</w:t>
+            </w:r>
+          </w:p>
+        </w:tc>
+        <w:tc>
+          <w:tcPr>
+            <w:tcW w:w="1707" w:type="dxa"/>
+          </w:tcPr>
+          <w:p>
+            <w:pPr/>
+            <w:r>
+              <w:t xml:space="preserve">김현수, 조형진</w:t>
+            </w:r>
+          </w:p>
+        </w:tc>
+        <w:tc>
+          <w:tcPr>
+            <w:tcW w:w="2102" w:type="dxa"/>
+          </w:tcPr>
+          <w:p>
+            <w:pPr/>
+            <w:r>
+              <w:t xml:space="preserve">둘 다</w:t>
+            </w:r>
+          </w:p>
+        </w:tc>
+        <w:tc>
+          <w:tcPr>
+            <w:tcW w:w="3146" w:type="dxa"/>
+          </w:tcPr>
+          <w:p>
+            <w:pPr/>
+            <w:r>
+              <w:t xml:space="preserve">없음. 11/03 확정 후 바꿀 때는 둘이 합의</w:t>
+            </w:r>
+          </w:p>
+        </w:tc>
+      </w:tr>
+      <w:tr>
+        <w:tc>
+          <w:tcPr>
+            <w:tcW w:w="2405" w:type="dxa"/>
+          </w:tcPr>
+          <w:p>
+            <w:pPr/>
+            <w:r>
+              <w:t xml:space="preserve">EventQueue&lt;RecvEvent&gt;, EventQueue&lt;SendEvent&gt;</w:t>
+            </w:r>
+          </w:p>
+        </w:tc>
+        <w:tc>
+          <w:tcPr>
+            <w:tcW w:w="1707" w:type="dxa"/>
+          </w:tcPr>
+          <w:p>
+            <w:pPr/>
+            <w:r>
+              <w:t xml:space="preserve">김현수</w:t>
+            </w:r>
+          </w:p>
+        </w:tc>
+        <w:tc>
+          <w:tcPr>
+            <w:tcW w:w="2102" w:type="dxa"/>
+          </w:tcPr>
+          <w:p>
+            <w:pPr/>
+            <w:r>
+              <w:t xml:space="preserve">조형진(World가 SwapOut·Push)</w:t>
+            </w:r>
+          </w:p>
+        </w:tc>
+        <w:tc>
+          <w:tcPr>
+            <w:tcW w:w="3146" w:type="dxa"/>
+          </w:tcPr>
+          <w:p>
+            <w:pPr/>
+            <w:r>
+              <w:t xml:space="preserve">조형진: std::vector에 직접 넣는 가짜 큐</w:t>
+            </w:r>
+          </w:p>
+        </w:tc>
+      </w:tr>
+      <w:tr>
+        <w:tc>
+          <w:tcPr>
+            <w:tcW w:w="2405" w:type="dxa"/>
+          </w:tcPr>
+          <w:p>
+            <w:pPr/>
+            <w:r>
+              <w:t xml:space="preserve">World::ThreadMain, 게임 시작 Event·정보</w:t>
+            </w:r>
+          </w:p>
+        </w:tc>
+        <w:tc>
+          <w:tcPr>
+            <w:tcW w:w="1707" w:type="dxa"/>
+          </w:tcPr>
+          <w:p>
+            <w:pPr/>
+            <w:r>
+              <w:t xml:space="preserve">조형진(ThreadMain), 김현수(Event)</w:t>
+            </w:r>
+          </w:p>
+        </w:tc>
+        <w:tc>
+          <w:tcPr>
+            <w:tcW w:w="2102" w:type="dxa"/>
+          </w:tcPr>
+          <w:p>
+            <w:pPr/>
+            <w:r>
+              <w:t xml:space="preserve">김현수가 CreateThread로 실행</w:t>
+            </w:r>
+          </w:p>
+        </w:tc>
+        <w:tc>
+          <w:tcPr>
+            <w:tcW w:w="3146" w:type="dxa"/>
+          </w:tcPr>
+          <w:p>
+            <w:pPr/>
+            <w:r>
+              <w:t xml:space="preserve">김현수: 정해진 시간에 GAME_START·LEVEL_UP을 보내는 가짜 ThreadMain</w:t>
+            </w:r>
+          </w:p>
+        </w:tc>
+      </w:tr>
+      <w:tr>
+        <w:tc>
+          <w:tcPr>
+            <w:tcW w:w="2405" w:type="dxa"/>
+          </w:tcPr>
+          <w:p>
+            <w:pPr/>
+            <w:r>
+              <w:t xml:space="preserve">UdpEndpoint::OnReadable, SendTo, IsRegistered</w:t>
+            </w:r>
+          </w:p>
+        </w:tc>
+        <w:tc>
+          <w:tcPr>
+            <w:tcW w:w="1707" w:type="dxa"/>
+          </w:tcPr>
+          <w:p>
+            <w:pPr/>
+            <w:r>
+              <w:t xml:space="preserve">조형진</w:t>
+            </w:r>
+          </w:p>
+        </w:tc>
+        <w:tc>
+          <w:tcPr>
+            <w:tcW w:w="2102" w:type="dxa"/>
+          </w:tcPr>
+          <w:p>
+            <w:pPr/>
+            <w:r>
+              <w:t xml:space="preserve">김현수(WSAPoll 루프, FlushSendQueue)</w:t>
+            </w:r>
+          </w:p>
+        </w:tc>
+        <w:tc>
+          <w:tcPr>
+            <w:tcW w:w="3146" w:type="dxa"/>
+          </w:tcPr>
+          <w:p>
+            <w:pPr/>
+            <w:r>
+              <w:t xml:space="preserve">김현수: 아무것도 안 하는 빈 함수. 조형진: UDP 소켓만 도는 자체 테스트 루프</w:t>
+            </w:r>
+          </w:p>
+        </w:tc>
+      </w:tr>
+      <w:tr>
+        <w:tc>
+          <w:tcPr>
+            <w:tcW w:w="2405" w:type="dxa"/>
+          </w:tcPr>
+          <w:p>
+            <w:pPr/>
+            <w:r>
+              <w:t xml:space="preserve">UdpClient::Start, SendInput</w:t>
+            </w:r>
+          </w:p>
+        </w:tc>
+        <w:tc>
+          <w:tcPr>
+            <w:tcW w:w="1707" w:type="dxa"/>
+          </w:tcPr>
+          <w:p>
+            <w:pPr/>
+            <w:r>
+              <w:t xml:space="preserve">조형진</w:t>
+            </w:r>
+          </w:p>
+        </w:tc>
+        <w:tc>
+          <w:tcPr>
+            <w:tcW w:w="2102" w:type="dxa"/>
+          </w:tcPr>
+          <w:p>
+            <w:pPr/>
+            <w:r>
+              <w:t xml:space="preserve">김현수(OnLoginOk에서 Start, 메인 타이머에서 SendInput)</w:t>
+            </w:r>
+          </w:p>
+        </w:tc>
+        <w:tc>
+          <w:tcPr>
+            <w:tcW w:w="3146" w:type="dxa"/>
+          </w:tcPr>
+          <w:p>
+            <w:pPr/>
+            <w:r>
+              <w:t xml:space="preserve">김현수: 빈 함수</w:t>
+            </w:r>
+          </w:p>
+        </w:tc>
+      </w:tr>
+      <w:tr>
+        <w:tc>
+          <w:tcPr>
+            <w:tcW w:w="2405" w:type="dxa"/>
+          </w:tcPr>
+          <w:p>
+            <w:pPr/>
+            <w:r>
+              <w:t xml:space="preserve">SnapshotBuffer::CopyTo</w:t>
+            </w:r>
+          </w:p>
+        </w:tc>
+        <w:tc>
+          <w:tcPr>
+            <w:tcW w:w="1707" w:type="dxa"/>
+          </w:tcPr>
+          <w:p>
+            <w:pPr/>
+            <w:r>
+              <w:t xml:space="preserve">조형진</w:t>
+            </w:r>
+          </w:p>
+        </w:tc>
+        <w:tc>
+          <w:tcPr>
+            <w:tcW w:w="2102" w:type="dxa"/>
+          </w:tcPr>
+          <w:p>
+            <w:pPr/>
+            <w:r>
+              <w:t xml:space="preserve">김현수(WM_PAINT)</w:t>
+            </w:r>
+          </w:p>
+        </w:tc>
+        <w:tc>
+          <w:tcPr>
+            <w:tcW w:w="3146" w:type="dxa"/>
+          </w:tcPr>
+          <w:p>
+            <w:pPr/>
+            <w:r>
+              <w:t xml:space="preserve">김현수: 고정 값을 채운 가짜 Snapshot</w:t>
+            </w:r>
+          </w:p>
+        </w:tc>
+      </w:tr>
+    </w:tbl>
+    <w:p>
+      <w:pPr>
+        <w:pStyle w:val="ListParagraph"/>
+        <w:numPr>
+          <w:ilvl w:val="0"/>
+          <w:numId w:val="14"/>
+        </w:numPr>
+      </w:pPr>
+      <w:r>
+        <w:t xml:space="preserve">조형진 단독 테스트: ① World만 콘솔에서 가짜 입력으로 돌린다(네트워크 없음). ② 디버그 시작 옵션으로 로비를 건너뛰고(UDP_HELLO가 오면 바로 등록·게임 시작), 콘솔 테스트 클라(UdpClient + 수신 스냅샷 출력)로 입력 송신과 스냅샷 수신을 확인한다.</w:t>
+      </w:r>
+    </w:p>
+    <w:p>
+      <w:pPr>
+        <w:pStyle w:val="ListParagraph"/>
+        <w:numPr>
+          <w:ilvl w:val="0"/>
+          <w:numId w:val="14"/>
+        </w:numPr>
+      </w:pPr>
+      <w:r>
+        <w:t xml:space="preserve">김현수 단독 테스트: ① TCP 서버와 클라의 로그인·맵 선택·GAME_START 흐름을 가짜 ThreadMain으로 확인한다. ② 클라 화면은 가짜 Snapshot으로 그리기를 확인한다.</w:t>
+      </w:r>
+    </w:p>
+    <w:p>
+      <w:pPr>
+        <w:pStyle w:val="ListParagraph"/>
+        <w:numPr>
+          <w:ilvl w:val="0"/>
+          <w:numId w:val="14"/>
+        </w:numPr>
+      </w:pPr>
+      <w:r>
+        <w:t xml:space="preserve">파일은 각자 자기 것만 고친다. 김현수: Server.cpp, Session.cpp, EventQueue.h, NetworkClient.cpp, 클라 화면·렌더링. 조형진: World*.cpp, UdpEndpoint.cpp, SnapshotCodec.cpp, UdpClient.cpp, SnapshotBuffer.cpp. 공유하는 것은 Common 헤더 2개뿐이다.</w:t>
+      </w:r>
+    </w:p>
+    <w:p>
+      <w:pPr>
+        <w:pStyle w:val="ListParagraph"/>
+        <w:numPr>
+          <w:ilvl w:val="0"/>
+          <w:numId w:val="14"/>
+        </w:numPr>
+      </w:pPr>
+      <w:r>
+        <w:t xml:space="preserve">합치는 날은 8장 단계별 확인일이다. 그 전까지는 스텁을 쓴 채로 각자 빌드·실행이 되어야 한다.</w:t>
       </w:r>
     </w:p>
     <w:p>
@@ -4003,7 +5864,7 @@
           <w:p>
             <w:pPr/>
             <w:r>
-              <w:t xml:space="preserve">Visual Studio 2022 이상 (MSVC v143 이상), C++17</w:t>
+              <w:t xml:space="preserve">Visual Studio 2022, C++17</w:t>
             </w:r>
           </w:p>
         </w:tc>
@@ -4147,7 +6008,7 @@
           <w:p>
             <w:pPr/>
             <w:r>
-              <w:t xml:space="preserve">한 PC에서 루프백(127.0.0.1)으로 클라 2개 실행, 이후 같은 LAN의 PC 2~3대</w:t>
+              <w:t xml:space="preserve">한 PC에서 루프백(127.0.0.1)으로 클라 2개 실행, 이후 같은 LAN의 PC 2대(PC 1: 서버 + 클라, PC 2: 클라만). 한 PC에서는 포커스가 있는 창만 키 입력을 받으므로, 디버그용 자동 이동 입력 옵션을 둔다</w:t>
             </w:r>
           </w:p>
         </w:tc>
@@ -4168,38 +6029,390 @@
       </w:r>
     </w:p>
     <w:p>
+      <w:pPr>
+        <w:pStyle w:val="Heading3"/>
+      </w:pPr>
+      <w:r>
+        <w:t xml:space="preserve">단계별 개발</w:t>
+      </w:r>
+    </w:p>
+    <w:p>
       <w:pPr/>
       <w:r>
-        <w:t xml:space="preserve">개발 기간은 2026년 11월 2일(월)부터 12월 9일(수)까지 약 5주 반이다. 4주차 토요일(11/28)에 첫 2인 통합 플레이, 12월 9일(수)에 제출한다. 빈 칸은 작업을 잡지 않은 날이다.</w:t>
-      </w:r>
-    </w:p>
-    <w:p>
-      <w:pPr/>
-      <w:r>
-        <w:rPr>
-          <w:b/>
-        </w:rPr>
-        <w:t xml:space="preserve">진행 기록 방법 (Project Progress Report)</w:t>
-      </w:r>
-      <w:r>
-        <w:t xml:space="preserve">: 계획과 다르게 진행된 날은 계획에 취소선을 긋고 같은 칸에 → 뒤로 실제 한 일을 적는다. 예: </w:t>
-      </w:r>
-      <w:r>
-        <w:rPr>
-          <w:strike/>
-        </w:rPr>
-        <w:t xml:space="preserve">부분 send 처리</w:t>
-      </w:r>
-      <w:r>
-        <w:t xml:space="preserve"> → 접속 끊김 처리 먼저. 일정이 밀리면 주차 행을 아래에 추가하고, 제출 때 문서 제목을 Project Progress Report로 바꾼다.</w:t>
-      </w:r>
-    </w:p>
+        <w:t xml:space="preserve">게임 기능을 한꺼번에 서버로 옮기지 않고, 이동 → 적 → 공격 → 보스 순서로 한 단계씩 서버 로직과 화면을 함께 만든다. 단계 마지막 날 두 PC에서 동작을 확인한 뒤 다음 단계로 넘어가고, 일정이 밀리면 단계 단위로 조정한다.</w:t>
+      </w:r>
+    </w:p>
+    <w:tbl>
+      <w:tblPr>
+        <w:tblStyle w:val="TableGrid"/>
+        <w:tblW w:w="0" w:type="auto"/>
+        <w:tblLayout w:type="fixed"/>
+        <w:tblLook w:val="04A0" w:firstRow="1" w:lastRow="0" w:firstColumn="0" w:lastColumn="0" w:noHBand="0" w:noVBand="1"/>
+      </w:tblPr>
+      <w:tblGrid>
+        <w:gridCol w:w="970"/>
+        <w:gridCol w:w="3225"/>
+        <w:gridCol w:w="2221"/>
+        <w:gridCol w:w="2046"/>
+        <w:gridCol w:w="896"/>
+      </w:tblGrid>
+      <w:tr>
+        <w:trPr>
+          <w:tblHeader/>
+        </w:trPr>
+        <w:tc>
+          <w:tcPr>
+            <w:tcW w:w="970" w:type="dxa"/>
+            <w:shd w:val="clear" w:color="auto" w:fill="F2F2F2"/>
+          </w:tcPr>
+          <w:p>
+            <w:pPr/>
+            <w:r>
+              <w:t xml:space="preserve">단계</w:t>
+            </w:r>
+          </w:p>
+        </w:tc>
+        <w:tc>
+          <w:tcPr>
+            <w:tcW w:w="3225" w:type="dxa"/>
+            <w:shd w:val="clear" w:color="auto" w:fill="F2F2F2"/>
+          </w:tcPr>
+          <w:p>
+            <w:pPr/>
+            <w:r>
+              <w:t xml:space="preserve">확인할 것</w:t>
+            </w:r>
+          </w:p>
+        </w:tc>
+        <w:tc>
+          <w:tcPr>
+            <w:tcW w:w="2221" w:type="dxa"/>
+            <w:shd w:val="clear" w:color="auto" w:fill="F2F2F2"/>
+          </w:tcPr>
+          <w:p>
+            <w:pPr/>
+            <w:r>
+              <w:t xml:space="preserve">조형진</w:t>
+            </w:r>
+          </w:p>
+        </w:tc>
+        <w:tc>
+          <w:tcPr>
+            <w:tcW w:w="2046" w:type="dxa"/>
+            <w:shd w:val="clear" w:color="auto" w:fill="F2F2F2"/>
+          </w:tcPr>
+          <w:p>
+            <w:pPr/>
+            <w:r>
+              <w:t xml:space="preserve">김현수</w:t>
+            </w:r>
+          </w:p>
+        </w:tc>
+        <w:tc>
+          <w:tcPr>
+            <w:tcW w:w="896" w:type="dxa"/>
+            <w:shd w:val="clear" w:color="auto" w:fill="F2F2F2"/>
+          </w:tcPr>
+          <w:p>
+            <w:pPr/>
+            <w:r>
+              <w:t xml:space="preserve">확인일</w:t>
+            </w:r>
+          </w:p>
+        </w:tc>
+      </w:tr>
+      <w:tr>
+        <w:tc>
+          <w:tcPr>
+            <w:tcW w:w="970" w:type="dxa"/>
+          </w:tcPr>
+          <w:p>
+            <w:pPr/>
+            <w:r>
+              <w:t xml:space="preserve">1. 접속과 이동</w:t>
+            </w:r>
+          </w:p>
+        </w:tc>
+        <w:tc>
+          <w:tcPr>
+            <w:tcW w:w="3225" w:type="dxa"/>
+          </w:tcPr>
+          <w:p>
+            <w:pPr/>
+            <w:r>
+              <w:t xml:space="preserve">두 클라가 접속해 각자 움직이고 서로의 위치가 보인다</w:t>
+            </w:r>
+          </w:p>
+        </w:tc>
+        <w:tc>
+          <w:tcPr>
+            <w:tcW w:w="2221" w:type="dxa"/>
+          </w:tcPr>
+          <w:p>
+            <w:pPr/>
+            <w:r>
+              <w:t xml:space="preserve">플레이어 이동 이식, 월드 스레드, UDP 입력·스냅샷</w:t>
+            </w:r>
+          </w:p>
+        </w:tc>
+        <w:tc>
+          <w:tcPr>
+            <w:tcW w:w="2046" w:type="dxa"/>
+          </w:tcPr>
+          <w:p>
+            <w:pPr/>
+            <w:r>
+              <w:t xml:space="preserve">TCP 접속·로그인·게임 시작, 플레이어 화면</w:t>
+            </w:r>
+          </w:p>
+        </w:tc>
+        <w:tc>
+          <w:tcPr>
+            <w:tcW w:w="896" w:type="dxa"/>
+          </w:tcPr>
+          <w:p>
+            <w:pPr/>
+            <w:r>
+              <w:t xml:space="preserve">11/13</w:t>
+            </w:r>
+          </w:p>
+        </w:tc>
+      </w:tr>
+      <w:tr>
+        <w:tc>
+          <w:tcPr>
+            <w:tcW w:w="970" w:type="dxa"/>
+          </w:tcPr>
+          <w:p>
+            <w:pPr/>
+            <w:r>
+              <w:t xml:space="preserve">2. 적</w:t>
+            </w:r>
+          </w:p>
+        </w:tc>
+        <w:tc>
+          <w:tcPr>
+            <w:tcW w:w="3225" w:type="dxa"/>
+          </w:tcPr>
+          <w:p>
+            <w:pPr/>
+            <w:r>
+              <w:t xml:space="preserve">적이 가까운 플레이어를 쫓고, 두 화면에 같은 적이 보인다</w:t>
+            </w:r>
+          </w:p>
+        </w:tc>
+        <w:tc>
+          <w:tcPr>
+            <w:tcW w:w="2221" w:type="dxa"/>
+          </w:tcPr>
+          <w:p>
+            <w:pPr/>
+            <w:r>
+              <w:t xml:space="preserve">적 스폰·추적·접촉 피해, 스냅샷 조각</w:t>
+            </w:r>
+          </w:p>
+        </w:tc>
+        <w:tc>
+          <w:tcPr>
+            <w:tcW w:w="2046" w:type="dxa"/>
+          </w:tcPr>
+          <w:p>
+            <w:pPr/>
+            <w:r>
+              <w:t xml:space="preserve">적·HP 화면, 접속 끊김</w:t>
+            </w:r>
+          </w:p>
+        </w:tc>
+        <w:tc>
+          <w:tcPr>
+            <w:tcW w:w="896" w:type="dxa"/>
+          </w:tcPr>
+          <w:p>
+            <w:pPr/>
+            <w:r>
+              <w:t xml:space="preserve">11/20</w:t>
+            </w:r>
+          </w:p>
+        </w:tc>
+      </w:tr>
+      <w:tr>
+        <w:tc>
+          <w:tcPr>
+            <w:tcW w:w="970" w:type="dxa"/>
+          </w:tcPr>
+          <w:p>
+            <w:pPr/>
+            <w:r>
+              <w:t xml:space="preserve">3. 공격과 레벨업</w:t>
+            </w:r>
+          </w:p>
+        </w:tc>
+        <w:tc>
+          <w:tcPr>
+            <w:tcW w:w="3225" w:type="dxa"/>
+          </w:tcPr>
+          <w:p>
+            <w:pPr/>
+            <w:r>
+              <w:t xml:space="preserve">무기로 적을 잡고, 각자 레벨업해 무기를 고른다</w:t>
+            </w:r>
+          </w:p>
+        </w:tc>
+        <w:tc>
+          <w:tcPr>
+            <w:tcW w:w="2221" w:type="dxa"/>
+          </w:tcPr>
+          <w:p>
+            <w:pPr/>
+            <w:r>
+              <w:t xml:space="preserve">무기 5종, 킬·경험치, 레벨업</w:t>
+            </w:r>
+          </w:p>
+        </w:tc>
+        <w:tc>
+          <w:tcPr>
+            <w:tcW w:w="2046" w:type="dxa"/>
+          </w:tcPr>
+          <w:p>
+            <w:pPr/>
+            <w:r>
+              <w:t xml:space="preserve">무기 이펙트·경험치 화면, 레벨업 카드</w:t>
+            </w:r>
+          </w:p>
+        </w:tc>
+        <w:tc>
+          <w:tcPr>
+            <w:tcW w:w="896" w:type="dxa"/>
+          </w:tcPr>
+          <w:p>
+            <w:pPr/>
+            <w:r>
+              <w:t xml:space="preserve">11/28</w:t>
+            </w:r>
+          </w:p>
+        </w:tc>
+      </w:tr>
+      <w:tr>
+        <w:tc>
+          <w:tcPr>
+            <w:tcW w:w="970" w:type="dxa"/>
+          </w:tcPr>
+          <w:p>
+            <w:pPr/>
+            <w:r>
+              <w:t xml:space="preserve">4. 보스와 기믹</w:t>
+            </w:r>
+          </w:p>
+        </w:tc>
+        <w:tc>
+          <w:tcPr>
+            <w:tcW w:w="3225" w:type="dxa"/>
+          </w:tcPr>
+          <w:p>
+            <w:pPr/>
+            <w:r>
+              <w:t xml:space="preserve">보스 3종과 기믹 맵이 두 PC에서 같게 동작한다</w:t>
+            </w:r>
+          </w:p>
+        </w:tc>
+        <w:tc>
+          <w:tcPr>
+            <w:tcW w:w="2221" w:type="dxa"/>
+          </w:tcPr>
+          <w:p>
+            <w:pPr/>
+            <w:r>
+              <w:t xml:space="preserve">보스·탄막, CD·바람</w:t>
+            </w:r>
+          </w:p>
+        </w:tc>
+        <w:tc>
+          <w:tcPr>
+            <w:tcW w:w="2046" w:type="dxa"/>
+          </w:tcPr>
+          <w:p>
+            <w:pPr/>
+            <w:r>
+              <w:t xml:space="preserve">보스·기믹 화면, 경고 화면</w:t>
+            </w:r>
+          </w:p>
+        </w:tc>
+        <w:tc>
+          <w:tcPr>
+            <w:tcW w:w="896" w:type="dxa"/>
+          </w:tcPr>
+          <w:p>
+            <w:pPr/>
+            <w:r>
+              <w:t xml:space="preserve">12/02</w:t>
+            </w:r>
+          </w:p>
+        </w:tc>
+      </w:tr>
+      <w:tr>
+        <w:tc>
+          <w:tcPr>
+            <w:tcW w:w="970" w:type="dxa"/>
+          </w:tcPr>
+          <w:p>
+            <w:pPr/>
+            <w:r>
+              <w:t xml:space="preserve">5. 마무리</w:t>
+            </w:r>
+          </w:p>
+        </w:tc>
+        <w:tc>
+          <w:tcPr>
+            <w:tcW w:w="3225" w:type="dxa"/>
+          </w:tcPr>
+          <w:p>
+            <w:pPr/>
+            <w:r>
+              <w:t xml:space="preserve">사망·관전·결과까지 한 판이 끝까지 진행된다</w:t>
+            </w:r>
+          </w:p>
+        </w:tc>
+        <w:tc>
+          <w:tcPr>
+            <w:tcW w:w="2221" w:type="dxa"/>
+          </w:tcPr>
+          <w:p>
+            <w:pPr/>
+            <w:r>
+              <w:t xml:space="preserve">사망·결과 판정, 밸런스</w:t>
+            </w:r>
+          </w:p>
+        </w:tc>
+        <w:tc>
+          <w:tcPr>
+            <w:tcW w:w="2046" w:type="dxa"/>
+          </w:tcPr>
+          <w:p>
+            <w:pPr/>
+            <w:r>
+              <w:t xml:space="preserve">결과·관전 화면</w:t>
+            </w:r>
+          </w:p>
+        </w:tc>
+        <w:tc>
+          <w:tcPr>
+            <w:tcW w:w="896" w:type="dxa"/>
+          </w:tcPr>
+          <w:p>
+            <w:pPr/>
+            <w:r>
+              <w:t xml:space="preserve">12/07</w:t>
+            </w:r>
+          </w:p>
+        </w:tc>
+      </w:tr>
+    </w:tbl>
     <w:p>
       <w:pPr>
         <w:pStyle w:val="Heading3"/>
       </w:pPr>
       <w:r>
-        <w:t xml:space="preserve">팀원 A · 서버 네트워크, 스레드 동기화</w:t>
+        <w:t xml:space="preserve">김현수 · TCP 통신, 서버 메인 스레드, 클라이언트 화면</w:t>
       </w:r>
     </w:p>
     <w:tbl>
@@ -4211,11 +6424,11 @@
       </w:tblPr>
       <w:tblGrid>
         <w:gridCol w:w="1170"/>
-        <w:gridCol w:w="1549"/>
-        <w:gridCol w:w="1388"/>
-        <w:gridCol w:w="1363"/>
+        <w:gridCol w:w="1522"/>
+        <w:gridCol w:w="1442"/>
+        <w:gridCol w:w="1360"/>
         <w:gridCol w:w="1170"/>
-        <w:gridCol w:w="1170"/>
+        <w:gridCol w:w="1146"/>
         <w:gridCol w:w="830"/>
         <w:gridCol w:w="720"/>
       </w:tblGrid>
@@ -4237,7 +6450,7 @@
         </w:tc>
         <w:tc>
           <w:tcPr>
-            <w:tcW w:w="1549" w:type="dxa"/>
+            <w:tcW w:w="1522" w:type="dxa"/>
             <w:shd w:val="clear" w:color="auto" w:fill="F2F2F2"/>
           </w:tcPr>
           <w:p>
@@ -4249,7 +6462,7 @@
         </w:tc>
         <w:tc>
           <w:tcPr>
-            <w:tcW w:w="1388" w:type="dxa"/>
+            <w:tcW w:w="1442" w:type="dxa"/>
             <w:shd w:val="clear" w:color="auto" w:fill="F2F2F2"/>
           </w:tcPr>
           <w:p>
@@ -4261,7 +6474,7 @@
         </w:tc>
         <w:tc>
           <w:tcPr>
-            <w:tcW w:w="1363" w:type="dxa"/>
+            <w:tcW w:w="1360" w:type="dxa"/>
             <w:shd w:val="clear" w:color="auto" w:fill="F2F2F2"/>
           </w:tcPr>
           <w:p>
@@ -4285,7 +6498,7 @@
         </w:tc>
         <w:tc>
           <w:tcPr>
-            <w:tcW w:w="1170" w:type="dxa"/>
+            <w:tcW w:w="1146" w:type="dxa"/>
             <w:shd w:val="clear" w:color="auto" w:fill="F2F2F2"/>
           </w:tcPr>
           <w:p>
@@ -4334,7 +6547,7 @@
         </w:tc>
         <w:tc>
           <w:tcPr>
-            <w:tcW w:w="1549" w:type="dxa"/>
+            <w:tcW w:w="1522" w:type="dxa"/>
           </w:tcPr>
           <w:p>
             <w:pPr/>
@@ -4345,18 +6558,18 @@
         </w:tc>
         <w:tc>
           <w:tcPr>
-            <w:tcW w:w="1388" w:type="dxa"/>
-          </w:tcPr>
-          <w:p>
-            <w:pPr/>
-            <w:r>
-              <w:t xml:space="preserve">11/03 Protocol.h 헤더 정의</w:t>
-            </w:r>
-          </w:p>
-        </w:tc>
-        <w:tc>
-          <w:tcPr>
-            <w:tcW w:w="1363" w:type="dxa"/>
+            <w:tcW w:w="1442" w:type="dxa"/>
+          </w:tcPr>
+          <w:p>
+            <w:pPr/>
+            <w:r>
+              <w:t xml:space="preserve">11/03 Protocol.h, 경계 인터페이스 확정(전원)</w:t>
+            </w:r>
+          </w:p>
+        </w:tc>
+        <w:tc>
+          <w:tcPr>
+            <w:tcW w:w="1360" w:type="dxa"/>
           </w:tcPr>
           <w:p>
             <w:pPr/>
@@ -4372,10 +6585,39 @@
           <w:p>
             <w:pPr/>
             <w:r>
-              <w:t xml:space="preserve">11/05 WSAStartup, bind, listen</w:t>
-            </w:r>
-          </w:p>
-        </w:tc>
+              <w:t xml:space="preserve">11/05 서버 소켓 초기화, WSAPoll 루프</w:t>
+            </w:r>
+          </w:p>
+        </w:tc>
+        <w:tc>
+          <w:tcPr>
+            <w:tcW w:w="1146" w:type="dxa"/>
+          </w:tcPr>
+          <w:p>
+            <w:pPr/>
+            <w:r>
+              <w:t xml:space="preserve">11/06 accept, Session, TCP 패킷 조립</w:t>
+            </w:r>
+          </w:p>
+        </w:tc>
+        <w:tc>
+          <w:tcPr>
+            <w:tcW w:w="830" w:type="dxa"/>
+          </w:tcPr>
+          <w:p>
+            <w:pPr/>
+          </w:p>
+        </w:tc>
+        <w:tc>
+          <w:tcPr>
+            <w:tcW w:w="720" w:type="dxa"/>
+          </w:tcPr>
+          <w:p>
+            <w:pPr/>
+          </w:p>
+        </w:tc>
+      </w:tr>
+      <w:tr>
         <w:tc>
           <w:tcPr>
             <w:tcW w:w="1170" w:type="dxa"/>
@@ -4383,7 +6625,62 @@
           <w:p>
             <w:pPr/>
             <w:r>
-              <w:t xml:space="preserve">11/06 WSAPoll 루프 골격</w:t>
+              <w:t xml:space="preserve">2주 (11/09~15)</w:t>
+            </w:r>
+          </w:p>
+        </w:tc>
+        <w:tc>
+          <w:tcPr>
+            <w:tcW w:w="1522" w:type="dxa"/>
+          </w:tcPr>
+          <w:p>
+            <w:pPr/>
+            <w:r>
+              <w:t xml:space="preserve">11/09 로그인, UDP 등록 응답, EventQueue</w:t>
+            </w:r>
+          </w:p>
+        </w:tc>
+        <w:tc>
+          <w:tcPr>
+            <w:tcW w:w="1442" w:type="dxa"/>
+          </w:tcPr>
+          <w:p>
+            <w:pPr/>
+            <w:r>
+              <w:t xml:space="preserve">11/10 클라 TCP 접속·수신 스레드, 접속 화면</w:t>
+            </w:r>
+          </w:p>
+        </w:tc>
+        <w:tc>
+          <w:tcPr>
+            <w:tcW w:w="1360" w:type="dxa"/>
+          </w:tcPr>
+          <w:p>
+            <w:pPr/>
+            <w:r>
+              <w:t xml:space="preserve">11/11 맵 선택, 게임 시작 흐름, 월드 스레드 생성</w:t>
+            </w:r>
+          </w:p>
+        </w:tc>
+        <w:tc>
+          <w:tcPr>
+            <w:tcW w:w="1170" w:type="dxa"/>
+          </w:tcPr>
+          <w:p>
+            <w:pPr/>
+            <w:r>
+              <w:t xml:space="preserve">11/12 플레이어 화면·카메라</w:t>
+            </w:r>
+          </w:p>
+        </w:tc>
+        <w:tc>
+          <w:tcPr>
+            <w:tcW w:w="1146" w:type="dxa"/>
+          </w:tcPr>
+          <w:p>
+            <w:pPr/>
+            <w:r>
+              <w:t xml:space="preserve">11/13 1단계 확인: 접속과 이동(전원)</w:t>
             </w:r>
           </w:p>
         </w:tc>
@@ -4412,40 +6709,40 @@
           <w:p>
             <w:pPr/>
             <w:r>
-              <w:t xml:space="preserve">2주 (11/09~15)</w:t>
-            </w:r>
-          </w:p>
-        </w:tc>
-        <w:tc>
-          <w:tcPr>
-            <w:tcW w:w="1549" w:type="dxa"/>
-          </w:tcPr>
-          <w:p>
-            <w:pPr/>
-            <w:r>
-              <w:t xml:space="preserve">11/09 accept, 세션 배열</w:t>
-            </w:r>
-          </w:p>
-        </w:tc>
-        <w:tc>
-          <w:tcPr>
-            <w:tcW w:w="1388" w:type="dxa"/>
-          </w:tcPr>
-          <w:p>
-            <w:pPr/>
-            <w:r>
-              <w:t xml:space="preserve">11/10 Session 수신 버퍼</w:t>
-            </w:r>
-          </w:p>
-        </w:tc>
-        <w:tc>
-          <w:tcPr>
-            <w:tcW w:w="1363" w:type="dxa"/>
-          </w:tcPr>
-          <w:p>
-            <w:pPr/>
-            <w:r>
-              <w:t xml:space="preserve">11/11 size 단위 패킷 조립</w:t>
+              <w:t xml:space="preserve">3주 (11/16~22)</w:t>
+            </w:r>
+          </w:p>
+        </w:tc>
+        <w:tc>
+          <w:tcPr>
+            <w:tcW w:w="1522" w:type="dxa"/>
+          </w:tcPr>
+          <w:p>
+            <w:pPr/>
+            <w:r>
+              <w:t xml:space="preserve">11/16 송신 큐 정리(부분 send, UDP 송신 연결)</w:t>
+            </w:r>
+          </w:p>
+        </w:tc>
+        <w:tc>
+          <w:tcPr>
+            <w:tcW w:w="1442" w:type="dxa"/>
+          </w:tcPr>
+          <w:p>
+            <w:pPr/>
+            <w:r>
+              <w:t xml:space="preserve">11/17 적·HP 화면</w:t>
+            </w:r>
+          </w:p>
+        </w:tc>
+        <w:tc>
+          <w:tcPr>
+            <w:tcW w:w="1360" w:type="dxa"/>
+          </w:tcPr>
+          <w:p>
+            <w:pPr/>
+            <w:r>
+              <w:t xml:space="preserve">11/18 접속 끊김 처리</w:t>
             </w:r>
           </w:p>
         </w:tc>
@@ -4456,10 +6753,39 @@
           <w:p>
             <w:pPr/>
             <w:r>
-              <w:t xml:space="preserve">11/12 ProcessPacket 분기</w:t>
-            </w:r>
-          </w:p>
-        </w:tc>
+              <w:t xml:space="preserve">11/19 로비·맵 선택 화면</w:t>
+            </w:r>
+          </w:p>
+        </w:tc>
+        <w:tc>
+          <w:tcPr>
+            <w:tcW w:w="1146" w:type="dxa"/>
+          </w:tcPr>
+          <w:p>
+            <w:pPr/>
+            <w:r>
+              <w:t xml:space="preserve">11/20 2단계 확인: 적(전원)</w:t>
+            </w:r>
+          </w:p>
+        </w:tc>
+        <w:tc>
+          <w:tcPr>
+            <w:tcW w:w="830" w:type="dxa"/>
+          </w:tcPr>
+          <w:p>
+            <w:pPr/>
+          </w:p>
+        </w:tc>
+        <w:tc>
+          <w:tcPr>
+            <w:tcW w:w="720" w:type="dxa"/>
+          </w:tcPr>
+          <w:p>
+            <w:pPr/>
+          </w:p>
+        </w:tc>
+      </w:tr>
+      <w:tr>
         <w:tc>
           <w:tcPr>
             <w:tcW w:w="1170" w:type="dxa"/>
@@ -4467,7 +6793,62 @@
           <w:p>
             <w:pPr/>
             <w:r>
-              <w:t xml:space="preserve">11/13 루프백 에코 테스트(전원)</w:t>
+              <w:t xml:space="preserve">4주 (11/23~29)</w:t>
+            </w:r>
+          </w:p>
+        </w:tc>
+        <w:tc>
+          <w:tcPr>
+            <w:tcW w:w="1522" w:type="dxa"/>
+          </w:tcPr>
+          <w:p>
+            <w:pPr/>
+            <w:r>
+              <w:t xml:space="preserve">11/23 무기 이펙트 화면</w:t>
+            </w:r>
+          </w:p>
+        </w:tc>
+        <w:tc>
+          <w:tcPr>
+            <w:tcW w:w="1442" w:type="dxa"/>
+          </w:tcPr>
+          <w:p>
+            <w:pPr/>
+            <w:r>
+              <w:t xml:space="preserve">11/24 소금총 탄·경험치 화면</w:t>
+            </w:r>
+          </w:p>
+        </w:tc>
+        <w:tc>
+          <w:tcPr>
+            <w:tcW w:w="1360" w:type="dxa"/>
+          </w:tcPr>
+          <w:p>
+            <w:pPr/>
+            <w:r>
+              <w:t xml:space="preserve">11/25 레벨업 카드</w:t>
+            </w:r>
+          </w:p>
+        </w:tc>
+        <w:tc>
+          <w:tcPr>
+            <w:tcW w:w="1170" w:type="dxa"/>
+          </w:tcPr>
+          <w:p>
+            <w:pPr/>
+            <w:r>
+              <w:t xml:space="preserve">11/26 통합 테스트(전원)</w:t>
+            </w:r>
+          </w:p>
+        </w:tc>
+        <w:tc>
+          <w:tcPr>
+            <w:tcW w:w="1146" w:type="dxa"/>
+          </w:tcPr>
+          <w:p>
+            <w:pPr/>
+            <w:r>
+              <w:t xml:space="preserve">11/27 버그 수정</w:t>
             </w:r>
           </w:p>
         </w:tc>
@@ -4477,6 +6858,9 @@
           </w:tcPr>
           <w:p>
             <w:pPr/>
+            <w:r>
+              <w:t xml:space="preserve">11/28 3단계 확인: 공격과 레벨업(전원, PC 2대)</w:t>
+            </w:r>
           </w:p>
         </w:tc>
         <w:tc>
@@ -4496,40 +6880,40 @@
           <w:p>
             <w:pPr/>
             <w:r>
-              <w:t xml:space="preserve">3주 (11/16~22)</w:t>
-            </w:r>
-          </w:p>
-        </w:tc>
-        <w:tc>
-          <w:tcPr>
-            <w:tcW w:w="1549" w:type="dxa"/>
-          </w:tcPr>
-          <w:p>
-            <w:pPr/>
-            <w:r>
-              <w:t xml:space="preserve">11/16 EventQueue + CRITICAL_SECTION</w:t>
-            </w:r>
-          </w:p>
-        </w:tc>
-        <w:tc>
-          <w:tcPr>
-            <w:tcW w:w="1388" w:type="dxa"/>
-          </w:tcPr>
-          <w:p>
-            <w:pPr/>
-            <w:r>
-              <w:t xml:space="preserve">11/17 월드 스레드, 33ms 틱</w:t>
-            </w:r>
-          </w:p>
-        </w:tc>
-        <w:tc>
-          <w:tcPr>
-            <w:tcW w:w="1363" w:type="dxa"/>
-          </w:tcPr>
-          <w:p>
-            <w:pPr/>
-            <w:r>
-              <w:t xml:space="preserve">11/18 게임 시작 Event</w:t>
+              <w:t xml:space="preserve">5주 (11/30~12/06)</w:t>
+            </w:r>
+          </w:p>
+        </w:tc>
+        <w:tc>
+          <w:tcPr>
+            <w:tcW w:w="1522" w:type="dxa"/>
+          </w:tcPr>
+          <w:p>
+            <w:pPr/>
+            <w:r>
+              <w:t xml:space="preserve">11/30 보스·탄막 화면, 보스 경고</w:t>
+            </w:r>
+          </w:p>
+        </w:tc>
+        <w:tc>
+          <w:tcPr>
+            <w:tcW w:w="1442" w:type="dxa"/>
+          </w:tcPr>
+          <w:p>
+            <w:pPr/>
+            <w:r>
+              <w:t xml:space="preserve">12/01 기믹 화면, 방화벽·포트 설정</w:t>
+            </w:r>
+          </w:p>
+        </w:tc>
+        <w:tc>
+          <w:tcPr>
+            <w:tcW w:w="1360" w:type="dxa"/>
+          </w:tcPr>
+          <w:p>
+            <w:pPr/>
+            <w:r>
+              <w:t xml:space="preserve">12/02 4단계 확인: 보스와 기믹, LAN 테스트(전원, PC 2대)</w:t>
             </w:r>
           </w:p>
         </w:tc>
@@ -4540,10 +6924,39 @@
           <w:p>
             <w:pPr/>
             <w:r>
-              <w:t xml:space="preserve">11/19 송신 큐 비우기, 부분 send 처리</w:t>
-            </w:r>
-          </w:p>
-        </w:tc>
+              <w:t xml:space="preserve">12/03 결과·관전 화면</w:t>
+            </w:r>
+          </w:p>
+        </w:tc>
+        <w:tc>
+          <w:tcPr>
+            <w:tcW w:w="1146" w:type="dxa"/>
+          </w:tcPr>
+          <w:p>
+            <w:pPr/>
+            <w:r>
+              <w:t xml:space="preserve">12/04 버그 수정, 코드 정리</w:t>
+            </w:r>
+          </w:p>
+        </w:tc>
+        <w:tc>
+          <w:tcPr>
+            <w:tcW w:w="830" w:type="dxa"/>
+          </w:tcPr>
+          <w:p>
+            <w:pPr/>
+          </w:p>
+        </w:tc>
+        <w:tc>
+          <w:tcPr>
+            <w:tcW w:w="720" w:type="dxa"/>
+          </w:tcPr>
+          <w:p>
+            <w:pPr/>
+          </w:p>
+        </w:tc>
+      </w:tr>
+      <w:tr>
         <w:tc>
           <w:tcPr>
             <w:tcW w:w="1170" w:type="dxa"/>
@@ -4551,8 +6964,57 @@
           <w:p>
             <w:pPr/>
             <w:r>
-              <w:t xml:space="preserve">11/20 서버 큐 연동 테스트</w:t>
-            </w:r>
+              <w:t xml:space="preserve">6주 (12/07~09)</w:t>
+            </w:r>
+          </w:p>
+        </w:tc>
+        <w:tc>
+          <w:tcPr>
+            <w:tcW w:w="1522" w:type="dxa"/>
+          </w:tcPr>
+          <w:p>
+            <w:pPr/>
+            <w:r>
+              <w:t xml:space="preserve">12/07 5단계 확인: LAN 최종 테스트(전원)</w:t>
+            </w:r>
+          </w:p>
+        </w:tc>
+        <w:tc>
+          <w:tcPr>
+            <w:tcW w:w="1442" w:type="dxa"/>
+          </w:tcPr>
+          <w:p>
+            <w:pPr/>
+            <w:r>
+              <w:t xml:space="preserve">12/08 보고서·발표 준비</w:t>
+            </w:r>
+          </w:p>
+        </w:tc>
+        <w:tc>
+          <w:tcPr>
+            <w:tcW w:w="1360" w:type="dxa"/>
+          </w:tcPr>
+          <w:p>
+            <w:pPr/>
+            <w:r>
+              <w:t xml:space="preserve">12/09 제출</w:t>
+            </w:r>
+          </w:p>
+        </w:tc>
+        <w:tc>
+          <w:tcPr>
+            <w:tcW w:w="1170" w:type="dxa"/>
+          </w:tcPr>
+          <w:p>
+            <w:pPr/>
+          </w:p>
+        </w:tc>
+        <w:tc>
+          <w:tcPr>
+            <w:tcW w:w="1146" w:type="dxa"/>
+          </w:tcPr>
+          <w:p>
+            <w:pPr/>
           </w:p>
         </w:tc>
         <w:tc>
@@ -4572,262 +7034,13 @@
           </w:p>
         </w:tc>
       </w:tr>
-      <w:tr>
-        <w:tc>
-          <w:tcPr>
-            <w:tcW w:w="1170" w:type="dxa"/>
-          </w:tcPr>
-          <w:p>
-            <w:pPr/>
-            <w:r>
-              <w:t xml:space="preserve">4주 (11/23~29)</w:t>
-            </w:r>
-          </w:p>
-        </w:tc>
-        <w:tc>
-          <w:tcPr>
-            <w:tcW w:w="1549" w:type="dxa"/>
-          </w:tcPr>
-          <w:p>
-            <w:pPr/>
-            <w:r>
-              <w:t xml:space="preserve">11/23 로그인, GAME_START 흐름</w:t>
-            </w:r>
-          </w:p>
-        </w:tc>
-        <w:tc>
-          <w:tcPr>
-            <w:tcW w:w="1388" w:type="dxa"/>
-          </w:tcPr>
-          <w:p>
-            <w:pPr/>
-            <w:r>
-              <w:t xml:space="preserve">11/24 UDP 소켓, C2S_UDP_HELLO 주소 등록</w:t>
-            </w:r>
-          </w:p>
-        </w:tc>
-        <w:tc>
-          <w:tcPr>
-            <w:tcW w:w="1363" w:type="dxa"/>
-          </w:tcPr>
-          <w:p>
-            <w:pPr/>
-            <w:r>
-              <w:t xml:space="preserve">11/25 UDP 스냅샷 조각 나누기, WSAPoll 타임아웃 조정</w:t>
-            </w:r>
-          </w:p>
-        </w:tc>
-        <w:tc>
-          <w:tcPr>
-            <w:tcW w:w="1170" w:type="dxa"/>
-          </w:tcPr>
-          <w:p>
-            <w:pPr/>
-            <w:r>
-              <w:t xml:space="preserve">11/26 2인 통합 테스트(전원)</w:t>
-            </w:r>
-          </w:p>
-        </w:tc>
-        <w:tc>
-          <w:tcPr>
-            <w:tcW w:w="1170" w:type="dxa"/>
-          </w:tcPr>
-          <w:p>
-            <w:pPr/>
-            <w:r>
-              <w:t xml:space="preserve">11/27 접속 끊김 처리, 버그 수정</w:t>
-            </w:r>
-          </w:p>
-        </w:tc>
-        <w:tc>
-          <w:tcPr>
-            <w:tcW w:w="830" w:type="dxa"/>
-          </w:tcPr>
-          <w:p>
-            <w:pPr/>
-            <w:r>
-              <w:t xml:space="preserve">11/28 첫 2인 통합 플레이(전원)</w:t>
-            </w:r>
-          </w:p>
-        </w:tc>
-        <w:tc>
-          <w:tcPr>
-            <w:tcW w:w="720" w:type="dxa"/>
-          </w:tcPr>
-          <w:p>
-            <w:pPr/>
-          </w:p>
-        </w:tc>
-      </w:tr>
-      <w:tr>
-        <w:tc>
-          <w:tcPr>
-            <w:tcW w:w="1170" w:type="dxa"/>
-          </w:tcPr>
-          <w:p>
-            <w:pPr/>
-            <w:r>
-              <w:t xml:space="preserve">5주 (11/30~12/06)</w:t>
-            </w:r>
-          </w:p>
-        </w:tc>
-        <w:tc>
-          <w:tcPr>
-            <w:tcW w:w="1549" w:type="dxa"/>
-          </w:tcPr>
-          <w:p>
-            <w:pPr/>
-            <w:r>
-              <w:t xml:space="preserve">11/30 보스 알림, 게임 결과 브로드캐스트</w:t>
-            </w:r>
-          </w:p>
-        </w:tc>
-        <w:tc>
-          <w:tcPr>
-            <w:tcW w:w="1388" w:type="dxa"/>
-          </w:tcPr>
-          <w:p>
-            <w:pPr/>
-            <w:r>
-              <w:t xml:space="preserve">12/01 사망·관전 처리</w:t>
-            </w:r>
-          </w:p>
-        </w:tc>
-        <w:tc>
-          <w:tcPr>
-            <w:tcW w:w="1363" w:type="dxa"/>
-          </w:tcPr>
-          <w:p>
-            <w:pPr/>
-            <w:r>
-              <w:t xml:space="preserve">12/02 LAN 테스트(전원)</w:t>
-            </w:r>
-          </w:p>
-        </w:tc>
-        <w:tc>
-          <w:tcPr>
-            <w:tcW w:w="1170" w:type="dxa"/>
-          </w:tcPr>
-          <w:p>
-            <w:pPr/>
-            <w:r>
-              <w:t xml:space="preserve">12/03 버그 수정</w:t>
-            </w:r>
-          </w:p>
-        </w:tc>
-        <w:tc>
-          <w:tcPr>
-            <w:tcW w:w="1170" w:type="dxa"/>
-          </w:tcPr>
-          <w:p>
-            <w:pPr/>
-            <w:r>
-              <w:t xml:space="preserve">12/04 코드 정리</w:t>
-            </w:r>
-          </w:p>
-        </w:tc>
-        <w:tc>
-          <w:tcPr>
-            <w:tcW w:w="830" w:type="dxa"/>
-          </w:tcPr>
-          <w:p>
-            <w:pPr/>
-          </w:p>
-        </w:tc>
-        <w:tc>
-          <w:tcPr>
-            <w:tcW w:w="720" w:type="dxa"/>
-          </w:tcPr>
-          <w:p>
-            <w:pPr/>
-          </w:p>
-        </w:tc>
-      </w:tr>
-      <w:tr>
-        <w:tc>
-          <w:tcPr>
-            <w:tcW w:w="1170" w:type="dxa"/>
-          </w:tcPr>
-          <w:p>
-            <w:pPr/>
-            <w:r>
-              <w:t xml:space="preserve">6주 (12/07~09)</w:t>
-            </w:r>
-          </w:p>
-        </w:tc>
-        <w:tc>
-          <w:tcPr>
-            <w:tcW w:w="1549" w:type="dxa"/>
-          </w:tcPr>
-          <w:p>
-            <w:pPr/>
-            <w:r>
-              <w:t xml:space="preserve">12/07 LAN 최종 테스트(전원)</w:t>
-            </w:r>
-          </w:p>
-        </w:tc>
-        <w:tc>
-          <w:tcPr>
-            <w:tcW w:w="1388" w:type="dxa"/>
-          </w:tcPr>
-          <w:p>
-            <w:pPr/>
-            <w:r>
-              <w:t xml:space="preserve">12/08 보고서·발표 준비</w:t>
-            </w:r>
-          </w:p>
-        </w:tc>
-        <w:tc>
-          <w:tcPr>
-            <w:tcW w:w="1363" w:type="dxa"/>
-          </w:tcPr>
-          <w:p>
-            <w:pPr/>
-            <w:r>
-              <w:t xml:space="preserve">12/09 제출</w:t>
-            </w:r>
-          </w:p>
-        </w:tc>
-        <w:tc>
-          <w:tcPr>
-            <w:tcW w:w="1170" w:type="dxa"/>
-          </w:tcPr>
-          <w:p>
-            <w:pPr/>
-          </w:p>
-        </w:tc>
-        <w:tc>
-          <w:tcPr>
-            <w:tcW w:w="1170" w:type="dxa"/>
-          </w:tcPr>
-          <w:p>
-            <w:pPr/>
-          </w:p>
-        </w:tc>
-        <w:tc>
-          <w:tcPr>
-            <w:tcW w:w="830" w:type="dxa"/>
-          </w:tcPr>
-          <w:p>
-            <w:pPr/>
-          </w:p>
-        </w:tc>
-        <w:tc>
-          <w:tcPr>
-            <w:tcW w:w="720" w:type="dxa"/>
-          </w:tcPr>
-          <w:p>
-            <w:pPr/>
-          </w:p>
-        </w:tc>
-      </w:tr>
     </w:tbl>
     <w:p>
       <w:pPr>
         <w:pStyle w:val="Heading3"/>
       </w:pPr>
       <w:r>
-        <w:t xml:space="preserve">팀원 B · 클라이언트, 서버 월드 로직</w:t>
+        <w:t xml:space="preserve">조형진 · 서버 World 스레드와 UDP 통신</w:t>
       </w:r>
     </w:p>
     <w:tbl>
@@ -4839,11 +7052,11 @@
       </w:tblPr>
       <w:tblGrid>
         <w:gridCol w:w="1170"/>
-        <w:gridCol w:w="1599"/>
-        <w:gridCol w:w="1540"/>
-        <w:gridCol w:w="1174"/>
-        <w:gridCol w:w="1219"/>
-        <w:gridCol w:w="1108"/>
+        <w:gridCol w:w="1430"/>
+        <w:gridCol w:w="1505"/>
+        <w:gridCol w:w="1375"/>
+        <w:gridCol w:w="1170"/>
+        <w:gridCol w:w="1160"/>
         <w:gridCol w:w="830"/>
         <w:gridCol w:w="720"/>
       </w:tblGrid>
@@ -4865,7 +7078,7 @@
         </w:tc>
         <w:tc>
           <w:tcPr>
-            <w:tcW w:w="1599" w:type="dxa"/>
+            <w:tcW w:w="1430" w:type="dxa"/>
             <w:shd w:val="clear" w:color="auto" w:fill="F2F2F2"/>
           </w:tcPr>
           <w:p>
@@ -4877,7 +7090,7 @@
         </w:tc>
         <w:tc>
           <w:tcPr>
-            <w:tcW w:w="1540" w:type="dxa"/>
+            <w:tcW w:w="1505" w:type="dxa"/>
             <w:shd w:val="clear" w:color="auto" w:fill="F2F2F2"/>
           </w:tcPr>
           <w:p>
@@ -4889,7 +7102,7 @@
         </w:tc>
         <w:tc>
           <w:tcPr>
-            <w:tcW w:w="1174" w:type="dxa"/>
+            <w:tcW w:w="1375" w:type="dxa"/>
             <w:shd w:val="clear" w:color="auto" w:fill="F2F2F2"/>
           </w:tcPr>
           <w:p>
@@ -4901,7 +7114,7 @@
         </w:tc>
         <w:tc>
           <w:tcPr>
-            <w:tcW w:w="1219" w:type="dxa"/>
+            <w:tcW w:w="1170" w:type="dxa"/>
             <w:shd w:val="clear" w:color="auto" w:fill="F2F2F2"/>
           </w:tcPr>
           <w:p>
@@ -4913,7 +7126,7 @@
         </w:tc>
         <w:tc>
           <w:tcPr>
-            <w:tcW w:w="1108" w:type="dxa"/>
+            <w:tcW w:w="1160" w:type="dxa"/>
             <w:shd w:val="clear" w:color="auto" w:fill="F2F2F2"/>
           </w:tcPr>
           <w:p>
@@ -4962,7 +7175,7 @@
         </w:tc>
         <w:tc>
           <w:tcPr>
-            <w:tcW w:w="1599" w:type="dxa"/>
+            <w:tcW w:w="1430" w:type="dxa"/>
           </w:tcPr>
           <w:p>
             <w:pPr/>
@@ -4973,18 +7186,18 @@
         </w:tc>
         <w:tc>
           <w:tcPr>
-            <w:tcW w:w="1540" w:type="dxa"/>
-          </w:tcPr>
-          <w:p>
-            <w:pPr/>
-            <w:r>
-              <w:t xml:space="preserve">11/03 GameTypes.h 상태 구조체</w:t>
-            </w:r>
-          </w:p>
-        </w:tc>
-        <w:tc>
-          <w:tcPr>
-            <w:tcW w:w="1174" w:type="dxa"/>
+            <w:tcW w:w="1505" w:type="dxa"/>
+          </w:tcPr>
+          <w:p>
+            <w:pPr/>
+            <w:r>
+              <w:t xml:space="preserve">11/03 GameTypes.h, 경계 인터페이스 확정(전원)</w:t>
+            </w:r>
+          </w:p>
+        </w:tc>
+        <w:tc>
+          <w:tcPr>
+            <w:tcW w:w="1375" w:type="dxa"/>
           </w:tcPr>
           <w:p>
             <w:pPr/>
@@ -4995,23 +7208,23 @@
         </w:tc>
         <w:tc>
           <w:tcPr>
-            <w:tcW w:w="1219" w:type="dxa"/>
-          </w:tcPr>
-          <w:p>
-            <w:pPr/>
-            <w:r>
-              <w:t xml:space="preserve">11/05 World 클래스 골격</w:t>
-            </w:r>
-          </w:p>
-        </w:tc>
-        <w:tc>
-          <w:tcPr>
-            <w:tcW w:w="1108" w:type="dxa"/>
-          </w:tcPr>
-          <w:p>
-            <w:pPr/>
-            <w:r>
-              <w:t xml:space="preserve">11/06 connect, 접속 화면</w:t>
+            <w:tcW w:w="1170" w:type="dxa"/>
+          </w:tcPr>
+          <w:p>
+            <w:pPr/>
+            <w:r>
+              <w:t xml:space="preserve">11/05 World 골격, 플레이어 이동 이식</w:t>
+            </w:r>
+          </w:p>
+        </w:tc>
+        <w:tc>
+          <w:tcPr>
+            <w:tcW w:w="1160" w:type="dxa"/>
+          </w:tcPr>
+          <w:p>
+            <w:pPr/>
+            <w:r>
+              <w:t xml:space="preserve">11/06 월드 스레드(틱 루프, 큐 처리)</w:t>
             </w:r>
           </w:p>
         </w:tc>
@@ -5046,56 +7259,56 @@
         </w:tc>
         <w:tc>
           <w:tcPr>
-            <w:tcW w:w="1599" w:type="dxa"/>
-          </w:tcPr>
-          <w:p>
-            <w:pPr/>
-            <w:r>
-              <w:t xml:space="preserve">11/09 이동·스폰·무기 로직 World로 이식</w:t>
-            </w:r>
-          </w:p>
-        </w:tc>
-        <w:tc>
-          <w:tcPr>
-            <w:tcW w:w="1540" w:type="dxa"/>
-          </w:tcPr>
-          <w:p>
-            <w:pPr/>
-            <w:r>
-              <w:t xml:space="preserve">11/10 보스·기믹 이식</w:t>
-            </w:r>
-          </w:p>
-        </w:tc>
-        <w:tc>
-          <w:tcPr>
-            <w:tcW w:w="1174" w:type="dxa"/>
-          </w:tcPr>
-          <w:p>
-            <w:pPr/>
-            <w:r>
-              <w:t xml:space="preserve">11/11 클라 수신 스레드, 패킷 조립</w:t>
-            </w:r>
-          </w:p>
-        </w:tc>
-        <w:tc>
-          <w:tcPr>
-            <w:tcW w:w="1219" w:type="dxa"/>
-          </w:tcPr>
-          <w:p>
-            <w:pPr/>
-            <w:r>
-              <w:t xml:space="preserve">11/12 SendLogin, SendInput(UDP), OnLoginOk</w:t>
-            </w:r>
-          </w:p>
-        </w:tc>
-        <w:tc>
-          <w:tcPr>
-            <w:tcW w:w="1108" w:type="dxa"/>
-          </w:tcPr>
-          <w:p>
-            <w:pPr/>
-            <w:r>
-              <w:t xml:space="preserve">11/13 루프백 에코 테스트(전원)</w:t>
+            <w:tcW w:w="1430" w:type="dxa"/>
+          </w:tcPr>
+          <w:p>
+            <w:pPr/>
+            <w:r>
+              <w:t xml:space="preserve">11/09 서버 UDP 수신·주소 등록</w:t>
+            </w:r>
+          </w:p>
+        </w:tc>
+        <w:tc>
+          <w:tcPr>
+            <w:tcW w:w="1505" w:type="dxa"/>
+          </w:tcPr>
+          <w:p>
+            <w:pPr/>
+            <w:r>
+              <w:t xml:space="preserve">11/10 클라 UDP 입력 송신·수신 스레드</w:t>
+            </w:r>
+          </w:p>
+        </w:tc>
+        <w:tc>
+          <w:tcPr>
+            <w:tcW w:w="1375" w:type="dxa"/>
+          </w:tcPr>
+          <w:p>
+            <w:pPr/>
+            <w:r>
+              <w:t xml:space="preserve">11/11 입력 반영, 플레이어 스냅샷 송신</w:t>
+            </w:r>
+          </w:p>
+        </w:tc>
+        <w:tc>
+          <w:tcPr>
+            <w:tcW w:w="1170" w:type="dxa"/>
+          </w:tcPr>
+          <w:p>
+            <w:pPr/>
+            <w:r>
+              <w:t xml:space="preserve">11/12 SnapshotBuffer</w:t>
+            </w:r>
+          </w:p>
+        </w:tc>
+        <w:tc>
+          <w:tcPr>
+            <w:tcW w:w="1160" w:type="dxa"/>
+          </w:tcPr>
+          <w:p>
+            <w:pPr/>
+            <w:r>
+              <w:t xml:space="preserve">11/13 1단계 확인: 접속과 이동(전원)</w:t>
             </w:r>
           </w:p>
         </w:tc>
@@ -5130,56 +7343,56 @@
         </w:tc>
         <w:tc>
           <w:tcPr>
-            <w:tcW w:w="1599" w:type="dxa"/>
-          </w:tcPr>
-          <w:p>
-            <w:pPr/>
-            <w:r>
-              <w:t xml:space="preserve">11/16 SnapshotBuffer + CRITICAL_SECTION</w:t>
-            </w:r>
-          </w:p>
-        </w:tc>
-        <w:tc>
-          <w:tcPr>
-            <w:tcW w:w="1540" w:type="dxa"/>
-          </w:tcPr>
-          <w:p>
-            <w:pPr/>
-            <w:r>
-              <w:t xml:space="preserve">11/17 BroadcastSnapshot, OnSnapshot (UDP, tick 순서 처리)</w:t>
-            </w:r>
-          </w:p>
-        </w:tc>
-        <w:tc>
-          <w:tcPr>
-            <w:tcW w:w="1174" w:type="dxa"/>
-          </w:tcPr>
-          <w:p>
-            <w:pPr/>
-            <w:r>
-              <w:t xml:space="preserve">11/18 스냅샷 기반 렌더링</w:t>
-            </w:r>
-          </w:p>
-        </w:tc>
-        <w:tc>
-          <w:tcPr>
-            <w:tcW w:w="1219" w:type="dxa"/>
-          </w:tcPr>
-          <w:p>
-            <w:pPr/>
-            <w:r>
-              <w:t xml:space="preserve">11/19 서버 OnInput, OnMapSelect</w:t>
-            </w:r>
-          </w:p>
-        </w:tc>
-        <w:tc>
-          <w:tcPr>
-            <w:tcW w:w="1108" w:type="dxa"/>
-          </w:tcPr>
-          <w:p>
-            <w:pPr/>
-            <w:r>
-              <w:t xml:space="preserve">11/20 내 플레이어 기준 카메라, 상대 플레이어 표시</w:t>
+            <w:tcW w:w="1430" w:type="dxa"/>
+          </w:tcPr>
+          <w:p>
+            <w:pPr/>
+            <w:r>
+              <w:t xml:space="preserve">11/16 적 스폰·이동 이식</w:t>
+            </w:r>
+          </w:p>
+        </w:tc>
+        <w:tc>
+          <w:tcPr>
+            <w:tcW w:w="1505" w:type="dxa"/>
+          </w:tcPr>
+          <w:p>
+            <w:pPr/>
+            <w:r>
+              <w:t xml:space="preserve">11/17 가까운 플레이어 추적, 접촉 피해</w:t>
+            </w:r>
+          </w:p>
+        </w:tc>
+        <w:tc>
+          <w:tcPr>
+            <w:tcW w:w="1375" w:type="dxa"/>
+          </w:tcPr>
+          <w:p>
+            <w:pPr/>
+            <w:r>
+              <w:t xml:space="preserve">11/18 스냅샷 적 배열·조각 분할</w:t>
+            </w:r>
+          </w:p>
+        </w:tc>
+        <w:tc>
+          <w:tcPr>
+            <w:tcW w:w="1170" w:type="dxa"/>
+          </w:tcPr>
+          <w:p>
+            <w:pPr/>
+            <w:r>
+              <w:t xml:space="preserve">11/19 조각 수신 규칙 점검</w:t>
+            </w:r>
+          </w:p>
+        </w:tc>
+        <w:tc>
+          <w:tcPr>
+            <w:tcW w:w="1160" w:type="dxa"/>
+          </w:tcPr>
+          <w:p>
+            <w:pPr/>
+            <w:r>
+              <w:t xml:space="preserve">11/20 2단계 확인: 적(전원)</w:t>
             </w:r>
           </w:p>
         </w:tc>
@@ -5214,51 +7427,51 @@
         </w:tc>
         <w:tc>
           <w:tcPr>
-            <w:tcW w:w="1599" w:type="dxa"/>
-          </w:tcPr>
-          <w:p>
-            <w:pPr/>
-            <w:r>
-              <w:t xml:space="preserve">11/23 플레이어 2명 구조, 가까운 플레이어 추적</w:t>
-            </w:r>
-          </w:p>
-        </w:tc>
-        <w:tc>
-          <w:tcPr>
-            <w:tcW w:w="1540" w:type="dxa"/>
-          </w:tcPr>
-          <w:p>
-            <w:pPr/>
-            <w:r>
-              <w:t xml:space="preserve">11/24 개인 레벨업(SendLevelUp, OnSelectWeapon)</w:t>
-            </w:r>
-          </w:p>
-        </w:tc>
-        <w:tc>
-          <w:tcPr>
-            <w:tcW w:w="1174" w:type="dxa"/>
-          </w:tcPr>
-          <w:p>
-            <w:pPr/>
-            <w:r>
-              <w:t xml:space="preserve">11/25 로비·맵 선택 화면</w:t>
-            </w:r>
-          </w:p>
-        </w:tc>
-        <w:tc>
-          <w:tcPr>
-            <w:tcW w:w="1219" w:type="dxa"/>
-          </w:tcPr>
-          <w:p>
-            <w:pPr/>
-            <w:r>
-              <w:t xml:space="preserve">11/26 2인 통합 테스트(전원)</w:t>
-            </w:r>
-          </w:p>
-        </w:tc>
-        <w:tc>
-          <w:tcPr>
-            <w:tcW w:w="1108" w:type="dxa"/>
+            <w:tcW w:w="1430" w:type="dxa"/>
+          </w:tcPr>
+          <w:p>
+            <w:pPr/>
+            <w:r>
+              <w:t xml:space="preserve">11/23 무기 이식(파리채·전기장·에프킬라)</w:t>
+            </w:r>
+          </w:p>
+        </w:tc>
+        <w:tc>
+          <w:tcPr>
+            <w:tcW w:w="1505" w:type="dxa"/>
+          </w:tcPr>
+          <w:p>
+            <w:pPr/>
+            <w:r>
+              <w:t xml:space="preserve">11/24 무기 이식(홈매트·소금총), 킬 판정</w:t>
+            </w:r>
+          </w:p>
+        </w:tc>
+        <w:tc>
+          <w:tcPr>
+            <w:tcW w:w="1375" w:type="dxa"/>
+          </w:tcPr>
+          <w:p>
+            <w:pPr/>
+            <w:r>
+              <w:t xml:space="preserve">11/25 경험치·레벨업 처리</w:t>
+            </w:r>
+          </w:p>
+        </w:tc>
+        <w:tc>
+          <w:tcPr>
+            <w:tcW w:w="1170" w:type="dxa"/>
+          </w:tcPr>
+          <w:p>
+            <w:pPr/>
+            <w:r>
+              <w:t xml:space="preserve">11/26 통합 테스트(전원)</w:t>
+            </w:r>
+          </w:p>
+        </w:tc>
+        <w:tc>
+          <w:tcPr>
+            <w:tcW w:w="1160" w:type="dxa"/>
           </w:tcPr>
           <w:p>
             <w:pPr/>
@@ -5274,7 +7487,7 @@
           <w:p>
             <w:pPr/>
             <w:r>
-              <w:t xml:space="preserve">11/28 첫 2인 통합 플레이(전원)</w:t>
+              <w:t xml:space="preserve">11/28 3단계 확인: 공격과 레벨업(전원, PC 2대)</w:t>
             </w:r>
           </w:p>
         </w:tc>
@@ -5301,56 +7514,56 @@
         </w:tc>
         <w:tc>
           <w:tcPr>
-            <w:tcW w:w="1599" w:type="dxa"/>
-          </w:tcPr>
-          <w:p>
-            <w:pPr/>
-            <w:r>
-              <w:t xml:space="preserve">11/30 보스 경고·결과 화면</w:t>
-            </w:r>
-          </w:p>
-        </w:tc>
-        <w:tc>
-          <w:tcPr>
-            <w:tcW w:w="1540" w:type="dxa"/>
-          </w:tcPr>
-          <w:p>
-            <w:pPr/>
-            <w:r>
-              <w:t xml:space="preserve">12/01 관전 화면</w:t>
-            </w:r>
-          </w:p>
-        </w:tc>
-        <w:tc>
-          <w:tcPr>
-            <w:tcW w:w="1174" w:type="dxa"/>
-          </w:tcPr>
-          <w:p>
-            <w:pPr/>
-            <w:r>
-              <w:t xml:space="preserve">12/02 LAN 테스트(전원)</w:t>
-            </w:r>
-          </w:p>
-        </w:tc>
-        <w:tc>
-          <w:tcPr>
-            <w:tcW w:w="1219" w:type="dxa"/>
-          </w:tcPr>
-          <w:p>
-            <w:pPr/>
-            <w:r>
-              <w:t xml:space="preserve">12/03 2인 밸런스 조정</w:t>
-            </w:r>
-          </w:p>
-        </w:tc>
-        <w:tc>
-          <w:tcPr>
-            <w:tcW w:w="1108" w:type="dxa"/>
-          </w:tcPr>
-          <w:p>
-            <w:pPr/>
-            <w:r>
-              <w:t xml:space="preserve">12/04 코드 정리</w:t>
+            <w:tcW w:w="1430" w:type="dxa"/>
+          </w:tcPr>
+          <w:p>
+            <w:pPr/>
+            <w:r>
+              <w:t xml:space="preserve">11/30 보스 3종·탄막 이식, 보스 알림</w:t>
+            </w:r>
+          </w:p>
+        </w:tc>
+        <w:tc>
+          <w:tcPr>
+            <w:tcW w:w="1505" w:type="dxa"/>
+          </w:tcPr>
+          <w:p>
+            <w:pPr/>
+            <w:r>
+              <w:t xml:space="preserve">12/01 CD·바람 기믹 이식</w:t>
+            </w:r>
+          </w:p>
+        </w:tc>
+        <w:tc>
+          <w:tcPr>
+            <w:tcW w:w="1375" w:type="dxa"/>
+          </w:tcPr>
+          <w:p>
+            <w:pPr/>
+            <w:r>
+              <w:t xml:space="preserve">12/02 4단계 확인: 보스와 기믹, LAN 테스트(전원, PC 2대)</w:t>
+            </w:r>
+          </w:p>
+        </w:tc>
+        <w:tc>
+          <w:tcPr>
+            <w:tcW w:w="1170" w:type="dxa"/>
+          </w:tcPr>
+          <w:p>
+            <w:pPr/>
+            <w:r>
+              <w:t xml:space="preserve">12/03 사망·관전·결과 판정, 접속 끊김 처리</w:t>
+            </w:r>
+          </w:p>
+        </w:tc>
+        <w:tc>
+          <w:tcPr>
+            <w:tcW w:w="1160" w:type="dxa"/>
+          </w:tcPr>
+          <w:p>
+            <w:pPr/>
+            <w:r>
+              <w:t xml:space="preserve">12/04 2인 밸런스 조정, UDP 손실·순서 점검</w:t>
             </w:r>
           </w:p>
         </w:tc>
@@ -5385,18 +7598,18 @@
         </w:tc>
         <w:tc>
           <w:tcPr>
-            <w:tcW w:w="1599" w:type="dxa"/>
-          </w:tcPr>
-          <w:p>
-            <w:pPr/>
-            <w:r>
-              <w:t xml:space="preserve">12/07 LAN 최종 테스트(전원)</w:t>
-            </w:r>
-          </w:p>
-        </w:tc>
-        <w:tc>
-          <w:tcPr>
-            <w:tcW w:w="1540" w:type="dxa"/>
+            <w:tcW w:w="1430" w:type="dxa"/>
+          </w:tcPr>
+          <w:p>
+            <w:pPr/>
+            <w:r>
+              <w:t xml:space="preserve">12/07 5단계 확인: LAN 최종 테스트(전원)</w:t>
+            </w:r>
+          </w:p>
+        </w:tc>
+        <w:tc>
+          <w:tcPr>
+            <w:tcW w:w="1505" w:type="dxa"/>
           </w:tcPr>
           <w:p>
             <w:pPr/>
@@ -5407,7 +7620,7 @@
         </w:tc>
         <w:tc>
           <w:tcPr>
-            <w:tcW w:w="1174" w:type="dxa"/>
+            <w:tcW w:w="1375" w:type="dxa"/>
           </w:tcPr>
           <w:p>
             <w:pPr/>
@@ -5418,15 +7631,15 @@
         </w:tc>
         <w:tc>
           <w:tcPr>
-            <w:tcW w:w="1219" w:type="dxa"/>
-          </w:tcPr>
-          <w:p>
-            <w:pPr/>
-          </w:p>
-        </w:tc>
-        <w:tc>
-          <w:tcPr>
-            <w:tcW w:w="1108" w:type="dxa"/>
+            <w:tcW w:w="1170" w:type="dxa"/>
+          </w:tcPr>
+          <w:p>
+            <w:pPr/>
+          </w:p>
+        </w:tc>
+        <w:tc>
+          <w:tcPr>
+            <w:tcW w:w="1160" w:type="dxa"/>
           </w:tcPr>
           <w:p>
             <w:pPr/>
@@ -5654,6 +7867,27 @@
     <w:abstractNumId w:val="0"/>
   </w:num>
   <w:num w:numId="7">
+    <w:abstractNumId w:val="0"/>
+  </w:num>
+  <w:num w:numId="8">
+    <w:abstractNumId w:val="0"/>
+  </w:num>
+  <w:num w:numId="9">
+    <w:abstractNumId w:val="0"/>
+  </w:num>
+  <w:num w:numId="10">
+    <w:abstractNumId w:val="0"/>
+  </w:num>
+  <w:num w:numId="11">
+    <w:abstractNumId w:val="0"/>
+  </w:num>
+  <w:num w:numId="12">
+    <w:abstractNumId w:val="0"/>
+  </w:num>
+  <w:num w:numId="13">
+    <w:abstractNumId w:val="0"/>
+  </w:num>
+  <w:num w:numId="14">
     <w:abstractNumId w:val="0"/>
   </w:num>
 </w:numbering>

--- a/docs/BUG PATCHER 멀티플레이 추진계획서.docx
+++ b/docs/BUG PATCHER 멀티플레이 추진계획서.docx
@@ -8,15 +8,6 @@
       </w:pPr>
       <w:r>
         <w:t xml:space="preserve">BUG PATCHER 멀티플레이 추진계획서</w:t>
-      </w:r>
-    </w:p>
-    <w:p>
-      <w:pPr/>
-      <w:r>
-        <w:t xml:space="preserve">Oct 29, 2026</w:t>
-      </w:r>
-      <w:r>
-        <w:t xml:space="preserve"> </w:t>
       </w:r>
     </w:p>
     <w:p>
@@ -833,7 +824,7 @@
           <w:p>
             <w:pPr/>
             <w:r>
-              <w:t xml:space="preserve">플레이어별로 따로 관리하고, 킬은 마지막으로 때린 플레이어에게 준다</w:t>
+              <w:t xml:space="preserve">플레이어별로 따로 관리하고, 킬은 마지막으로 때린 플레이어에게 준다(서버가 적마다 마지막 공격자를 기록)</w:t>
             </w:r>
           </w:p>
         </w:tc>
@@ -857,7 +848,7 @@
           <w:p>
             <w:pPr/>
             <w:r>
-              <w:t xml:space="preserve">고르는 동안에도 월드는 멈추지 않는다</w:t>
+              <w:t xml:space="preserve">고르는 동안에도 월드는 멈추지 않는다. 고르는 중에 다시 레벨업하면 쌓아 두었다가 차례로 고른다</w:t>
             </w:r>
           </w:p>
         </w:tc>
@@ -870,6 +861,54 @@
           <w:p>
             <w:pPr/>
             <w:r>
+              <w:t xml:space="preserve">보스 경고</w:t>
+            </w:r>
+          </w:p>
+        </w:tc>
+        <w:tc>
+          <w:tcPr>
+            <w:tcW w:w="7361" w:type="dxa"/>
+          </w:tcPr>
+          <w:p>
+            <w:pPr/>
+            <w:r>
+              <w:t xml:space="preserve">서버는 멈추지 않고, 경고는 클라 화면에만 표시한다</w:t>
+            </w:r>
+          </w:p>
+        </w:tc>
+      </w:tr>
+      <w:tr>
+        <w:tc>
+          <w:tcPr>
+            <w:tcW w:w="1998" w:type="dxa"/>
+          </w:tcPr>
+          <w:p>
+            <w:pPr/>
+            <w:r>
+              <w:t xml:space="preserve">HP 회복</w:t>
+            </w:r>
+          </w:p>
+        </w:tc>
+        <w:tc>
+          <w:tcPr>
+            <w:tcW w:w="7361" w:type="dxa"/>
+          </w:tcPr>
+          <w:p>
+            <w:pPr/>
+            <w:r>
+              <w:t xml:space="preserve">레벨업 때는 본인만, 보스 처치 때는 살아 있는 플레이어 모두 회복한다</w:t>
+            </w:r>
+          </w:p>
+        </w:tc>
+      </w:tr>
+      <w:tr>
+        <w:tc>
+          <w:tcPr>
+            <w:tcW w:w="1998" w:type="dxa"/>
+          </w:tcPr>
+          <w:p>
+            <w:pPr/>
+            <w:r>
               <w:t xml:space="preserve">적 생성</w:t>
             </w:r>
           </w:p>
@@ -905,7 +944,7 @@
           <w:p>
             <w:pPr/>
             <w:r>
-              <w:t xml:space="preserve">한 명이 죽으면 관전, 둘 다 죽으면 게임 오버</w:t>
+              <w:t xml:space="preserve">한 명이 죽으면 관전(부활 없음), 둘 다 죽으면 게임 오버</w:t>
             </w:r>
           </w:p>
         </w:tc>
@@ -1358,6 +1397,50 @@
     </w:p>
     <w:p>
       <w:pPr>
+        <w:pStyle w:val="Heading3"/>
+      </w:pPr>
+      <w:r>
+        <w:t xml:space="preserve">범위와 위험 요소</w:t>
+      </w:r>
+    </w:p>
+    <w:p>
+      <w:pPr>
+        <w:pStyle w:val="ListParagraph"/>
+        <w:numPr>
+          <w:ilvl w:val="0"/>
+          <w:numId w:val="5"/>
+        </w:numPr>
+      </w:pPr>
+      <w:r>
+        <w:t xml:space="preserve">서버 한 번 실행에 한 판을 진행한다. 결과를 보낸 뒤 서버와 클라를 종료하고, 다시 하려면 서버부터 다시 실행한다.</w:t>
+      </w:r>
+    </w:p>
+    <w:p>
+      <w:pPr>
+        <w:pStyle w:val="ListParagraph"/>
+        <w:numPr>
+          <w:ilvl w:val="0"/>
+          <w:numId w:val="5"/>
+        </w:numPr>
+      </w:pPr>
+      <w:r>
+        <w:t xml:space="preserve">접속이 끊긴 플레이어의 재접속은 지원하지 않는다. 서버(PC 1)가 꺼지면 두 클라 모두 종료 화면으로 간다.</w:t>
+      </w:r>
+    </w:p>
+    <w:p>
+      <w:pPr>
+        <w:pStyle w:val="ListParagraph"/>
+        <w:numPr>
+          <w:ilvl w:val="0"/>
+          <w:numId w:val="5"/>
+        </w:numPr>
+      </w:pPr>
+      <w:r>
+        <w:t xml:space="preserve">클라는 서버가 보낸 스냅샷(약 30Hz)을 그리므로 원작(약 60fps)보다 움직임이 덜 부드러울 수 있고, 클라 예측이 없어 PC 2는 입력이 조금 늦게 반영된다. LAN에서 확인한 뒤 필요하면 스냅샷 사이를 보간한다.</w:t>
+      </w:r>
+    </w:p>
+    <w:p>
+      <w:pPr>
         <w:pStyle w:val="Heading2"/>
       </w:pPr>
       <w:r>
@@ -2317,7 +2400,7 @@
         <w:pStyle w:val="ListParagraph"/>
         <w:numPr>
           <w:ilvl w:val="0"/>
-          <w:numId w:val="5"/>
+          <w:numId w:val="6"/>
         </w:numPr>
       </w:pPr>
       <w:r>
@@ -2329,7 +2412,7 @@
         <w:pStyle w:val="ListParagraph"/>
         <w:numPr>
           <w:ilvl w:val="0"/>
-          <w:numId w:val="5"/>
+          <w:numId w:val="6"/>
         </w:numPr>
       </w:pPr>
       <w:r>
@@ -2341,7 +2424,7 @@
         <w:pStyle w:val="ListParagraph"/>
         <w:numPr>
           <w:ilvl w:val="0"/>
-          <w:numId w:val="5"/>
+          <w:numId w:val="6"/>
         </w:numPr>
       </w:pPr>
       <w:r>
@@ -2353,7 +2436,7 @@
         <w:pStyle w:val="ListParagraph"/>
         <w:numPr>
           <w:ilvl w:val="0"/>
-          <w:numId w:val="5"/>
+          <w:numId w:val="6"/>
         </w:numPr>
       </w:pPr>
       <w:r>
@@ -2730,59 +2813,11 @@
         <w:pStyle w:val="ListParagraph"/>
         <w:numPr>
           <w:ilvl w:val="0"/>
-          <w:numId w:val="6"/>
+          <w:numId w:val="7"/>
         </w:numPr>
       </w:pPr>
       <w:r>
         <w:t xml:space="preserve">상태는 World 안에만 둔다. 전역 변수를 없애면 플레이어 2명과 스냅샷 만들기가 자연스럽다.</w:t>
-      </w:r>
-    </w:p>
-    <w:p>
-      <w:pPr>
-        <w:pStyle w:val="ListParagraph"/>
-        <w:numPr>
-          <w:ilvl w:val="0"/>
-          <w:numId w:val="6"/>
-        </w:numPr>
-      </w:pPr>
-      <w:r>
-        <w:t xml:space="preserve">시간은 World::nowMs를 사용한다. 틱마다 누적하므로 33ms 고정 틱과 맞고, 같은 입력이면 같은 결과가 나와 서버 단독 테스트가 쉬워진다.</w:t>
-      </w:r>
-    </w:p>
-    <w:p>
-      <w:pPr>
-        <w:pStyle w:val="ListParagraph"/>
-        <w:numPr>
-          <w:ilvl w:val="0"/>
-          <w:numId w:val="6"/>
-        </w:numPr>
-      </w:pPr>
-      <w:r>
-        <w:t xml:space="preserve">무기·적·보스 수치는 표 한 곳에 모은다. 2인 밸런스 조정은 표만 고치면 된다.</w:t>
-      </w:r>
-    </w:p>
-    <w:p>
-      <w:pPr>
-        <w:pStyle w:val="ListParagraph"/>
-        <w:numPr>
-          <w:ilvl w:val="0"/>
-          <w:numId w:val="6"/>
-        </w:numPr>
-      </w:pPr>
-      <w:r>
-        <w:t xml:space="preserve">네트워크로 보내는 상태는 가상 함수 없는 POD 구조체(PlayerState 등)로 두고, FillSnapshot에서 변환한다. Entity 기반 클래스에 virtual Update를 두는 상속 구조는 쓰지 않고, 보스 3종처럼 다른 부분은 type에 따른 switch나 패턴 함수로 나눈다.</w:t>
-      </w:r>
-    </w:p>
-    <w:p>
-      <w:pPr>
-        <w:pStyle w:val="ListParagraph"/>
-        <w:numPr>
-          <w:ilvl w:val="0"/>
-          <w:numId w:val="6"/>
-        </w:numPr>
-      </w:pPr>
-      <w:r>
-        <w:t xml:space="preserve">클라이언트의 GifSprite와 그리기 코드는 원작을 거의 그대로 쓰고, 그릴 때 읽던 전역(playerPos 등)만 스냅샷 값으로 바꾼다.</w:t>
       </w:r>
     </w:p>
     <w:p>
@@ -2791,6 +2826,54 @@
         <w:numPr>
           <w:ilvl w:val="0"/>
           <w:numId w:val="7"/>
+        </w:numPr>
+      </w:pPr>
+      <w:r>
+        <w:t xml:space="preserve">시간은 World::nowMs를 사용한다. 틱마다 누적하므로 33ms 고정 틱과 맞고, 같은 입력이면 같은 결과가 나와 서버 단독 테스트가 쉬워진다.</w:t>
+      </w:r>
+    </w:p>
+    <w:p>
+      <w:pPr>
+        <w:pStyle w:val="ListParagraph"/>
+        <w:numPr>
+          <w:ilvl w:val="0"/>
+          <w:numId w:val="7"/>
+        </w:numPr>
+      </w:pPr>
+      <w:r>
+        <w:t xml:space="preserve">무기·적·보스 수치는 표 한 곳에 모은다. 2인 밸런스 조정은 표만 고치면 된다.</w:t>
+      </w:r>
+    </w:p>
+    <w:p>
+      <w:pPr>
+        <w:pStyle w:val="ListParagraph"/>
+        <w:numPr>
+          <w:ilvl w:val="0"/>
+          <w:numId w:val="7"/>
+        </w:numPr>
+      </w:pPr>
+      <w:r>
+        <w:t xml:space="preserve">네트워크로 보내는 상태는 가상 함수 없는 POD 구조체(PlayerState 등)로 두고, FillSnapshot에서 변환한다. Entity 기반 클래스에 virtual Update를 두는 상속 구조는 쓰지 않고, 보스 3종처럼 다른 부분은 type에 따른 switch나 패턴 함수로 나눈다.</w:t>
+      </w:r>
+    </w:p>
+    <w:p>
+      <w:pPr>
+        <w:pStyle w:val="ListParagraph"/>
+        <w:numPr>
+          <w:ilvl w:val="0"/>
+          <w:numId w:val="7"/>
+        </w:numPr>
+      </w:pPr>
+      <w:r>
+        <w:t xml:space="preserve">클라이언트의 GifSprite와 그리기 코드는 원작을 거의 그대로 쓰고, 그릴 때 읽던 전역(playerPos 등)만 스냅샷 값으로 바꾼다.</w:t>
+      </w:r>
+    </w:p>
+    <w:p>
+      <w:pPr>
+        <w:pStyle w:val="ListParagraph"/>
+        <w:numPr>
+          <w:ilvl w:val="0"/>
+          <w:numId w:val="8"/>
         </w:numPr>
       </w:pPr>
       <w:r>
@@ -3601,161 +3684,11 @@
         <w:pStyle w:val="ListParagraph"/>
         <w:numPr>
           <w:ilvl w:val="0"/>
-          <w:numId w:val="8"/>
+          <w:numId w:val="9"/>
         </w:numPr>
       </w:pPr>
       <w:r>
         <w:t xml:space="preserve">순서: C2S_INPUT에는 seq, S2C_SNAPSHOT에는 tick을 넣고, 받은 값이 마지막으로 처리한 값보다 작으면 버린다.</w:t>
-      </w:r>
-    </w:p>
-    <w:p>
-      <w:pPr>
-        <w:pStyle w:val="ListParagraph"/>
-        <w:numPr>
-          <w:ilvl w:val="0"/>
-          <w:numId w:val="8"/>
-        </w:numPr>
-      </w:pPr>
-      <w:r>
-        <w:t xml:space="preserve">입력은 상태 전체: 키를 누름/뗌 이벤트가 아니라 WASD 비트 전체와 조준 각도를 매번 보낸다. 하나가 빠져도 다음 패킷이 덮어쓴다.</w:t>
-      </w:r>
-    </w:p>
-    <w:p>
-      <w:pPr>
-        <w:pStyle w:val="ListParagraph"/>
-        <w:numPr>
-          <w:ilvl w:val="0"/>
-          <w:numId w:val="8"/>
-        </w:numPr>
-      </w:pPr>
-      <w:r>
-        <w:t xml:space="preserve">크기: UDP 패킷 하나는 1,400바이트 이하로 맞춘다. 넘으면 적 배열을 조각으로 나누고, 각 조각에 tick과 그 조각에 든 적 목록을 담아 조각 하나만 와도 바로 반영한다(같은 tick 조각을 다 모을 때까지 기다리지 않는다). 조각 번호별로 이미 반영한 tick보다 오래된 조각은 버린다.</w:t>
-      </w:r>
-    </w:p>
-    <w:p>
-      <w:pPr>
-        <w:pStyle w:val="ListParagraph"/>
-        <w:numPr>
-          <w:ilvl w:val="0"/>
-          <w:numId w:val="8"/>
-        </w:numPr>
-      </w:pPr>
-      <w:r>
-        <w:t xml:space="preserve">조각 수 감소: 새 tick의 조각이 오면 fragCount 이상 번호로 저장된 조각은 지운다. 적이 줄어 조각 수가 줄면 그 번호의 조각은 다시 오지 않아, 지우지 않으면 옛 조각의 적이 계속 그려진다. 조각 경계는 매 tick 바뀌므로 한 틱 정도 같은 적이 두 조각에 겹쳐 보일 수 있다.</w:t>
-      </w:r>
-    </w:p>
-    <w:p>
-      <w:pPr>
-        <w:pStyle w:val="ListParagraph"/>
-        <w:numPr>
-          <w:ilvl w:val="0"/>
-          <w:numId w:val="8"/>
-        </w:numPr>
-      </w:pPr>
-      <w:r>
-        <w:t xml:space="preserve">조각 나누는 기준: 적 마릿수로 고정하지 않고 남은 바이트로 계산한다. 조각 하나에는 머리 9 + 플레이어 50 + 적 수 2 + 적 7바이트씩이라 적이 약 190마리 들어가고, 0번 조각은 보스·탄막·기믹만큼 줄어든다.</w:t>
-      </w:r>
-    </w:p>
-    <w:p>
-      <w:pPr>
-        <w:pStyle w:val="ListParagraph"/>
-        <w:numPr>
-          <w:ilvl w:val="0"/>
-          <w:numId w:val="8"/>
-        </w:numPr>
-      </w:pPr>
-      <w:r>
-        <w:t xml:space="preserve">주소 등록: 서버는 UDP 소켓 하나로 두 플레이어를 받는다. LOGIN_OK로 받은 token을 C2S_UDP_HELLO에 넣어 보내면, 서버가 recvfrom 주소를 그 Session에 기록하고 TCP로 S2C_UDP_OK를 돌려준다. 등록되지 않은 주소에서 온 UDP 패킷은 버린다.</w:t>
-      </w:r>
-    </w:p>
-    <w:p>
-      <w:pPr>
-        <w:pStyle w:val="Heading3"/>
-      </w:pPr>
-      <w:r>
-        <w:t xml:space="preserve">패킷 구조체 (Protocol.h)</w:t>
-      </w:r>
-    </w:p>
-    <w:p>
-      <w:pPr/>
-      <w:r>
-        <w:t xml:space="preserve">위 패킷 표를 그대로 옮긴 정의다. 모든 패킷은 PacketHeader로 시작하고, size에는 헤더를 포함한 전체 바이트 수를 넣는다.</w:t>
-      </w:r>
-    </w:p>
-    <w:p>
-      <w:pPr>
-        <w:pStyle w:val="Code"/>
-      </w:pPr>
-      <w:bookmarkStart w:id="3" w:name="bongo_lang_cpp_3"/>
-      <w:bookmarkEnd w:id="3"/>
-      <w:r>
-        <w:t xml:space="preserve">#pragma pack(push, 1)</w:t>
-        <w:br/>
-        <w:t xml:space="preserve">enum PacketType : uint8_t {</w:t>
-        <w:br/>
-        <w:t xml:space="preserve">    C2S_LOGIN = 1, S2C_LOGIN_OK, C2S_UDP_HELLO, S2C_UDP_OK,</w:t>
-        <w:br/>
-        <w:t xml:space="preserve">    C2S_MAP_SELECT, S2C_GAME_START, C2S_INPUT, S2C_SNAPSHOT,</w:t>
-        <w:br/>
-        <w:t xml:space="preserve">    C2S_SELECT_WEAPON, S2C_LEVEL_UP, S2C_BOSS_ALERT, S2C_GAME_RESULT,</w:t>
-        <w:br/>
-        <w:t xml:space="preserve">};</w:t>
-        <w:br/>
-        <w:t xml:space="preserve">struct PacketHeader { uint16_t size; uint8_t type; };</w:t>
-        <w:br/>
-        <w:br/>
-        <w:t xml:space="preserve">struct C2S_Login     { PacketHeader h; char nickname[16]; };</w:t>
-        <w:br/>
-        <w:t xml:space="preserve">struct S2C_LoginOk   { PacketHeader h; uint8_t playerId; uint32_t token; };</w:t>
-        <w:br/>
-        <w:t xml:space="preserve">struct C2S_UdpHello  { PacketHeader h; uint8_t playerId; uint32_t token; };</w:t>
-        <w:br/>
-        <w:t xml:space="preserve">struct S2C_UdpOk     { PacketHeader h; };</w:t>
-        <w:br/>
-        <w:t xml:space="preserve">struct C2S_MapSelect { PacketHeader h; uint8_t mapId; };</w:t>
-        <w:br/>
-        <w:t xml:space="preserve">struct S2C_GameStart {</w:t>
-        <w:br/>
-        <w:t xml:space="preserve">    PacketHeader h; uint8_t mapId; int16_t startX[2], startY[2];</w:t>
-        <w:br/>
-        <w:t xml:space="preserve">};</w:t>
-        <w:br/>
-        <w:t xml:space="preserve">// keys: bit0~3 = W, A, S, D</w:t>
-        <w:br/>
-        <w:t xml:space="preserve">struct C2S_Input {</w:t>
-        <w:br/>
-        <w:t xml:space="preserve">    PacketHeader h; uint32_t seq; uint8_t keys; float aimAngle;</w:t>
-        <w:br/>
-        <w:t xml:space="preserve">};</w:t>
-        <w:br/>
-        <w:t xml:space="preserve">// cardIndex: 0~2 / choices: 무기 번호 3개</w:t>
-        <w:br/>
-        <w:t xml:space="preserve">struct C2S_SelectWeapon { PacketHeader h; uint8_t cardIndex; };</w:t>
-        <w:br/>
-        <w:t xml:space="preserve">struct S2C_LevelUp      { PacketHeader h; uint8_t choices[3]; };</w:t>
-        <w:br/>
-        <w:t xml:space="preserve">struct S2C_BossAlert    { PacketHeader h; uint8_t bossType; };</w:t>
-        <w:br/>
-        <w:t xml:space="preserve">// result: 0 클리어, 1 게임 오버</w:t>
-        <w:br/>
-        <w:t xml:space="preserve">struct S2C_GameResult   { PacketHeader h; uint8_t result; };</w:t>
-        <w:br/>
-        <w:br/>
-        <w:t xml:space="preserve">// 스냅샷 머리. 본문은 아래 순서대로 이어 붙인다</w:t>
-        <w:br/>
-        <w:t xml:space="preserve">struct S2C_SnapshotHead {</w:t>
-        <w:br/>
-        <w:t xml:space="preserve">    PacketHeader h; uint32_t tick; uint8_t fragIndex, fragCount;</w:t>
-        <w:br/>
-        <w:t xml:space="preserve">};</w:t>
-        <w:br/>
-        <w:t xml:space="preserve">#pragma pack(pop)</w:t>
-      </w:r>
-    </w:p>
-    <w:p>
-      <w:pPr/>
-      <w:r>
-        <w:t xml:space="preserve">S2C_SNAPSHOT 본문 순서(길이가 바뀌는 패킷이라 순서를 고정한다):</w:t>
       </w:r>
     </w:p>
     <w:p>
@@ -3767,7 +3700,7 @@
         </w:numPr>
       </w:pPr>
       <w:r>
-        <w:t xml:space="preserve">모든 조각: S2C_SnapshotHead → PlayerState × 2 → uint16 적 수 → EnemyState 배열. 플레이어는 조각마다 넣어 어느 조각이 와도 내 캐릭터가 갱신된다.</w:t>
+        <w:t xml:space="preserve">입력은 상태 전체: 키를 누름/뗌 이벤트가 아니라 WASD 비트 전체와 조준 각도를 매번 보낸다. 하나가 빠져도 다음 패킷이 덮어쓴다.</w:t>
       </w:r>
     </w:p>
     <w:p>
@@ -3776,6 +3709,156 @@
         <w:numPr>
           <w:ilvl w:val="0"/>
           <w:numId w:val="9"/>
+        </w:numPr>
+      </w:pPr>
+      <w:r>
+        <w:t xml:space="preserve">크기: UDP 패킷 하나는 1,400바이트 이하로 맞춘다. 넘으면 적 배열을 조각으로 나누고, 각 조각에 tick과 그 조각에 든 적 목록을 담아 조각 하나만 와도 바로 반영한다(같은 tick 조각을 다 모을 때까지 기다리지 않는다). 조각 번호별로 이미 반영한 tick보다 오래된 조각은 버린다.</w:t>
+      </w:r>
+    </w:p>
+    <w:p>
+      <w:pPr>
+        <w:pStyle w:val="ListParagraph"/>
+        <w:numPr>
+          <w:ilvl w:val="0"/>
+          <w:numId w:val="9"/>
+        </w:numPr>
+      </w:pPr>
+      <w:r>
+        <w:t xml:space="preserve">조각 수 감소: 새 tick의 조각이 오면 fragCount 이상 번호로 저장된 조각은 지운다. 적이 줄어 조각 수가 줄면 그 번호의 조각은 다시 오지 않아, 지우지 않으면 옛 조각의 적이 계속 그려진다. 조각 경계는 매 tick 바뀌므로 한 틱 정도 같은 적이 두 조각에 겹쳐 보일 수 있다.</w:t>
+      </w:r>
+    </w:p>
+    <w:p>
+      <w:pPr>
+        <w:pStyle w:val="ListParagraph"/>
+        <w:numPr>
+          <w:ilvl w:val="0"/>
+          <w:numId w:val="9"/>
+        </w:numPr>
+      </w:pPr>
+      <w:r>
+        <w:t xml:space="preserve">조각 나누는 기준: 적 마릿수로 고정하지 않고 남은 바이트로 계산한다. 조각 하나에는 머리 9 + 플레이어 50 + 적 수 2 + 적 7바이트씩이라 적이 약 190마리 들어가고, 0번 조각은 보스·탄막·기믹만큼 줄어든다.</w:t>
+      </w:r>
+    </w:p>
+    <w:p>
+      <w:pPr>
+        <w:pStyle w:val="ListParagraph"/>
+        <w:numPr>
+          <w:ilvl w:val="0"/>
+          <w:numId w:val="9"/>
+        </w:numPr>
+      </w:pPr>
+      <w:r>
+        <w:t xml:space="preserve">주소 등록: 서버는 UDP 소켓 하나로 두 플레이어를 받는다. LOGIN_OK로 받은 token을 C2S_UDP_HELLO에 넣어 보내면, 서버가 recvfrom 주소를 그 Session에 기록하고 TCP로 S2C_UDP_OK를 돌려준다. 등록되지 않은 주소에서 온 UDP 패킷은 버린다.</w:t>
+      </w:r>
+    </w:p>
+    <w:p>
+      <w:pPr>
+        <w:pStyle w:val="Heading3"/>
+      </w:pPr>
+      <w:r>
+        <w:t xml:space="preserve">패킷 구조체 (Protocol.h)</w:t>
+      </w:r>
+    </w:p>
+    <w:p>
+      <w:pPr/>
+      <w:r>
+        <w:t xml:space="preserve">위 패킷 표를 그대로 옮긴 정의다. 모든 패킷은 PacketHeader로 시작하고, size에는 헤더를 포함한 전체 바이트 수를 넣는다.</w:t>
+      </w:r>
+    </w:p>
+    <w:p>
+      <w:pPr>
+        <w:pStyle w:val="Code"/>
+      </w:pPr>
+      <w:bookmarkStart w:id="3" w:name="bongo_lang_cpp_3"/>
+      <w:bookmarkEnd w:id="3"/>
+      <w:r>
+        <w:t xml:space="preserve">#pragma pack(push, 1)</w:t>
+        <w:br/>
+        <w:t xml:space="preserve">enum PacketType : uint8_t {</w:t>
+        <w:br/>
+        <w:t xml:space="preserve">    C2S_LOGIN = 1, S2C_LOGIN_OK, C2S_UDP_HELLO, S2C_UDP_OK,</w:t>
+        <w:br/>
+        <w:t xml:space="preserve">    C2S_MAP_SELECT, S2C_GAME_START, C2S_INPUT, S2C_SNAPSHOT,</w:t>
+        <w:br/>
+        <w:t xml:space="preserve">    C2S_SELECT_WEAPON, S2C_LEVEL_UP, S2C_BOSS_ALERT, S2C_GAME_RESULT,</w:t>
+        <w:br/>
+        <w:t xml:space="preserve">};</w:t>
+        <w:br/>
+        <w:t xml:space="preserve">struct PacketHeader { uint16_t size; uint8_t type; };</w:t>
+        <w:br/>
+        <w:br/>
+        <w:t xml:space="preserve">struct C2S_Login     { PacketHeader h; char nickname[16]; };</w:t>
+        <w:br/>
+        <w:t xml:space="preserve">struct S2C_LoginOk   { PacketHeader h; uint8_t playerId; uint32_t token; };</w:t>
+        <w:br/>
+        <w:t xml:space="preserve">struct C2S_UdpHello  { PacketHeader h; uint8_t playerId; uint32_t token; };</w:t>
+        <w:br/>
+        <w:t xml:space="preserve">struct S2C_UdpOk     { PacketHeader h; };</w:t>
+        <w:br/>
+        <w:t xml:space="preserve">struct C2S_MapSelect { PacketHeader h; uint8_t mapId; };</w:t>
+        <w:br/>
+        <w:t xml:space="preserve">struct S2C_GameStart {</w:t>
+        <w:br/>
+        <w:t xml:space="preserve">    PacketHeader h; uint8_t mapId; int16_t startX[2], startY[2];</w:t>
+        <w:br/>
+        <w:t xml:space="preserve">};</w:t>
+        <w:br/>
+        <w:t xml:space="preserve">// keys: bit0~3 = W, A, S, D</w:t>
+        <w:br/>
+        <w:t xml:space="preserve">struct C2S_Input {</w:t>
+        <w:br/>
+        <w:t xml:space="preserve">    PacketHeader h; uint32_t seq; uint8_t keys; float aimAngle;</w:t>
+        <w:br/>
+        <w:t xml:space="preserve">};</w:t>
+        <w:br/>
+        <w:t xml:space="preserve">// cardIndex: 0~2 / choices: 무기 번호 3개</w:t>
+        <w:br/>
+        <w:t xml:space="preserve">struct C2S_SelectWeapon { PacketHeader h; uint8_t cardIndex; };</w:t>
+        <w:br/>
+        <w:t xml:space="preserve">struct S2C_LevelUp      { PacketHeader h; uint8_t choices[3]; };</w:t>
+        <w:br/>
+        <w:t xml:space="preserve">struct S2C_BossAlert    { PacketHeader h; uint8_t bossType; };</w:t>
+        <w:br/>
+        <w:t xml:space="preserve">// result: 0 클리어, 1 게임 오버</w:t>
+        <w:br/>
+        <w:t xml:space="preserve">struct S2C_GameResult   { PacketHeader h; uint8_t result; };</w:t>
+        <w:br/>
+        <w:br/>
+        <w:t xml:space="preserve">// 스냅샷 머리. 본문은 아래 순서대로 이어 붙인다</w:t>
+        <w:br/>
+        <w:t xml:space="preserve">struct S2C_SnapshotHead {</w:t>
+        <w:br/>
+        <w:t xml:space="preserve">    PacketHeader h; uint32_t tick; uint8_t fragIndex, fragCount;</w:t>
+        <w:br/>
+        <w:t xml:space="preserve">};</w:t>
+        <w:br/>
+        <w:t xml:space="preserve">#pragma pack(pop)</w:t>
+      </w:r>
+    </w:p>
+    <w:p>
+      <w:pPr/>
+      <w:r>
+        <w:t xml:space="preserve">S2C_SNAPSHOT 본문 순서(길이가 바뀌는 패킷이라 순서를 고정한다):</w:t>
+      </w:r>
+    </w:p>
+    <w:p>
+      <w:pPr>
+        <w:pStyle w:val="ListParagraph"/>
+        <w:numPr>
+          <w:ilvl w:val="0"/>
+          <w:numId w:val="10"/>
+        </w:numPr>
+      </w:pPr>
+      <w:r>
+        <w:t xml:space="preserve">모든 조각: S2C_SnapshotHead → PlayerState × 2 → uint16 적 수 → EnemyState 배열. 플레이어는 조각마다 넣어 어느 조각이 와도 내 캐릭터가 갱신된다.</w:t>
+      </w:r>
+    </w:p>
+    <w:p>
+      <w:pPr>
+        <w:pStyle w:val="ListParagraph"/>
+        <w:numPr>
+          <w:ilvl w:val="0"/>
+          <w:numId w:val="10"/>
         </w:numPr>
       </w:pPr>
       <w:r>
@@ -4183,91 +4266,11 @@
         <w:pStyle w:val="ListParagraph"/>
         <w:numPr>
           <w:ilvl w:val="0"/>
-          <w:numId w:val="10"/>
+          <w:numId w:val="11"/>
         </w:numPr>
       </w:pPr>
       <w:r>
         <w:t xml:space="preserve">RecvEvent·SendEvent는 패킷 바이트를 복사해 담는다. 메인 스레드의 수신 버퍼는 다음 recv에서 다시 쓰이므로 포인터만 넘기면 월드가 읽기 전에 내용이 바뀔 수 있다.</w:t>
-      </w:r>
-    </w:p>
-    <w:p>
-      <w:pPr>
-        <w:pStyle w:val="ListParagraph"/>
-        <w:numPr>
-          <w:ilvl w:val="0"/>
-          <w:numId w:val="10"/>
-        </w:numPr>
-      </w:pPr>
-      <w:r>
-        <w:t xml:space="preserve">세션이 끊기면 메인은 kind = Disconnect인 RecvEvent를 넣고, 월드는 OnDisconnect에서 그 플레이어를 사망으로 처리한다(2장 접속 끊김 규칙).</w:t>
-      </w:r>
-    </w:p>
-    <w:p>
-      <w:pPr>
-        <w:pStyle w:val="ListParagraph"/>
-        <w:numPr>
-          <w:ilvl w:val="0"/>
-          <w:numId w:val="10"/>
-        </w:numPr>
-      </w:pPr>
-      <w:r>
-        <w:t xml:space="preserve">메인은 SendEvent의 udp 값으로 소켓을 고른다. true면 Session에 등록된 UDP 주소로 sendto, false면 그 Session의 TCP 송신 버퍼에 붙여 send한다.</w:t>
-      </w:r>
-    </w:p>
-    <w:p>
-      <w:pPr>
-        <w:pStyle w:val="ListParagraph"/>
-        <w:numPr>
-          <w:ilvl w:val="0"/>
-          <w:numId w:val="10"/>
-        </w:numPr>
-      </w:pPr>
-      <w:r>
-        <w:t xml:space="preserve">World::ThreadMain은 CreateThread에 넘기는 정적 함수이고, self로 받은 World 포인터의 루프를 돈다.</w:t>
-      </w:r>
-    </w:p>
-    <w:p>
-      <w:pPr>
-        <w:pStyle w:val="Heading3"/>
-      </w:pPr>
-      <w:r>
-        <w:t xml:space="preserve">네트워크 I/O 모델</w:t>
-      </w:r>
-    </w:p>
-    <w:p>
-      <w:pPr/>
-      <w:r>
-        <w:t xml:space="preserve">서버는 WSAPoll, 클라이언트는 TCP 수신 스레드와 UDP 수신 스레드를 하나씩 두고 각각 블로킹 recv/recvfrom을 한다. WSAPoll은 Select 모델과 같은 원리로, 한 스레드가 여러 소켓을 처리한다. </w:t>
-      </w:r>
-    </w:p>
-    <w:p>
-      <w:pPr/>
-      <w:r>
-        <w:rPr>
-          <w:b/>
-        </w:rPr>
-        <w:t xml:space="preserve">WSAPoll</w:t>
-      </w:r>
-      <w:r>
-        <w:rPr>
-          <w:b/>
-        </w:rPr>
-        <w:t xml:space="preserve">:</w:t>
-      </w:r>
-      <w:r>
-        <w:rPr>
-          <w:b/>
-        </w:rPr>
-        <w:t xml:space="preserve"> </w:t>
-      </w:r>
-      <w:r>
-        <w:t xml:space="preserve">pollfd 배열 하나로 listen 소켓, 클라 TCP 소켓 2개, UDP 소켓 1개를 감시한다. 네트워크를 메인 스레드 하나가 맡고 월드 스레드와는 큐 2개로만 연결된다.</w:t>
-      </w:r>
-    </w:p>
-    <w:p>
-      <w:pPr/>
-      <w:r>
-        <w:t xml:space="preserve">WSAPoll 구현 시 지킬 것:</w:t>
       </w:r>
     </w:p>
     <w:p>
@@ -4279,16 +4282,7 @@
         </w:numPr>
       </w:pPr>
       <w:r>
-        <w:t xml:space="preserve">서버의 세션 TCP 소켓과 UDP 소켓은 </w:t>
-      </w:r>
-      <w:r>
-        <w:rPr>
-          <w:rStyle w:val="CodeChar"/>
-        </w:rPr>
-        <w:t xml:space="preserve">ioctlsocket(FIONBIO)</w:t>
-      </w:r>
-      <w:r>
-        <w:t xml:space="preserve">로 논블로킹으로 두고, send가 다 못 보낸 바이트는 Session 송신 버퍼에 남겨 다음 루프에 이어 보낸다.</w:t>
+        <w:t xml:space="preserve">세션이 끊기면 메인은 kind = Disconnect인 RecvEvent를 넣고, 월드는 OnDisconnect에서 그 플레이어를 사망으로 처리한다(2장 접속 끊김 규칙).</w:t>
       </w:r>
     </w:p>
     <w:p>
@@ -4300,7 +4294,7 @@
         </w:numPr>
       </w:pPr>
       <w:r>
-        <w:t xml:space="preserve">POLLOUT은 송신 버퍼에 남은 데이터가 있을 때만 켠다. 항상 켜두면 WSAPoll이 계속 바로 리턴해 CPU를 다 쓴다.</w:t>
+        <w:t xml:space="preserve">메인은 SendEvent의 udp 값으로 소켓을 고른다. true면 Session에 등록된 UDP 주소로 sendto, false면 그 Session의 TCP 송신 버퍼에 붙여 send한다.</w:t>
       </w:r>
     </w:p>
     <w:p>
@@ -4312,7 +4306,51 @@
         </w:numPr>
       </w:pPr>
       <w:r>
-        <w:t xml:space="preserve">POLLHUP·POLLERR이 오거나 recv가 0을 돌려주면 세션을 정리하고, 월드에 Disconnect 이벤트를 넣는다.</w:t>
+        <w:t xml:space="preserve">World::ThreadMain은 CreateThread에 넘기는 정적 함수이고, self로 받은 World 포인터의 루프를 돈다.</w:t>
+      </w:r>
+    </w:p>
+    <w:p>
+      <w:pPr>
+        <w:pStyle w:val="Heading3"/>
+      </w:pPr>
+      <w:r>
+        <w:t xml:space="preserve">네트워크 I/O 모델</w:t>
+      </w:r>
+    </w:p>
+    <w:p>
+      <w:pPr/>
+      <w:r>
+        <w:t xml:space="preserve">서버는 WSAPoll, 클라이언트는 TCP 수신 스레드와 UDP 수신 스레드를 하나씩 두고 각각 블로킹 recv/recvfrom을 한다. WSAPoll은 Select 모델과 같은 원리로, 한 스레드가 여러 소켓을 처리한다. </w:t>
+      </w:r>
+    </w:p>
+    <w:p>
+      <w:pPr/>
+      <w:r>
+        <w:rPr>
+          <w:b/>
+        </w:rPr>
+        <w:t xml:space="preserve">WSAPoll</w:t>
+      </w:r>
+      <w:r>
+        <w:rPr>
+          <w:b/>
+        </w:rPr>
+        <w:t xml:space="preserve">:</w:t>
+      </w:r>
+      <w:r>
+        <w:rPr>
+          <w:b/>
+        </w:rPr>
+        <w:t xml:space="preserve"> </w:t>
+      </w:r>
+      <w:r>
+        <w:t xml:space="preserve">pollfd 배열 하나로 listen 소켓, 클라 TCP 소켓 2개, UDP 소켓 1개를 감시한다. 네트워크를 메인 스레드 하나가 맡고 월드 스레드와는 큐 2개로만 연결된다.</w:t>
+      </w:r>
+    </w:p>
+    <w:p>
+      <w:pPr/>
+      <w:r>
+        <w:t xml:space="preserve">WSAPoll 구현 시 지킬 것:</w:t>
       </w:r>
     </w:p>
     <w:p>
@@ -4320,7 +4358,52 @@
         <w:pStyle w:val="ListParagraph"/>
         <w:numPr>
           <w:ilvl w:val="0"/>
-          <w:numId w:val="11"/>
+          <w:numId w:val="12"/>
+        </w:numPr>
+      </w:pPr>
+      <w:r>
+        <w:t xml:space="preserve">서버의 세션 TCP 소켓과 UDP 소켓은 </w:t>
+      </w:r>
+      <w:r>
+        <w:rPr>
+          <w:rStyle w:val="CodeChar"/>
+        </w:rPr>
+        <w:t xml:space="preserve">ioctlsocket(FIONBIO)</w:t>
+      </w:r>
+      <w:r>
+        <w:t xml:space="preserve">로 논블로킹으로 두고, send가 다 못 보낸 바이트는 Session 송신 버퍼에 남겨 다음 루프에 이어 보낸다.</w:t>
+      </w:r>
+    </w:p>
+    <w:p>
+      <w:pPr>
+        <w:pStyle w:val="ListParagraph"/>
+        <w:numPr>
+          <w:ilvl w:val="0"/>
+          <w:numId w:val="12"/>
+        </w:numPr>
+      </w:pPr>
+      <w:r>
+        <w:t xml:space="preserve">POLLOUT은 송신 버퍼에 남은 데이터가 있을 때만 켠다. 항상 켜두면 WSAPoll이 계속 바로 리턴해 CPU를 다 쓴다.</w:t>
+      </w:r>
+    </w:p>
+    <w:p>
+      <w:pPr>
+        <w:pStyle w:val="ListParagraph"/>
+        <w:numPr>
+          <w:ilvl w:val="0"/>
+          <w:numId w:val="12"/>
+        </w:numPr>
+      </w:pPr>
+      <w:r>
+        <w:t xml:space="preserve">POLLHUP·POLLERR이 오거나 recv가 0을 돌려주면 세션을 정리하고, 월드에 Disconnect 이벤트를 넣는다.</w:t>
+      </w:r>
+    </w:p>
+    <w:p>
+      <w:pPr>
+        <w:pStyle w:val="ListParagraph"/>
+        <w:numPr>
+          <w:ilvl w:val="0"/>
+          <w:numId w:val="12"/>
         </w:numPr>
       </w:pPr>
       <w:r>
@@ -5083,56 +5166,11 @@
         <w:pStyle w:val="ListParagraph"/>
         <w:numPr>
           <w:ilvl w:val="0"/>
-          <w:numId w:val="12"/>
+          <w:numId w:val="13"/>
         </w:numPr>
       </w:pPr>
       <w:r>
         <w:t xml:space="preserve">공유하는 스레드가 모두 같은 프로세스 안에 있다. 뮤텍스는 프로세스 간 동기화용 커널 객체라 여기서는 필요 없다.</w:t>
-      </w:r>
-    </w:p>
-    <w:p>
-      <w:pPr>
-        <w:pStyle w:val="ListParagraph"/>
-        <w:numPr>
-          <w:ilvl w:val="0"/>
-          <w:numId w:val="12"/>
-        </w:numPr>
-      </w:pPr>
-      <w:r>
-        <w:t xml:space="preserve">임계영역은 경합이 없을 때 커널 모드로 들어가지 않아 빠르다. 큐는 매 틱 여러 번 잠기므로 비용이 중요하다.</w:t>
-      </w:r>
-    </w:p>
-    <w:p>
-      <w:pPr>
-        <w:pStyle w:val="ListParagraph"/>
-        <w:numPr>
-          <w:ilvl w:val="0"/>
-          <w:numId w:val="12"/>
-        </w:numPr>
-      </w:pPr>
-      <w:r>
-        <w:t xml:space="preserve">잠금 안에서는 큐를 로컬 큐와 맞바꾸기(swap)만 하고, 처리는 잠금 밖에서 한다. 잠금 시간이 짧아지고 send/recv가 잠금을 잡고 멈추는 일이 없다.</w:t>
-      </w:r>
-    </w:p>
-    <w:p>
-      <w:pPr>
-        <w:pStyle w:val="ListParagraph"/>
-        <w:numPr>
-          <w:ilvl w:val="0"/>
-          <w:numId w:val="12"/>
-        </w:numPr>
-      </w:pPr>
-      <w:r>
-        <w:t xml:space="preserve">클라이언트 SnapshotBuffer도 같은 원칙을 쓴다. WM_PAINT는 잠금 안에서 스냅샷을 지역 변수로 복사만 하고, 그리기는 잠금 밖에서 한다. 그리는 동안 수신 스레드가 기다리지 않는다.</w:t>
-      </w:r>
-    </w:p>
-    <w:p>
-      <w:pPr/>
-      <w:r>
-        <w:rPr>
-          <w:b/>
-        </w:rPr>
-        <w:t xml:space="preserve">이벤트를 고른 이유</w:t>
       </w:r>
     </w:p>
     <w:p>
@@ -5144,7 +5182,7 @@
         </w:numPr>
       </w:pPr>
       <w:r>
-        <w:t xml:space="preserve">월드 스레드는 2명이 접속하고 맵이 정해질 때까지 할 일이 없다. 바쁜 대기 대신 WaitForSingleObject로 잠들었다가 메인의 SetEvent로 깨어난다.</w:t>
+        <w:t xml:space="preserve">임계영역은 경합이 없을 때 커널 모드로 들어가지 않아 빠르다. 큐는 매 틱 여러 번 잠기므로 비용이 중요하다.</w:t>
       </w:r>
     </w:p>
     <w:p>
@@ -5156,7 +5194,7 @@
         </w:numPr>
       </w:pPr>
       <w:r>
-        <w:t xml:space="preserve">수동 리셋으로 두어, 한 번 시작하면 게임이 끝날 때까지 신호 상태를 유지한다.</w:t>
+        <w:t xml:space="preserve">잠금 안에서는 큐를 로컬 큐와 맞바꾸기(swap)만 하고, 처리는 잠금 밖에서 한다. 잠금 시간이 짧아지고 send/recv가 잠금을 잡고 멈추는 일이 없다.</w:t>
       </w:r>
     </w:p>
     <w:p>
@@ -5165,6 +5203,51 @@
         <w:numPr>
           <w:ilvl w:val="0"/>
           <w:numId w:val="13"/>
+        </w:numPr>
+      </w:pPr>
+      <w:r>
+        <w:t xml:space="preserve">클라이언트 SnapshotBuffer도 같은 원칙을 쓴다. WM_PAINT는 잠금 안에서 스냅샷을 지역 변수로 복사만 하고, 그리기는 잠금 밖에서 한다. 그리는 동안 수신 스레드가 기다리지 않는다.</w:t>
+      </w:r>
+    </w:p>
+    <w:p>
+      <w:pPr/>
+      <w:r>
+        <w:rPr>
+          <w:b/>
+        </w:rPr>
+        <w:t xml:space="preserve">이벤트를 고른 이유</w:t>
+      </w:r>
+    </w:p>
+    <w:p>
+      <w:pPr>
+        <w:pStyle w:val="ListParagraph"/>
+        <w:numPr>
+          <w:ilvl w:val="0"/>
+          <w:numId w:val="14"/>
+        </w:numPr>
+      </w:pPr>
+      <w:r>
+        <w:t xml:space="preserve">월드 스레드는 2명이 접속하고 맵이 정해질 때까지 할 일이 없다. 바쁜 대기 대신 WaitForSingleObject로 잠들었다가 메인의 SetEvent로 깨어난다.</w:t>
+      </w:r>
+    </w:p>
+    <w:p>
+      <w:pPr>
+        <w:pStyle w:val="ListParagraph"/>
+        <w:numPr>
+          <w:ilvl w:val="0"/>
+          <w:numId w:val="14"/>
+        </w:numPr>
+      </w:pPr>
+      <w:r>
+        <w:t xml:space="preserve">수동 리셋으로 두어, 한 번 시작하면 게임이 끝날 때까지 신호 상태를 유지한다.</w:t>
+      </w:r>
+    </w:p>
+    <w:p>
+      <w:pPr>
+        <w:pStyle w:val="ListParagraph"/>
+        <w:numPr>
+          <w:ilvl w:val="0"/>
+          <w:numId w:val="14"/>
         </w:numPr>
       </w:pPr>
       <w:r>
@@ -5730,7 +5813,7 @@
         <w:pStyle w:val="ListParagraph"/>
         <w:numPr>
           <w:ilvl w:val="0"/>
-          <w:numId w:val="14"/>
+          <w:numId w:val="15"/>
         </w:numPr>
       </w:pPr>
       <w:r>
@@ -5742,7 +5825,7 @@
         <w:pStyle w:val="ListParagraph"/>
         <w:numPr>
           <w:ilvl w:val="0"/>
-          <w:numId w:val="14"/>
+          <w:numId w:val="15"/>
         </w:numPr>
       </w:pPr>
       <w:r>
@@ -5754,7 +5837,7 @@
         <w:pStyle w:val="ListParagraph"/>
         <w:numPr>
           <w:ilvl w:val="0"/>
-          <w:numId w:val="14"/>
+          <w:numId w:val="15"/>
         </w:numPr>
       </w:pPr>
       <w:r>
@@ -5766,7 +5849,7 @@
         <w:pStyle w:val="ListParagraph"/>
         <w:numPr>
           <w:ilvl w:val="0"/>
-          <w:numId w:val="14"/>
+          <w:numId w:val="15"/>
         </w:numPr>
       </w:pPr>
       <w:r>
@@ -5864,7 +5947,7 @@
           <w:p>
             <w:pPr/>
             <w:r>
-              <w:t xml:space="preserve">Visual Studio 2022, C++17</w:t>
+              <w:t xml:space="preserve">Visual Studio 2026, C++17</w:t>
             </w:r>
           </w:p>
         </w:tc>
@@ -5936,7 +6019,7 @@
           <w:p>
             <w:pPr/>
             <w:r>
-              <w:t xml:space="preserve">Win32 API + GDI+ (원작 그대로)</w:t>
+              <w:t xml:space="preserve">Win32 API + GDI+ 원본 소스</w:t>
             </w:r>
           </w:p>
         </w:tc>
@@ -5960,7 +6043,7 @@
           <w:p>
             <w:pPr/>
             <w:r>
-              <w:t xml:space="preserve">Aseprite (원작 리소스)</w:t>
+              <w:t xml:space="preserve">Aseprite</w:t>
             </w:r>
           </w:p>
         </w:tc>
@@ -7888,6 +7971,9 @@
     <w:abstractNumId w:val="0"/>
   </w:num>
   <w:num w:numId="14">
+    <w:abstractNumId w:val="0"/>
+  </w:num>
+  <w:num w:numId="15">
     <w:abstractNumId w:val="0"/>
   </w:num>
 </w:numbering>
